--- a/Presentation_Reports/Group_09_Progress_report_2.docx
+++ b/Presentation_Reports/Group_09_Progress_report_2.docx
@@ -1244,7 +1244,7 @@
         <mc:AlternateContent>
           <mc:Choice Requires="wps">
             <w:drawing>
-              <wp:anchor distT="0" distB="0" distL="114300" distR="114300" simplePos="0" relativeHeight="251725824" behindDoc="0" locked="0" layoutInCell="1" allowOverlap="1" wp14:anchorId="6D15C2F7" wp14:editId="17A1986D">
+              <wp:anchor distT="0" distB="0" distL="114300" distR="114300" simplePos="0" relativeHeight="251725824" behindDoc="0" locked="0" layoutInCell="1" allowOverlap="1" wp14:anchorId="6D15C2F7" wp14:editId="0859E956">
                 <wp:simplePos x="0" y="0"/>
                 <wp:positionH relativeFrom="margin">
                   <wp:align>center</wp:align>
@@ -1492,9 +1492,120 @@
     </w:p>
     <w:p>
       <w:pPr>
+        <w:pStyle w:val="Heading2"/>
+      </w:pPr>
+      <w:r>
+        <w:t>Hardware Circuit</w:t>
+      </w:r>
+      <w:r>
+        <w:t xml:space="preserve"> Diagram</w:t>
+      </w:r>
+    </w:p>
+    <w:p>
+      <w:pPr>
+        <w:pStyle w:val="contentnormal"/>
+        <w:keepNext/>
+      </w:pPr>
+      <w:r>
+        <w:drawing>
+          <wp:inline distT="0" distB="0" distL="0" distR="0" wp14:anchorId="7D214A35" wp14:editId="2587DB33">
+            <wp:extent cx="5731510" cy="2849880"/>
+            <wp:effectExtent l="0" t="0" r="0" b="0"/>
+            <wp:docPr id="84794742" name="Picture 1"/>
+            <wp:cNvGraphicFramePr>
+              <a:graphicFrameLocks xmlns:a="http://schemas.openxmlformats.org/drawingml/2006/main" noChangeAspect="1"/>
+            </wp:cNvGraphicFramePr>
+            <a:graphic xmlns:a="http://schemas.openxmlformats.org/drawingml/2006/main">
+              <a:graphicData uri="http://schemas.openxmlformats.org/drawingml/2006/picture">
+                <pic:pic xmlns:pic="http://schemas.openxmlformats.org/drawingml/2006/picture">
+                  <pic:nvPicPr>
+                    <pic:cNvPr id="84794742" name=""/>
+                    <pic:cNvPicPr/>
+                  </pic:nvPicPr>
+                  <pic:blipFill>
+                    <a:blip r:embed="rId12"/>
+                    <a:stretch>
+                      <a:fillRect/>
+                    </a:stretch>
+                  </pic:blipFill>
+                  <pic:spPr>
+                    <a:xfrm>
+                      <a:off x="0" y="0"/>
+                      <a:ext cx="5731510" cy="2849880"/>
+                    </a:xfrm>
+                    <a:prstGeom prst="rect">
+                      <a:avLst/>
+                    </a:prstGeom>
+                  </pic:spPr>
+                </pic:pic>
+              </a:graphicData>
+            </a:graphic>
+          </wp:inline>
+        </w:drawing>
+      </w:r>
+    </w:p>
+    <w:p>
+      <w:pPr>
+        <w:pStyle w:val="Caption"/>
+      </w:pPr>
+      <w:r>
+        <w:t xml:space="preserve">Figure </w:t>
+      </w:r>
+      <w:r>
+        <w:fldChar w:fldCharType="begin"/>
+      </w:r>
+      <w:r>
+        <w:instrText xml:space="preserve"> STYLEREF 1 \s </w:instrText>
+      </w:r>
+      <w:r>
+        <w:fldChar w:fldCharType="separate"/>
+      </w:r>
+      <w:r>
+        <w:rPr>
+          <w:noProof/>
+        </w:rPr>
+        <w:t>1</w:t>
+      </w:r>
+      <w:r>
+        <w:fldChar w:fldCharType="end"/>
+      </w:r>
+      <w:r>
+        <w:t>.</w:t>
+      </w:r>
+      <w:r>
+        <w:fldChar w:fldCharType="begin"/>
+      </w:r>
+      <w:r>
+        <w:instrText xml:space="preserve"> SEQ Figure \* ARABIC \s 1 </w:instrText>
+      </w:r>
+      <w:r>
+        <w:fldChar w:fldCharType="separate"/>
+      </w:r>
+      <w:r>
+        <w:rPr>
+          <w:noProof/>
+        </w:rPr>
+        <w:t>3</w:t>
+      </w:r>
+      <w:r>
+        <w:fldChar w:fldCharType="end"/>
+      </w:r>
+      <w:r>
+        <w:t xml:space="preserve"> </w:t>
+      </w:r>
+      <w:r>
+        <w:t>Hardware Circuit</w:t>
+      </w:r>
+      <w:r>
+        <w:t xml:space="preserve"> Diagram</w:t>
+      </w:r>
+    </w:p>
+    <w:p>
+      <w:pPr>
         <w:pStyle w:val="Heading1"/>
       </w:pPr>
       <w:r>
+        <w:lastRenderedPageBreak/>
         <w:t>Module Specifications</w:t>
       </w:r>
     </w:p>
@@ -1559,16 +1670,137 @@
         <w:pStyle w:val="Heading2"/>
       </w:pPr>
       <w:r>
+        <w:t>Coordinate Mapping Module</w:t>
+      </w:r>
+    </w:p>
+    <w:p>
+      <w:pPr>
+        <w:pStyle w:val="contentnormal"/>
+      </w:pPr>
+      <w:r>
+        <w:t>This module, running on the Raspberry Pi, converts the chess engine's move into physical coordinates, computes the required joint angles using inverse kinematics, and sends the corresponding servo angle commands to the Arduino Uno.</w:t>
+      </w:r>
+    </w:p>
+    <w:p>
+      <w:pPr>
+        <w:pStyle w:val="Heading2"/>
+      </w:pPr>
+      <w:r>
+        <w:t>Robotic Arm Control Module</w:t>
+      </w:r>
+    </w:p>
+    <w:p>
+      <w:pPr>
+        <w:pStyle w:val="contentnormal"/>
+      </w:pPr>
+      <w:r>
+        <w:t>This module receives servo angle commands from the Raspberry Pi and controls the robotic arm by generating PWM signals for the servo motors, enabling accurate pick-and-place operations on the chessboard.</w:t>
+      </w:r>
+    </w:p>
+    <w:p>
+      <w:pPr>
+        <w:pStyle w:val="Heading2"/>
+      </w:pPr>
+      <w:r>
+        <w:t>Game Management Module</w:t>
+      </w:r>
+    </w:p>
+    <w:p>
+      <w:pPr>
+        <w:pStyle w:val="contentnormal"/>
+      </w:pPr>
+      <w:r>
+        <w:t>This module manages the overall game flow by maintaining the game state, coordinating communication between all modules, handling player turns, and ensuring smooth execution of the chess game.</w:t>
+      </w:r>
+    </w:p>
+    <w:p>
+      <w:pPr>
+        <w:pStyle w:val="Heading1"/>
+      </w:pPr>
+      <w:r>
+        <w:t>Technology Stack Selection</w:t>
+      </w:r>
+    </w:p>
+    <w:p>
+      <w:pPr>
+        <w:pStyle w:val="Heading2"/>
+      </w:pPr>
+      <w:r>
+        <w:t xml:space="preserve">Software </w:t>
+      </w:r>
+    </w:p>
+    <w:p>
+      <w:pPr>
+        <w:pStyle w:val="contentlist"/>
+      </w:pPr>
+      <w:r>
+        <w:t>Programming Language</w:t>
+      </w:r>
+      <w:r>
+        <w:t>:</w:t>
+      </w:r>
+      <w:r>
+        <w:t xml:space="preserve"> Python, C</w:t>
+      </w:r>
+    </w:p>
+    <w:p>
+      <w:pPr>
+        <w:pStyle w:val="contentlist"/>
+      </w:pPr>
+      <w:r>
+        <w:t xml:space="preserve">Game Interface: </w:t>
+      </w:r>
+      <w:r>
+        <w:t>HTML, CSS, JavaScript</w:t>
+      </w:r>
+    </w:p>
+    <w:p>
+      <w:pPr>
+        <w:pStyle w:val="contentlist"/>
+      </w:pPr>
+      <w:r>
+        <w:t>Operating System: Raspberry Pi OS</w:t>
+      </w:r>
+    </w:p>
+    <w:p>
+      <w:pPr>
+        <w:pStyle w:val="contentlist"/>
+      </w:pPr>
+      <w:r>
+        <w:t>Computer Vision Library: OpenCV</w:t>
+      </w:r>
+    </w:p>
+    <w:p>
+      <w:pPr>
+        <w:pStyle w:val="contentlist"/>
+      </w:pPr>
+      <w:r>
+        <w:t>Chess Engine: Stockfish</w:t>
+      </w:r>
+    </w:p>
+    <w:p>
+      <w:pPr>
+        <w:pStyle w:val="contentlist"/>
+      </w:pPr>
+      <w:r>
         <w:lastRenderedPageBreak/>
-        <w:t>Coordinate Mapping Module</w:t>
-      </w:r>
-    </w:p>
-    <w:p>
-      <w:pPr>
-        <w:pStyle w:val="contentnormal"/>
-      </w:pPr>
-      <w:r>
-        <w:t>This module, running on the Raspberry Pi, converts the chess engine's move into physical coordinates, computes the required joint angles using inverse kinematics, and sends the corresponding servo angle commands to the Arduino Uno.</w:t>
+        <w:t>Communication Protocol: Serial UART</w:t>
+      </w:r>
+    </w:p>
+    <w:p>
+      <w:pPr>
+        <w:pStyle w:val="contentlist"/>
+      </w:pPr>
+      <w:r>
+        <w:t>Arduino IDE for motor control programming</w:t>
+      </w:r>
+    </w:p>
+    <w:p>
+      <w:pPr>
+        <w:pStyle w:val="contentlist"/>
+      </w:pPr>
+      <w:r>
+        <w:t>Database: PostgreSQL</w:t>
       </w:r>
     </w:p>
     <w:p>
@@ -1576,31 +1808,98 @@
         <w:pStyle w:val="Heading2"/>
       </w:pPr>
       <w:r>
-        <w:t>Robotic Arm Control Module</w:t>
-      </w:r>
-    </w:p>
-    <w:p>
-      <w:pPr>
-        <w:pStyle w:val="contentnormal"/>
-      </w:pPr>
-      <w:r>
-        <w:t>This module receives servo angle commands from the Raspberry Pi and controls the robotic arm by generating PWM signals for the servo motors, enabling accurate pick-and-place operations on the chessboard.</w:t>
-      </w:r>
-    </w:p>
-    <w:p>
-      <w:pPr>
-        <w:pStyle w:val="Heading2"/>
-      </w:pPr>
-      <w:r>
-        <w:t>Game Management Module</w:t>
-      </w:r>
-    </w:p>
-    <w:p>
-      <w:pPr>
-        <w:pStyle w:val="contentnormal"/>
-      </w:pPr>
-      <w:r>
-        <w:t>This module manages the overall game flow by maintaining the game state, coordinating communication between all modules, handling player turns, and ensuring smooth execution of the chess game.</w:t>
+        <w:t>Hardware</w:t>
+      </w:r>
+    </w:p>
+    <w:p>
+      <w:pPr>
+        <w:pStyle w:val="contentlist"/>
+      </w:pPr>
+      <w:r>
+        <w:t xml:space="preserve">Raspberry Pi </w:t>
+      </w:r>
+      <w:r>
+        <w:t>3B+</w:t>
+      </w:r>
+    </w:p>
+    <w:p>
+      <w:pPr>
+        <w:pStyle w:val="contentlist"/>
+      </w:pPr>
+      <w:r>
+        <w:t>Arduino UNO</w:t>
+      </w:r>
+      <w:r>
+        <w:t xml:space="preserve"> R3</w:t>
+      </w:r>
+    </w:p>
+    <w:p>
+      <w:pPr>
+        <w:pStyle w:val="contentlist"/>
+      </w:pPr>
+      <w:r>
+        <w:t>6-DOF Robotic Arm</w:t>
+      </w:r>
+    </w:p>
+    <w:p>
+      <w:pPr>
+        <w:pStyle w:val="contentlist"/>
+      </w:pPr>
+      <w:r>
+        <w:t xml:space="preserve">Servo Motors </w:t>
+      </w:r>
+      <w:r>
+        <w:t>– SG 1501MG</w:t>
+      </w:r>
+    </w:p>
+    <w:p>
+      <w:pPr>
+        <w:pStyle w:val="contentlist"/>
+      </w:pPr>
+      <w:r>
+        <w:t xml:space="preserve">Servo </w:t>
+      </w:r>
+      <w:r>
+        <w:t>Driver</w:t>
+      </w:r>
+      <w:r>
+        <w:t xml:space="preserve"> – PCA9685</w:t>
+      </w:r>
+    </w:p>
+    <w:p>
+      <w:pPr>
+        <w:pStyle w:val="contentlist"/>
+      </w:pPr>
+      <w:r>
+        <w:t>Camera/Camera Module</w:t>
+      </w:r>
+    </w:p>
+    <w:p>
+      <w:pPr>
+        <w:pStyle w:val="contentlist"/>
+      </w:pPr>
+      <w:r>
+        <w:t>Camera Stand</w:t>
+      </w:r>
+    </w:p>
+    <w:p>
+      <w:pPr>
+        <w:pStyle w:val="contentlist"/>
+      </w:pPr>
+      <w:r>
+        <w:t xml:space="preserve">Miscellaneous: </w:t>
+      </w:r>
+      <w:r>
+        <w:t>External Power Supply</w:t>
+      </w:r>
+      <w:r>
+        <w:t>, Jumper Wires</w:t>
+      </w:r>
+      <w:r>
+        <w:t>,</w:t>
+      </w:r>
+      <w:r>
+        <w:t xml:space="preserve"> etc.</w:t>
       </w:r>
     </w:p>
     <w:p>
@@ -1608,195 +1907,6 @@
         <w:pStyle w:val="Heading1"/>
       </w:pPr>
       <w:r>
-        <w:t>Technology Stack Selection</w:t>
-      </w:r>
-    </w:p>
-    <w:p>
-      <w:pPr>
-        <w:pStyle w:val="Heading2"/>
-      </w:pPr>
-      <w:r>
-        <w:t xml:space="preserve">Software </w:t>
-      </w:r>
-    </w:p>
-    <w:p>
-      <w:pPr>
-        <w:pStyle w:val="contentlist"/>
-      </w:pPr>
-      <w:r>
-        <w:t>Programming Language</w:t>
-      </w:r>
-      <w:r>
-        <w:t>:</w:t>
-      </w:r>
-      <w:r>
-        <w:t xml:space="preserve"> Python, C</w:t>
-      </w:r>
-    </w:p>
-    <w:p>
-      <w:pPr>
-        <w:pStyle w:val="contentlist"/>
-      </w:pPr>
-      <w:r>
-        <w:t xml:space="preserve">Game Interface: </w:t>
-      </w:r>
-      <w:r>
-        <w:t>HTML, CSS, JavaScript</w:t>
-      </w:r>
-    </w:p>
-    <w:p>
-      <w:pPr>
-        <w:pStyle w:val="contentlist"/>
-      </w:pPr>
-      <w:r>
-        <w:t>Operating System: Raspberry Pi OS</w:t>
-      </w:r>
-    </w:p>
-    <w:p>
-      <w:pPr>
-        <w:pStyle w:val="contentlist"/>
-      </w:pPr>
-      <w:r>
-        <w:t>Computer Vision Library: OpenCV</w:t>
-      </w:r>
-    </w:p>
-    <w:p>
-      <w:pPr>
-        <w:pStyle w:val="contentlist"/>
-      </w:pPr>
-      <w:r>
-        <w:t>Chess Engine: Stockfish</w:t>
-      </w:r>
-    </w:p>
-    <w:p>
-      <w:pPr>
-        <w:pStyle w:val="contentlist"/>
-      </w:pPr>
-      <w:r>
-        <w:t>Communication Protocol: Serial UART</w:t>
-      </w:r>
-    </w:p>
-    <w:p>
-      <w:pPr>
-        <w:pStyle w:val="contentlist"/>
-      </w:pPr>
-      <w:r>
-        <w:t>Arduino IDE for motor control programming</w:t>
-      </w:r>
-    </w:p>
-    <w:p>
-      <w:pPr>
-        <w:pStyle w:val="contentlist"/>
-      </w:pPr>
-      <w:r>
-        <w:t>Database: PostgreSQL</w:t>
-      </w:r>
-    </w:p>
-    <w:p>
-      <w:pPr>
-        <w:pStyle w:val="Heading2"/>
-      </w:pPr>
-      <w:r>
-        <w:t>Hardware</w:t>
-      </w:r>
-    </w:p>
-    <w:p>
-      <w:pPr>
-        <w:pStyle w:val="contentlist"/>
-      </w:pPr>
-      <w:r>
-        <w:t xml:space="preserve">Raspberry Pi </w:t>
-      </w:r>
-      <w:r>
-        <w:t>3B+</w:t>
-      </w:r>
-    </w:p>
-    <w:p>
-      <w:pPr>
-        <w:pStyle w:val="contentlist"/>
-      </w:pPr>
-      <w:r>
-        <w:t>Arduino UNO</w:t>
-      </w:r>
-      <w:r>
-        <w:t xml:space="preserve"> R3</w:t>
-      </w:r>
-    </w:p>
-    <w:p>
-      <w:pPr>
-        <w:pStyle w:val="contentlist"/>
-      </w:pPr>
-      <w:r>
-        <w:t>6-DOF Robotic Arm</w:t>
-      </w:r>
-    </w:p>
-    <w:p>
-      <w:pPr>
-        <w:pStyle w:val="contentlist"/>
-      </w:pPr>
-      <w:r>
-        <w:t xml:space="preserve">Servo Motors </w:t>
-      </w:r>
-      <w:r>
-        <w:t>– SG 1501MG</w:t>
-      </w:r>
-    </w:p>
-    <w:p>
-      <w:pPr>
-        <w:pStyle w:val="contentlist"/>
-      </w:pPr>
-      <w:r>
-        <w:t xml:space="preserve">Servo </w:t>
-      </w:r>
-      <w:r>
-        <w:t>Driver</w:t>
-      </w:r>
-      <w:r>
-        <w:t xml:space="preserve"> – PCA9685</w:t>
-      </w:r>
-    </w:p>
-    <w:p>
-      <w:pPr>
-        <w:pStyle w:val="contentlist"/>
-      </w:pPr>
-      <w:r>
-        <w:t>Camera/Camera Module</w:t>
-      </w:r>
-    </w:p>
-    <w:p>
-      <w:pPr>
-        <w:pStyle w:val="contentlist"/>
-      </w:pPr>
-      <w:r>
-        <w:t>Camera Stand</w:t>
-      </w:r>
-    </w:p>
-    <w:p>
-      <w:pPr>
-        <w:pStyle w:val="contentlist"/>
-      </w:pPr>
-      <w:r>
-        <w:t xml:space="preserve">Miscellaneous: </w:t>
-      </w:r>
-      <w:r>
-        <w:t>External Power Supply</w:t>
-      </w:r>
-      <w:r>
-        <w:t>, Jumper Wires</w:t>
-      </w:r>
-      <w:r>
-        <w:t>,</w:t>
-      </w:r>
-      <w:r>
-        <w:t xml:space="preserve"> etc.</w:t>
-      </w:r>
-    </w:p>
-    <w:p>
-      <w:pPr>
-        <w:pStyle w:val="Heading1"/>
-      </w:pPr>
-      <w:r>
-        <w:lastRenderedPageBreak/>
         <w:t>Literature Review</w:t>
       </w:r>
     </w:p>
@@ -1857,7 +1967,7 @@
         </w:rPr>
         <w:t xml:space="preserve"> </w:t>
       </w:r>
-      <w:hyperlink r:id="rId12" w:history="1">
+      <w:hyperlink r:id="rId13" w:history="1">
         <w:r>
           <w:rPr>
             <w:rStyle w:val="Hyperlink"/>
@@ -1935,7 +2045,7 @@
         </w:rPr>
         <w:t xml:space="preserve">Link: </w:t>
       </w:r>
-      <w:hyperlink r:id="rId13" w:history="1">
+      <w:hyperlink r:id="rId14" w:history="1">
         <w:r>
           <w:rPr>
             <w:rStyle w:val="Hyperlink"/>
@@ -2003,7 +2113,7 @@
         </w:rPr>
         <w:t xml:space="preserve"> </w:t>
       </w:r>
-      <w:hyperlink r:id="rId14" w:history="1">
+      <w:hyperlink r:id="rId15" w:history="1">
         <w:r>
           <w:rPr>
             <w:rStyle w:val="Hyperlink"/>
@@ -2043,6 +2153,7 @@
           <w:b/>
           <w:bCs/>
         </w:rPr>
+        <w:lastRenderedPageBreak/>
         <w:t>An Open-Source Reproducible Chess Robot for Human–Robot Interaction Research</w:t>
       </w:r>
       <w:r>
@@ -2072,7 +2183,7 @@
         </w:rPr>
         <w:t xml:space="preserve"> </w:t>
       </w:r>
-      <w:hyperlink r:id="rId15" w:history="1">
+      <w:hyperlink r:id="rId16" w:history="1">
         <w:r>
           <w:rPr>
             <w:rStyle w:val="Hyperlink"/>
@@ -2118,7 +2229,7 @@
         </w:rPr>
         <w:t xml:space="preserve">Link: </w:t>
       </w:r>
-      <w:hyperlink r:id="rId16" w:history="1">
+      <w:hyperlink r:id="rId17" w:history="1">
         <w:r>
           <w:rPr>
             <w:rStyle w:val="Hyperlink"/>
@@ -2134,7 +2245,6 @@
         <w:pStyle w:val="contentnormal"/>
       </w:pPr>
       <w:r>
-        <w:lastRenderedPageBreak/>
         <w:t xml:space="preserve">Develops a chess-playing robot using computer vision, a collaborative robotic arm, </w:t>
       </w:r>
       <w:proofErr w:type="spellStart"/>
@@ -2192,7 +2302,7 @@
         </w:rPr>
         <w:t xml:space="preserve">Link: </w:t>
       </w:r>
-      <w:hyperlink r:id="rId17" w:history="1">
+      <w:hyperlink r:id="rId18" w:history="1">
         <w:r>
           <w:rPr>
             <w:rStyle w:val="Hyperlink"/>
@@ -2240,7 +2350,7 @@
         </w:rPr>
         <w:t xml:space="preserve">Link: </w:t>
       </w:r>
-      <w:hyperlink r:id="rId18" w:history="1">
+      <w:hyperlink r:id="rId19" w:history="1">
         <w:r>
           <w:rPr>
             <w:rStyle w:val="Hyperlink"/>
@@ -2288,7 +2398,7 @@
         </w:rPr>
         <w:t xml:space="preserve"> </w:t>
       </w:r>
-      <w:hyperlink r:id="rId19" w:history="1">
+      <w:hyperlink r:id="rId20" w:history="1">
         <w:r>
           <w:rPr>
             <w:rStyle w:val="Hyperlink"/>
@@ -2338,7 +2448,7 @@
         </w:rPr>
         <w:t xml:space="preserve"> </w:t>
       </w:r>
-      <w:hyperlink r:id="rId20" w:history="1">
+      <w:hyperlink r:id="rId21" w:history="1">
         <w:r>
           <w:rPr>
             <w:rStyle w:val="Hyperlink"/>
@@ -2363,6 +2473,7 @@
       </w:pPr>
       <w:proofErr w:type="spellStart"/>
       <w:r>
+        <w:lastRenderedPageBreak/>
         <w:t>LuckCow</w:t>
       </w:r>
       <w:proofErr w:type="spellEnd"/>
@@ -2386,7 +2497,7 @@
         </w:rPr>
         <w:t xml:space="preserve">Link: </w:t>
       </w:r>
-      <w:hyperlink r:id="rId21" w:history="1">
+      <w:hyperlink r:id="rId22" w:history="1">
         <w:r>
           <w:rPr>
             <w:rStyle w:val="Hyperlink"/>
@@ -2508,7 +2619,13 @@
               <w:spacing w:line="240" w:lineRule="auto"/>
             </w:pPr>
             <w:r>
-              <w:t>Uses a 4-DOF robotic arm, limiting flexibility and movement precision. The system focuses mainly on integrating computer vision with robotic manipulation</w:t>
+              <w:t xml:space="preserve">Uses a </w:t>
+            </w:r>
+            <w:r>
+              <w:t>4-DOF</w:t>
+            </w:r>
+            <w:r>
+              <w:t xml:space="preserve"> robotic arm, limiting flexibility and movement precision. The system focuses mainly on integrating computer vision with robotic manipulation</w:t>
             </w:r>
           </w:p>
         </w:tc>
@@ -2529,7 +2646,7 @@
             </w:r>
             <w:r>
               <w:rPr>
-                <w:b/>
+                <w:bCs w:val="0"/>
               </w:rPr>
               <w:t>6-DOF robotic arm</w:t>
             </w:r>
@@ -2589,7 +2706,28 @@
               <w:spacing w:line="240" w:lineRule="auto"/>
             </w:pPr>
             <w:r>
-              <w:t>Primarily focuses on robotic arm motion and inverse kinematics without integrating computer vision</w:t>
+              <w:t>Primarily focuses on</w:t>
+            </w:r>
+            <w:r>
+              <w:t xml:space="preserve"> </w:t>
+            </w:r>
+            <w:r>
+              <w:t>arm motion</w:t>
+            </w:r>
+            <w:r>
+              <w:t xml:space="preserve">, </w:t>
+            </w:r>
+            <w:r>
+              <w:t xml:space="preserve">inverse kinematics without </w:t>
+            </w:r>
+            <w:r>
+              <w:t xml:space="preserve">much </w:t>
+            </w:r>
+            <w:r>
+              <w:t>focus on</w:t>
+            </w:r>
+            <w:r>
+              <w:t xml:space="preserve"> computer vision</w:t>
             </w:r>
             <w:r>
               <w:t>.</w:t>
@@ -2609,7 +2747,7 @@
               <w:t>Integrates</w:t>
             </w:r>
             <w:r>
-              <w:t xml:space="preserve"> computer vision, move detection, chess AI, coordinate mapping, and robotic arm control into a complete autonomous chess-playing system.</w:t>
+              <w:t xml:space="preserve"> computer vision, move detection, chess AI, coordinate mapping, and robotic arm control into a complete chess-playing system.</w:t>
             </w:r>
           </w:p>
         </w:tc>
@@ -2628,7 +2766,6 @@
               <w:rPr>
                 <w:b/>
               </w:rPr>
-              <w:lastRenderedPageBreak/>
               <w:t>harshpatel097 – Chess-Playing-AI-Bot</w:t>
             </w:r>
           </w:p>
@@ -2701,7 +2838,7 @@
               <w:spacing w:line="240" w:lineRule="auto"/>
             </w:pPr>
             <w:r>
-              <w:t>Relies on the ROS framework, making the system more complex to configure and deploy for beginners</w:t>
+              <w:t>Relies on the ROS framework, making the system more complex to configure for beginners</w:t>
             </w:r>
             <w:r>
               <w:t>.</w:t>
@@ -2721,10 +2858,7 @@
               <w:t>U</w:t>
             </w:r>
             <w:r>
-              <w:t>ses a simpler Raspberry Pi–Arduino architecture without requiring ROS, making it easier to implement while still supporting computer vision, AI, and robotic arm control</w:t>
-            </w:r>
-            <w:r>
-              <w:t>.</w:t>
+              <w:t>ses a simpler Raspberry Pi–Arduino architecture without requiring ROS, making it easier to implement.</w:t>
             </w:r>
           </w:p>
         </w:tc>
@@ -2773,7 +2907,7 @@
               <w:spacing w:line="240" w:lineRule="auto"/>
             </w:pPr>
             <w:r>
-              <w:t>Provides automation but has a less modular architecture and limited implementation</w:t>
+              <w:t>Provides automation but has a less modular architecture</w:t>
             </w:r>
           </w:p>
         </w:tc>
@@ -2869,9 +3003,9 @@
         <w:tblLook w:val="04A0" w:firstRow="1" w:lastRow="0" w:firstColumn="1" w:lastColumn="0" w:noHBand="0" w:noVBand="1"/>
       </w:tblPr>
       <w:tblGrid>
-        <w:gridCol w:w="3005"/>
-        <w:gridCol w:w="1385"/>
-        <w:gridCol w:w="4626"/>
+        <w:gridCol w:w="3114"/>
+        <w:gridCol w:w="1559"/>
+        <w:gridCol w:w="4343"/>
       </w:tblGrid>
       <w:tr>
         <w:trPr>
@@ -2880,7 +3014,7 @@
         </w:trPr>
         <w:tc>
           <w:tcPr>
-            <w:tcW w:w="3005" w:type="dxa"/>
+            <w:tcW w:w="3114" w:type="dxa"/>
             <w:noWrap/>
             <w:vAlign w:val="center"/>
             <w:hideMark/>
@@ -2906,7 +3040,7 @@
         </w:tc>
         <w:tc>
           <w:tcPr>
-            <w:tcW w:w="1385" w:type="dxa"/>
+            <w:tcW w:w="1559" w:type="dxa"/>
             <w:noWrap/>
             <w:vAlign w:val="center"/>
             <w:hideMark/>
@@ -2932,7 +3066,7 @@
         </w:tc>
         <w:tc>
           <w:tcPr>
-            <w:tcW w:w="4626" w:type="dxa"/>
+            <w:tcW w:w="4343" w:type="dxa"/>
             <w:noWrap/>
             <w:vAlign w:val="center"/>
             <w:hideMark/>
@@ -2964,7 +3098,7 @@
         </w:trPr>
         <w:tc>
           <w:tcPr>
-            <w:tcW w:w="3005" w:type="dxa"/>
+            <w:tcW w:w="3114" w:type="dxa"/>
             <w:noWrap/>
             <w:vAlign w:val="center"/>
             <w:hideMark/>
@@ -3004,7 +3138,7 @@
         </w:tc>
         <w:tc>
           <w:tcPr>
-            <w:tcW w:w="1385" w:type="dxa"/>
+            <w:tcW w:w="1559" w:type="dxa"/>
             <w:noWrap/>
             <w:vAlign w:val="center"/>
             <w:hideMark/>
@@ -3026,7 +3160,7 @@
         </w:tc>
         <w:tc>
           <w:tcPr>
-            <w:tcW w:w="4626" w:type="dxa"/>
+            <w:tcW w:w="4343" w:type="dxa"/>
             <w:noWrap/>
             <w:vAlign w:val="center"/>
             <w:hideMark/>
@@ -3054,7 +3188,7 @@
         </w:trPr>
         <w:tc>
           <w:tcPr>
-            <w:tcW w:w="3005" w:type="dxa"/>
+            <w:tcW w:w="3114" w:type="dxa"/>
             <w:noWrap/>
             <w:vAlign w:val="center"/>
             <w:hideMark/>
@@ -3082,7 +3216,7 @@
         </w:tc>
         <w:tc>
           <w:tcPr>
-            <w:tcW w:w="1385" w:type="dxa"/>
+            <w:tcW w:w="1559" w:type="dxa"/>
             <w:noWrap/>
             <w:vAlign w:val="center"/>
             <w:hideMark/>
@@ -3104,7 +3238,7 @@
         </w:tc>
         <w:tc>
           <w:tcPr>
-            <w:tcW w:w="4626" w:type="dxa"/>
+            <w:tcW w:w="4343" w:type="dxa"/>
             <w:noWrap/>
             <w:vAlign w:val="center"/>
             <w:hideMark/>
@@ -3132,7 +3266,7 @@
         </w:trPr>
         <w:tc>
           <w:tcPr>
-            <w:tcW w:w="3005" w:type="dxa"/>
+            <w:tcW w:w="3114" w:type="dxa"/>
             <w:noWrap/>
             <w:vAlign w:val="center"/>
             <w:hideMark/>
@@ -3154,7 +3288,7 @@
         </w:tc>
         <w:tc>
           <w:tcPr>
-            <w:tcW w:w="1385" w:type="dxa"/>
+            <w:tcW w:w="1559" w:type="dxa"/>
             <w:noWrap/>
             <w:vAlign w:val="center"/>
             <w:hideMark/>
@@ -3176,7 +3310,7 @@
         </w:tc>
         <w:tc>
           <w:tcPr>
-            <w:tcW w:w="4626" w:type="dxa"/>
+            <w:tcW w:w="4343" w:type="dxa"/>
             <w:noWrap/>
             <w:vAlign w:val="center"/>
             <w:hideMark/>
@@ -3204,7 +3338,7 @@
         </w:trPr>
         <w:tc>
           <w:tcPr>
-            <w:tcW w:w="3005" w:type="dxa"/>
+            <w:tcW w:w="3114" w:type="dxa"/>
             <w:noWrap/>
             <w:vAlign w:val="center"/>
             <w:hideMark/>
@@ -3226,7 +3360,7 @@
         </w:tc>
         <w:tc>
           <w:tcPr>
-            <w:tcW w:w="1385" w:type="dxa"/>
+            <w:tcW w:w="1559" w:type="dxa"/>
             <w:noWrap/>
             <w:vAlign w:val="center"/>
             <w:hideMark/>
@@ -3248,7 +3382,7 @@
         </w:tc>
         <w:tc>
           <w:tcPr>
-            <w:tcW w:w="4626" w:type="dxa"/>
+            <w:tcW w:w="4343" w:type="dxa"/>
             <w:noWrap/>
             <w:vAlign w:val="center"/>
             <w:hideMark/>
@@ -3276,7 +3410,7 @@
         </w:trPr>
         <w:tc>
           <w:tcPr>
-            <w:tcW w:w="3005" w:type="dxa"/>
+            <w:tcW w:w="3114" w:type="dxa"/>
             <w:noWrap/>
             <w:vAlign w:val="center"/>
             <w:hideMark/>
@@ -3304,7 +3438,7 @@
         </w:tc>
         <w:tc>
           <w:tcPr>
-            <w:tcW w:w="1385" w:type="dxa"/>
+            <w:tcW w:w="1559" w:type="dxa"/>
             <w:noWrap/>
             <w:vAlign w:val="center"/>
             <w:hideMark/>
@@ -3326,7 +3460,7 @@
         </w:tc>
         <w:tc>
           <w:tcPr>
-            <w:tcW w:w="4626" w:type="dxa"/>
+            <w:tcW w:w="4343" w:type="dxa"/>
             <w:noWrap/>
             <w:vAlign w:val="center"/>
             <w:hideMark/>
@@ -3354,7 +3488,7 @@
         </w:trPr>
         <w:tc>
           <w:tcPr>
-            <w:tcW w:w="3005" w:type="dxa"/>
+            <w:tcW w:w="3114" w:type="dxa"/>
             <w:noWrap/>
             <w:vAlign w:val="center"/>
           </w:tcPr>
@@ -3375,7 +3509,7 @@
         </w:tc>
         <w:tc>
           <w:tcPr>
-            <w:tcW w:w="1385" w:type="dxa"/>
+            <w:tcW w:w="1559" w:type="dxa"/>
             <w:noWrap/>
             <w:vAlign w:val="center"/>
           </w:tcPr>
@@ -3396,7 +3530,7 @@
         </w:tc>
         <w:tc>
           <w:tcPr>
-            <w:tcW w:w="4626" w:type="dxa"/>
+            <w:tcW w:w="4343" w:type="dxa"/>
             <w:noWrap/>
             <w:vAlign w:val="center"/>
           </w:tcPr>
@@ -3423,7 +3557,7 @@
         </w:trPr>
         <w:tc>
           <w:tcPr>
-            <w:tcW w:w="3005" w:type="dxa"/>
+            <w:tcW w:w="3114" w:type="dxa"/>
             <w:noWrap/>
             <w:vAlign w:val="center"/>
           </w:tcPr>
@@ -3444,7 +3578,7 @@
         </w:tc>
         <w:tc>
           <w:tcPr>
-            <w:tcW w:w="1385" w:type="dxa"/>
+            <w:tcW w:w="1559" w:type="dxa"/>
             <w:noWrap/>
             <w:vAlign w:val="center"/>
           </w:tcPr>
@@ -3465,7 +3599,7 @@
         </w:tc>
         <w:tc>
           <w:tcPr>
-            <w:tcW w:w="4626" w:type="dxa"/>
+            <w:tcW w:w="4343" w:type="dxa"/>
             <w:noWrap/>
             <w:vAlign w:val="center"/>
           </w:tcPr>
@@ -3492,7 +3626,7 @@
         </w:trPr>
         <w:tc>
           <w:tcPr>
-            <w:tcW w:w="3005" w:type="dxa"/>
+            <w:tcW w:w="3114" w:type="dxa"/>
             <w:noWrap/>
             <w:vAlign w:val="center"/>
             <w:hideMark/>
@@ -3514,7 +3648,7 @@
         </w:tc>
         <w:tc>
           <w:tcPr>
-            <w:tcW w:w="1385" w:type="dxa"/>
+            <w:tcW w:w="1559" w:type="dxa"/>
             <w:noWrap/>
             <w:vAlign w:val="center"/>
             <w:hideMark/>
@@ -3536,7 +3670,7 @@
         </w:tc>
         <w:tc>
           <w:tcPr>
-            <w:tcW w:w="4626" w:type="dxa"/>
+            <w:tcW w:w="4343" w:type="dxa"/>
             <w:noWrap/>
             <w:vAlign w:val="center"/>
             <w:hideMark/>
@@ -3564,7 +3698,7 @@
         </w:trPr>
         <w:tc>
           <w:tcPr>
-            <w:tcW w:w="3005" w:type="dxa"/>
+            <w:tcW w:w="3114" w:type="dxa"/>
             <w:noWrap/>
             <w:vAlign w:val="center"/>
             <w:hideMark/>
@@ -3586,7 +3720,7 @@
         </w:tc>
         <w:tc>
           <w:tcPr>
-            <w:tcW w:w="1385" w:type="dxa"/>
+            <w:tcW w:w="1559" w:type="dxa"/>
             <w:noWrap/>
             <w:vAlign w:val="center"/>
             <w:hideMark/>
@@ -3608,7 +3742,7 @@
         </w:tc>
         <w:tc>
           <w:tcPr>
-            <w:tcW w:w="4626" w:type="dxa"/>
+            <w:tcW w:w="4343" w:type="dxa"/>
             <w:noWrap/>
             <w:vAlign w:val="center"/>
             <w:hideMark/>
@@ -3636,7 +3770,7 @@
         </w:trPr>
         <w:tc>
           <w:tcPr>
-            <w:tcW w:w="3005" w:type="dxa"/>
+            <w:tcW w:w="3114" w:type="dxa"/>
             <w:noWrap/>
             <w:vAlign w:val="center"/>
             <w:hideMark/>
@@ -3658,7 +3792,7 @@
         </w:tc>
         <w:tc>
           <w:tcPr>
-            <w:tcW w:w="1385" w:type="dxa"/>
+            <w:tcW w:w="1559" w:type="dxa"/>
             <w:noWrap/>
             <w:vAlign w:val="center"/>
             <w:hideMark/>
@@ -3680,7 +3814,7 @@
         </w:tc>
         <w:tc>
           <w:tcPr>
-            <w:tcW w:w="4626" w:type="dxa"/>
+            <w:tcW w:w="4343" w:type="dxa"/>
             <w:noWrap/>
             <w:vAlign w:val="center"/>
             <w:hideMark/>
@@ -3758,6 +3892,7 @@
         <w:pStyle w:val="Heading1"/>
       </w:pPr>
       <w:r>
+        <w:lastRenderedPageBreak/>
         <w:t>Hardware Procurement</w:t>
       </w:r>
     </w:p>
@@ -3836,7 +3971,6 @@
         <w:pStyle w:val="contentlist"/>
       </w:pPr>
       <w:r>
-        <w:lastRenderedPageBreak/>
         <w:t>Easy integration with servo motors.</w:t>
       </w:r>
     </w:p>
@@ -3900,7 +4034,7 @@
       <w:pPr>
         <w:pStyle w:val="contentnormal"/>
       </w:pPr>
-      <w:hyperlink r:id="rId22" w:history="1">
+      <w:hyperlink r:id="rId23" w:history="1">
         <w:r>
           <w:rPr>
             <w:rStyle w:val="Hyperlink"/>
@@ -3926,32 +4060,16 @@
       <w:pPr>
         <w:pStyle w:val="contentnormal"/>
       </w:pPr>
-      <w:r>
-        <w:fldChar w:fldCharType="begin"/>
-      </w:r>
-      <w:r>
-        <w:instrText>HYPERLINK "</w:instrText>
-      </w:r>
-      <w:r>
-        <w:instrText>https://robu.in/product/arduino-uno-r3</w:instrText>
-      </w:r>
-      <w:r>
-        <w:instrText>"</w:instrText>
-      </w:r>
-      <w:r>
-        <w:fldChar w:fldCharType="separate"/>
-      </w:r>
-      <w:r>
-        <w:rPr>
-          <w:rStyle w:val="Hyperlink"/>
-          <w:i/>
-          <w:iCs/>
-        </w:rPr>
-        <w:t>https://robu.in/product/arduino-uno-r3</w:t>
-      </w:r>
-      <w:r>
-        <w:fldChar w:fldCharType="end"/>
-      </w:r>
+      <w:hyperlink r:id="rId24" w:history="1">
+        <w:r>
+          <w:rPr>
+            <w:rStyle w:val="Hyperlink"/>
+            <w:i/>
+            <w:iCs/>
+          </w:rPr>
+          <w:t>https://robu.in/product/arduino-uno-r3</w:t>
+        </w:r>
+      </w:hyperlink>
     </w:p>
     <w:p>
       <w:pPr>
@@ -3968,32 +4086,16 @@
       <w:pPr>
         <w:pStyle w:val="contentnormal"/>
       </w:pPr>
-      <w:r>
-        <w:fldChar w:fldCharType="begin"/>
-      </w:r>
-      <w:r>
-        <w:instrText>HYPERLINK "</w:instrText>
-      </w:r>
-      <w:r>
-        <w:instrText>https://robu.in/product/6dof-robotic-arm-multi-degree-of-freedom-robot-servo-grab-maker-education-kit-unassembled</w:instrText>
-      </w:r>
-      <w:r>
-        <w:instrText>"</w:instrText>
-      </w:r>
-      <w:r>
-        <w:fldChar w:fldCharType="separate"/>
-      </w:r>
-      <w:r>
-        <w:rPr>
-          <w:rStyle w:val="Hyperlink"/>
-          <w:i/>
-          <w:iCs/>
-        </w:rPr>
-        <w:t>https://robu.in/product/6dof-robotic-arm-multi-degree-of-freedom-robot-servo-grab-maker-education-kit-unassembled</w:t>
-      </w:r>
-      <w:r>
-        <w:fldChar w:fldCharType="end"/>
-      </w:r>
+      <w:hyperlink r:id="rId25" w:history="1">
+        <w:r>
+          <w:rPr>
+            <w:rStyle w:val="Hyperlink"/>
+            <w:i/>
+            <w:iCs/>
+          </w:rPr>
+          <w:t>https://robu.in/product/6dof-robotic-arm-multi-degree-of-freedom-robot-servo-grab-maker-education-kit-unassembled</w:t>
+        </w:r>
+      </w:hyperlink>
     </w:p>
     <w:p>
       <w:pPr>
@@ -4016,7 +4118,7 @@
       <w:pPr>
         <w:pStyle w:val="contentnormal"/>
       </w:pPr>
-      <w:hyperlink r:id="rId23" w:history="1">
+      <w:hyperlink r:id="rId26" w:history="1">
         <w:r>
           <w:rPr>
             <w:rStyle w:val="Hyperlink"/>
@@ -4044,10 +4146,10 @@
       </w:tblPr>
       <w:tblGrid>
         <w:gridCol w:w="2383"/>
-        <w:gridCol w:w="1440"/>
+        <w:gridCol w:w="1865"/>
+        <w:gridCol w:w="1137"/>
         <w:gridCol w:w="1690"/>
         <w:gridCol w:w="1712"/>
-        <w:gridCol w:w="1791"/>
       </w:tblGrid>
       <w:tr>
         <w:trPr>
@@ -4082,7 +4184,31 @@
         </w:tc>
         <w:tc>
           <w:tcPr>
-            <w:tcW w:w="1440" w:type="dxa"/>
+            <w:tcW w:w="1865" w:type="dxa"/>
+            <w:vAlign w:val="center"/>
+          </w:tcPr>
+          <w:p>
+            <w:pPr>
+              <w:jc w:val="center"/>
+              <w:rPr>
+                <w:b/>
+                <w:bCs/>
+                <w:color w:val="000000"/>
+              </w:rPr>
+            </w:pPr>
+            <w:r>
+              <w:rPr>
+                <w:b/>
+                <w:bCs/>
+                <w:color w:val="000000"/>
+              </w:rPr>
+              <w:t>Comments</w:t>
+            </w:r>
+          </w:p>
+        </w:tc>
+        <w:tc>
+          <w:tcPr>
+            <w:tcW w:w="1015" w:type="dxa"/>
             <w:noWrap/>
             <w:vAlign w:val="center"/>
             <w:hideMark/>
@@ -4153,30 +4279,6 @@
                 <w:color w:val="000000"/>
               </w:rPr>
               <w:t>Total Amount</w:t>
-            </w:r>
-          </w:p>
-        </w:tc>
-        <w:tc>
-          <w:tcPr>
-            <w:tcW w:w="1791" w:type="dxa"/>
-            <w:vAlign w:val="center"/>
-          </w:tcPr>
-          <w:p>
-            <w:pPr>
-              <w:jc w:val="center"/>
-              <w:rPr>
-                <w:b/>
-                <w:bCs/>
-                <w:color w:val="000000"/>
-              </w:rPr>
-            </w:pPr>
-            <w:r>
-              <w:rPr>
-                <w:b/>
-                <w:bCs/>
-                <w:color w:val="000000"/>
-              </w:rPr>
-              <w:t>Comments</w:t>
             </w:r>
           </w:p>
         </w:tc>
@@ -4228,7 +4330,27 @@
         </w:tc>
         <w:tc>
           <w:tcPr>
-            <w:tcW w:w="1440" w:type="dxa"/>
+            <w:tcW w:w="1865" w:type="dxa"/>
+            <w:vAlign w:val="center"/>
+          </w:tcPr>
+          <w:p>
+            <w:pPr>
+              <w:jc w:val="center"/>
+              <w:rPr>
+                <w:color w:val="000000"/>
+              </w:rPr>
+            </w:pPr>
+            <w:r>
+              <w:rPr>
+                <w:color w:val="000000"/>
+              </w:rPr>
+              <w:t>-</w:t>
+            </w:r>
+          </w:p>
+        </w:tc>
+        <w:tc>
+          <w:tcPr>
+            <w:tcW w:w="1015" w:type="dxa"/>
             <w:noWrap/>
             <w:vAlign w:val="center"/>
             <w:hideMark/>
@@ -4288,20 +4410,6 @@
               </w:rPr>
               <w:t>4637</w:t>
             </w:r>
-          </w:p>
-        </w:tc>
-        <w:tc>
-          <w:tcPr>
-            <w:tcW w:w="1791" w:type="dxa"/>
-            <w:vAlign w:val="center"/>
-          </w:tcPr>
-          <w:p>
-            <w:pPr>
-              <w:jc w:val="center"/>
-              <w:rPr>
-                <w:color w:val="000000"/>
-              </w:rPr>
-            </w:pPr>
           </w:p>
         </w:tc>
       </w:tr>
@@ -4340,7 +4448,27 @@
         </w:tc>
         <w:tc>
           <w:tcPr>
-            <w:tcW w:w="1440" w:type="dxa"/>
+            <w:tcW w:w="1865" w:type="dxa"/>
+            <w:vAlign w:val="center"/>
+          </w:tcPr>
+          <w:p>
+            <w:pPr>
+              <w:jc w:val="center"/>
+              <w:rPr>
+                <w:color w:val="000000"/>
+              </w:rPr>
+            </w:pPr>
+            <w:r>
+              <w:rPr>
+                <w:color w:val="000000"/>
+              </w:rPr>
+              <w:t>-</w:t>
+            </w:r>
+          </w:p>
+        </w:tc>
+        <w:tc>
+          <w:tcPr>
+            <w:tcW w:w="1015" w:type="dxa"/>
             <w:noWrap/>
             <w:vAlign w:val="center"/>
             <w:hideMark/>
@@ -4376,13 +4504,7 @@
               <w:rPr>
                 <w:color w:val="000000"/>
               </w:rPr>
-              <w:t>42</w:t>
-            </w:r>
-            <w:r>
-              <w:rPr>
-                <w:color w:val="000000"/>
-              </w:rPr>
-              <w:t>0</w:t>
+              <w:t>420</w:t>
             </w:r>
           </w:p>
         </w:tc>
@@ -4404,28 +4526,8 @@
               <w:rPr>
                 <w:color w:val="000000"/>
               </w:rPr>
-              <w:t>42</w:t>
-            </w:r>
-            <w:r>
-              <w:rPr>
-                <w:color w:val="000000"/>
-              </w:rPr>
-              <w:t>0</w:t>
-            </w:r>
-          </w:p>
-        </w:tc>
-        <w:tc>
-          <w:tcPr>
-            <w:tcW w:w="1791" w:type="dxa"/>
-            <w:vAlign w:val="center"/>
-          </w:tcPr>
-          <w:p>
-            <w:pPr>
-              <w:jc w:val="center"/>
-              <w:rPr>
-                <w:color w:val="000000"/>
-              </w:rPr>
-            </w:pPr>
+              <w:t>420</w:t>
+            </w:r>
           </w:p>
         </w:tc>
       </w:tr>
@@ -4458,7 +4560,27 @@
         </w:tc>
         <w:tc>
           <w:tcPr>
-            <w:tcW w:w="1440" w:type="dxa"/>
+            <w:tcW w:w="1865" w:type="dxa"/>
+            <w:vAlign w:val="center"/>
+          </w:tcPr>
+          <w:p>
+            <w:pPr>
+              <w:jc w:val="center"/>
+              <w:rPr>
+                <w:color w:val="000000"/>
+              </w:rPr>
+            </w:pPr>
+            <w:r>
+              <w:rPr>
+                <w:color w:val="000000"/>
+              </w:rPr>
+              <w:t>-</w:t>
+            </w:r>
+          </w:p>
+        </w:tc>
+        <w:tc>
+          <w:tcPr>
+            <w:tcW w:w="1015" w:type="dxa"/>
             <w:noWrap/>
             <w:vAlign w:val="center"/>
             <w:hideMark/>
@@ -4518,20 +4640,6 @@
               </w:rPr>
               <w:t>8899</w:t>
             </w:r>
-          </w:p>
-        </w:tc>
-        <w:tc>
-          <w:tcPr>
-            <w:tcW w:w="1791" w:type="dxa"/>
-            <w:vAlign w:val="center"/>
-          </w:tcPr>
-          <w:p>
-            <w:pPr>
-              <w:jc w:val="center"/>
-              <w:rPr>
-                <w:color w:val="000000"/>
-              </w:rPr>
-            </w:pPr>
           </w:p>
         </w:tc>
       </w:tr>
@@ -4564,7 +4672,27 @@
         </w:tc>
         <w:tc>
           <w:tcPr>
-            <w:tcW w:w="1440" w:type="dxa"/>
+            <w:tcW w:w="1865" w:type="dxa"/>
+            <w:vAlign w:val="center"/>
+          </w:tcPr>
+          <w:p>
+            <w:pPr>
+              <w:jc w:val="center"/>
+              <w:rPr>
+                <w:color w:val="000000"/>
+              </w:rPr>
+            </w:pPr>
+            <w:r>
+              <w:rPr>
+                <w:color w:val="000000"/>
+              </w:rPr>
+              <w:t>-</w:t>
+            </w:r>
+          </w:p>
+        </w:tc>
+        <w:tc>
+          <w:tcPr>
+            <w:tcW w:w="1015" w:type="dxa"/>
             <w:noWrap/>
             <w:vAlign w:val="center"/>
             <w:hideMark/>
@@ -4624,20 +4752,6 @@
               </w:rPr>
               <w:t>547</w:t>
             </w:r>
-          </w:p>
-        </w:tc>
-        <w:tc>
-          <w:tcPr>
-            <w:tcW w:w="1791" w:type="dxa"/>
-            <w:vAlign w:val="center"/>
-          </w:tcPr>
-          <w:p>
-            <w:pPr>
-              <w:jc w:val="center"/>
-              <w:rPr>
-                <w:color w:val="000000"/>
-              </w:rPr>
-            </w:pPr>
           </w:p>
         </w:tc>
       </w:tr>
@@ -4664,31 +4778,40 @@
               <w:rPr>
                 <w:color w:val="000000"/>
               </w:rPr>
+              <w:lastRenderedPageBreak/>
               <w:t>Servo Motors</w:t>
             </w:r>
             <w:r>
               <w:rPr>
                 <w:color w:val="000000"/>
               </w:rPr>
-              <w:t xml:space="preserve"> SR 150</w:t>
-            </w:r>
-            <w:r>
-              <w:rPr>
-                <w:color w:val="000000"/>
-              </w:rPr>
-              <w:t>1</w:t>
-            </w:r>
-            <w:r>
-              <w:rPr>
-                <w:color w:val="000000"/>
-              </w:rPr>
-              <w:t>MG</w:t>
+              <w:t xml:space="preserve"> SR 1501MG</w:t>
             </w:r>
           </w:p>
         </w:tc>
         <w:tc>
           <w:tcPr>
-            <w:tcW w:w="1440" w:type="dxa"/>
+            <w:tcW w:w="1865" w:type="dxa"/>
+            <w:vAlign w:val="center"/>
+          </w:tcPr>
+          <w:p>
+            <w:pPr>
+              <w:jc w:val="center"/>
+              <w:rPr>
+                <w:color w:val="000000"/>
+              </w:rPr>
+            </w:pPr>
+            <w:r>
+              <w:rPr>
+                <w:color w:val="000000"/>
+              </w:rPr>
+              <w:t>incl. with 6-DoF Robotic Arm</w:t>
+            </w:r>
+          </w:p>
+        </w:tc>
+        <w:tc>
+          <w:tcPr>
+            <w:tcW w:w="1015" w:type="dxa"/>
             <w:noWrap/>
             <w:vAlign w:val="center"/>
             <w:hideMark/>
@@ -4747,26 +4870,6 @@
                 <w:color w:val="000000"/>
               </w:rPr>
               <w:t>-</w:t>
-            </w:r>
-          </w:p>
-        </w:tc>
-        <w:tc>
-          <w:tcPr>
-            <w:tcW w:w="1791" w:type="dxa"/>
-            <w:vAlign w:val="center"/>
-          </w:tcPr>
-          <w:p>
-            <w:pPr>
-              <w:jc w:val="center"/>
-              <w:rPr>
-                <w:color w:val="000000"/>
-              </w:rPr>
-            </w:pPr>
-            <w:r>
-              <w:rPr>
-                <w:color w:val="000000"/>
-              </w:rPr>
-              <w:t>incl. with 6-DoF Robotic Arm</w:t>
             </w:r>
           </w:p>
         </w:tc>
@@ -4799,7 +4902,27 @@
         </w:tc>
         <w:tc>
           <w:tcPr>
-            <w:tcW w:w="1440" w:type="dxa"/>
+            <w:tcW w:w="1865" w:type="dxa"/>
+            <w:vAlign w:val="center"/>
+          </w:tcPr>
+          <w:p>
+            <w:pPr>
+              <w:jc w:val="center"/>
+              <w:rPr>
+                <w:color w:val="000000"/>
+              </w:rPr>
+            </w:pPr>
+            <w:r>
+              <w:rPr>
+                <w:color w:val="000000"/>
+              </w:rPr>
+              <w:t>Using phone camera</w:t>
+            </w:r>
+          </w:p>
+        </w:tc>
+        <w:tc>
+          <w:tcPr>
+            <w:tcW w:w="1015" w:type="dxa"/>
             <w:noWrap/>
             <w:vAlign w:val="center"/>
           </w:tcPr>
@@ -4858,27 +4981,6 @@
                 <w:color w:val="000000"/>
               </w:rPr>
               <w:t>-</w:t>
-            </w:r>
-          </w:p>
-        </w:tc>
-        <w:tc>
-          <w:tcPr>
-            <w:tcW w:w="1791" w:type="dxa"/>
-            <w:vAlign w:val="center"/>
-          </w:tcPr>
-          <w:p>
-            <w:pPr>
-              <w:keepNext/>
-              <w:jc w:val="center"/>
-              <w:rPr>
-                <w:color w:val="000000"/>
-              </w:rPr>
-            </w:pPr>
-            <w:r>
-              <w:rPr>
-                <w:color w:val="000000"/>
-              </w:rPr>
-              <w:t>Using phone camera</w:t>
             </w:r>
           </w:p>
         </w:tc>
@@ -4911,7 +5013,21 @@
         </w:tc>
         <w:tc>
           <w:tcPr>
-            <w:tcW w:w="1440" w:type="dxa"/>
+            <w:tcW w:w="1865" w:type="dxa"/>
+            <w:vAlign w:val="center"/>
+          </w:tcPr>
+          <w:p>
+            <w:pPr>
+              <w:jc w:val="center"/>
+              <w:rPr>
+                <w:color w:val="000000"/>
+              </w:rPr>
+            </w:pPr>
+          </w:p>
+        </w:tc>
+        <w:tc>
+          <w:tcPr>
+            <w:tcW w:w="1015" w:type="dxa"/>
             <w:noWrap/>
             <w:vAlign w:val="center"/>
           </w:tcPr>
@@ -4971,21 +5087,6 @@
               </w:rPr>
               <w:t>542</w:t>
             </w:r>
-          </w:p>
-        </w:tc>
-        <w:tc>
-          <w:tcPr>
-            <w:tcW w:w="1791" w:type="dxa"/>
-            <w:vAlign w:val="center"/>
-          </w:tcPr>
-          <w:p>
-            <w:pPr>
-              <w:keepNext/>
-              <w:jc w:val="center"/>
-              <w:rPr>
-                <w:color w:val="000000"/>
-              </w:rPr>
-            </w:pPr>
           </w:p>
         </w:tc>
       </w:tr>
@@ -5017,7 +5118,27 @@
         </w:tc>
         <w:tc>
           <w:tcPr>
-            <w:tcW w:w="1440" w:type="dxa"/>
+            <w:tcW w:w="1865" w:type="dxa"/>
+            <w:vAlign w:val="center"/>
+          </w:tcPr>
+          <w:p>
+            <w:pPr>
+              <w:jc w:val="center"/>
+              <w:rPr>
+                <w:color w:val="000000"/>
+              </w:rPr>
+            </w:pPr>
+            <w:r>
+              <w:rPr>
+                <w:color w:val="000000"/>
+              </w:rPr>
+              <w:t>Wires, Connectors, Power Supply</w:t>
+            </w:r>
+          </w:p>
+        </w:tc>
+        <w:tc>
+          <w:tcPr>
+            <w:tcW w:w="1015" w:type="dxa"/>
             <w:noWrap/>
             <w:vAlign w:val="center"/>
           </w:tcPr>
@@ -5076,39 +5197,6 @@
                 <w:color w:val="000000"/>
               </w:rPr>
               <w:t>500</w:t>
-            </w:r>
-          </w:p>
-        </w:tc>
-        <w:tc>
-          <w:tcPr>
-            <w:tcW w:w="1791" w:type="dxa"/>
-            <w:vAlign w:val="center"/>
-          </w:tcPr>
-          <w:p>
-            <w:pPr>
-              <w:keepNext/>
-              <w:jc w:val="center"/>
-              <w:rPr>
-                <w:color w:val="000000"/>
-              </w:rPr>
-            </w:pPr>
-            <w:r>
-              <w:rPr>
-                <w:color w:val="000000"/>
-              </w:rPr>
-              <w:t xml:space="preserve">Wires, </w:t>
-            </w:r>
-            <w:r>
-              <w:rPr>
-                <w:color w:val="000000"/>
-              </w:rPr>
-              <w:t xml:space="preserve">Connectors, </w:t>
-            </w:r>
-            <w:r>
-              <w:rPr>
-                <w:color w:val="000000"/>
-              </w:rPr>
-              <w:t>Power Supply</w:t>
             </w:r>
           </w:p>
         </w:tc>
@@ -5142,7 +5230,30 @@
         </w:tc>
         <w:tc>
           <w:tcPr>
-            <w:tcW w:w="1440" w:type="dxa"/>
+            <w:tcW w:w="1865" w:type="dxa"/>
+            <w:vAlign w:val="center"/>
+          </w:tcPr>
+          <w:p>
+            <w:pPr>
+              <w:jc w:val="center"/>
+              <w:rPr>
+                <w:color w:val="000000"/>
+              </w:rPr>
+            </w:pPr>
+            <w:r>
+              <w:rPr>
+                <w:color w:val="000000"/>
+              </w:rPr>
+              <w:t>Available</w:t>
+            </w:r>
+          </w:p>
+        </w:tc>
+        <w:tc>
+          <w:tcPr>
+            <w:tcW w:w="1015" w:type="dxa"/>
+            <w:tcBorders>
+              <w:bottom w:val="single" w:sz="4" w:space="0" w:color="000000" w:themeColor="text1"/>
+            </w:tcBorders>
             <w:noWrap/>
             <w:vAlign w:val="center"/>
             <w:hideMark/>
@@ -5165,6 +5276,9 @@
         <w:tc>
           <w:tcPr>
             <w:tcW w:w="1690" w:type="dxa"/>
+            <w:tcBorders>
+              <w:bottom w:val="single" w:sz="4" w:space="0" w:color="000000" w:themeColor="text1"/>
+            </w:tcBorders>
             <w:vAlign w:val="center"/>
           </w:tcPr>
           <w:p>
@@ -5186,6 +5300,9 @@
         <w:tc>
           <w:tcPr>
             <w:tcW w:w="1712" w:type="dxa"/>
+            <w:tcBorders>
+              <w:bottom w:val="single" w:sz="4" w:space="0" w:color="000000" w:themeColor="text1"/>
+            </w:tcBorders>
             <w:noWrap/>
             <w:vAlign w:val="center"/>
             <w:hideMark/>
@@ -5203,33 +5320,6 @@
                 <w:color w:val="000000"/>
               </w:rPr>
               <w:t>-</w:t>
-            </w:r>
-          </w:p>
-        </w:tc>
-        <w:tc>
-          <w:tcPr>
-            <w:tcW w:w="1791" w:type="dxa"/>
-            <w:vAlign w:val="center"/>
-          </w:tcPr>
-          <w:p>
-            <w:pPr>
-              <w:keepNext/>
-              <w:jc w:val="center"/>
-              <w:rPr>
-                <w:color w:val="000000"/>
-              </w:rPr>
-            </w:pPr>
-            <w:r>
-              <w:rPr>
-                <w:color w:val="000000"/>
-              </w:rPr>
-              <w:t>A</w:t>
-            </w:r>
-            <w:r>
-              <w:rPr>
-                <w:color w:val="000000"/>
-              </w:rPr>
-              <w:t>vailable</w:t>
             </w:r>
           </w:p>
         </w:tc>
@@ -5266,7 +5356,28 @@
         </w:tc>
         <w:tc>
           <w:tcPr>
-            <w:tcW w:w="1440" w:type="dxa"/>
+            <w:tcW w:w="1865" w:type="dxa"/>
+            <w:tcBorders>
+              <w:right w:val="nil"/>
+            </w:tcBorders>
+            <w:vAlign w:val="center"/>
+          </w:tcPr>
+          <w:p>
+            <w:pPr>
+              <w:jc w:val="center"/>
+              <w:rPr>
+                <w:color w:val="000000"/>
+              </w:rPr>
+            </w:pPr>
+          </w:p>
+        </w:tc>
+        <w:tc>
+          <w:tcPr>
+            <w:tcW w:w="1015" w:type="dxa"/>
+            <w:tcBorders>
+              <w:left w:val="nil"/>
+              <w:right w:val="nil"/>
+            </w:tcBorders>
             <w:noWrap/>
             <w:vAlign w:val="center"/>
           </w:tcPr>
@@ -5282,6 +5393,10 @@
         <w:tc>
           <w:tcPr>
             <w:tcW w:w="1690" w:type="dxa"/>
+            <w:tcBorders>
+              <w:left w:val="nil"/>
+              <w:right w:val="nil"/>
+            </w:tcBorders>
             <w:vAlign w:val="center"/>
           </w:tcPr>
           <w:p>
@@ -5297,6 +5412,9 @@
         <w:tc>
           <w:tcPr>
             <w:tcW w:w="1712" w:type="dxa"/>
+            <w:tcBorders>
+              <w:left w:val="nil"/>
+            </w:tcBorders>
             <w:noWrap/>
             <w:vAlign w:val="center"/>
           </w:tcPr>
@@ -5312,35 +5430,8 @@
               <w:rPr>
                 <w:color w:val="000000"/>
               </w:rPr>
-              <w:t>15</w:t>
-            </w:r>
-            <w:r>
-              <w:rPr>
-                <w:color w:val="000000"/>
-              </w:rPr>
-              <w:t>54</w:t>
-            </w:r>
-            <w:r>
-              <w:rPr>
-                <w:color w:val="000000"/>
-              </w:rPr>
-              <w:t>5</w:t>
-            </w:r>
-          </w:p>
-        </w:tc>
-        <w:tc>
-          <w:tcPr>
-            <w:tcW w:w="1791" w:type="dxa"/>
-            <w:vAlign w:val="center"/>
-          </w:tcPr>
-          <w:p>
-            <w:pPr>
-              <w:keepNext/>
-              <w:jc w:val="center"/>
-              <w:rPr>
-                <w:color w:val="000000"/>
-              </w:rPr>
-            </w:pPr>
+              <w:t>15545</w:t>
+            </w:r>
           </w:p>
         </w:tc>
       </w:tr>
@@ -5400,7 +5491,6 @@
         <w:pStyle w:val="Heading1"/>
       </w:pPr>
       <w:r>
-        <w:lastRenderedPageBreak/>
         <w:t>Hardware Specifications</w:t>
       </w:r>
     </w:p>
@@ -5469,13 +5559,13 @@
         <mc:AlternateContent>
           <mc:Choice Requires="wps">
             <w:drawing>
-              <wp:anchor distT="0" distB="0" distL="114300" distR="114300" simplePos="0" relativeHeight="251727872" behindDoc="0" locked="0" layoutInCell="1" allowOverlap="1" wp14:anchorId="4F5518AC" wp14:editId="72C00BC9">
+              <wp:anchor distT="0" distB="0" distL="114300" distR="114300" simplePos="0" relativeHeight="251727872" behindDoc="0" locked="0" layoutInCell="1" allowOverlap="1" wp14:anchorId="4F5518AC" wp14:editId="7E9FCB8D">
                 <wp:simplePos x="0" y="0"/>
                 <wp:positionH relativeFrom="column">
                   <wp:posOffset>1791335</wp:posOffset>
                 </wp:positionH>
                 <wp:positionV relativeFrom="paragraph">
-                  <wp:posOffset>2190750</wp:posOffset>
+                  <wp:posOffset>1762858</wp:posOffset>
                 </wp:positionV>
                 <wp:extent cx="2148840" cy="635"/>
                 <wp:effectExtent l="0" t="0" r="0" b="12065"/>
@@ -5573,7 +5663,7 @@
           </mc:Choice>
           <mc:Fallback>
             <w:pict>
-              <v:shape w14:anchorId="4F5518AC" id="_x0000_s1028" type="#_x0000_t202" style="position:absolute;left:0;text-align:left;margin-left:141.05pt;margin-top:172.5pt;width:169.2pt;height:.05pt;z-index:251727872;visibility:visible;mso-wrap-style:square;mso-wrap-distance-left:9pt;mso-wrap-distance-top:0;mso-wrap-distance-right:9pt;mso-wrap-distance-bottom:0;mso-position-horizontal:absolute;mso-position-horizontal-relative:text;mso-position-vertical:absolute;mso-position-vertical-relative:text;v-text-anchor:top" o:gfxdata="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" stroked="f">
+              <v:shape w14:anchorId="4F5518AC" id="_x0000_s1028" type="#_x0000_t202" style="position:absolute;left:0;text-align:left;margin-left:141.05pt;margin-top:138.8pt;width:169.2pt;height:.05pt;z-index:251727872;visibility:visible;mso-wrap-style:square;mso-wrap-distance-left:9pt;mso-wrap-distance-top:0;mso-wrap-distance-right:9pt;mso-wrap-distance-bottom:0;mso-position-horizontal:absolute;mso-position-horizontal-relative:text;mso-position-vertical:absolute;mso-position-vertical-relative:text;v-text-anchor:top" o:gfxdata="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" stroked="f">
                 <v:textbox style="mso-fit-shape-to-text:t" inset="0,0,0,0">
                   <w:txbxContent>
                     <w:p>
@@ -5643,7 +5733,7 @@
           <w:noProof/>
         </w:rPr>
         <w:drawing>
-          <wp:anchor distT="0" distB="0" distL="114300" distR="114300" simplePos="0" relativeHeight="251713536" behindDoc="0" locked="0" layoutInCell="1" allowOverlap="1" wp14:anchorId="1FADA45F" wp14:editId="6BEC8B81">
+          <wp:anchor distT="0" distB="0" distL="114300" distR="114300" simplePos="0" relativeHeight="251713536" behindDoc="0" locked="0" layoutInCell="1" allowOverlap="1" wp14:anchorId="1FADA45F" wp14:editId="7A2F344E">
             <wp:simplePos x="0" y="0"/>
             <wp:positionH relativeFrom="margin">
               <wp:align>center</wp:align>
@@ -5651,8 +5741,8 @@
             <wp:positionV relativeFrom="paragraph">
               <wp:posOffset>334010</wp:posOffset>
             </wp:positionV>
-            <wp:extent cx="2149383" cy="1800000"/>
-            <wp:effectExtent l="0" t="0" r="0" b="3810"/>
+            <wp:extent cx="1719506" cy="1440000"/>
+            <wp:effectExtent l="0" t="0" r="0" b="0"/>
             <wp:wrapTopAndBottom/>
             <wp:docPr id="298870121" name="Picture 6" descr="Raspberry Pi 3 Model B+"/>
             <wp:cNvGraphicFramePr>
@@ -5668,7 +5758,7 @@
                     </pic:cNvPicPr>
                   </pic:nvPicPr>
                   <pic:blipFill rotWithShape="1">
-                    <a:blip r:embed="rId24" cstate="print">
+                    <a:blip r:embed="rId27" cstate="print">
                       <a:extLst>
                         <a:ext uri="{28A0092B-C50C-407E-A947-70E740481C1C}">
                           <a14:useLocalDpi xmlns:a14="http://schemas.microsoft.com/office/drawing/2010/main" val="0"/>
@@ -5683,7 +5773,7 @@
                   <pic:spPr bwMode="auto">
                     <a:xfrm>
                       <a:off x="0" y="0"/>
-                      <a:ext cx="2149383" cy="1800000"/>
+                      <a:ext cx="1719506" cy="1440000"/>
                     </a:xfrm>
                     <a:prstGeom prst="rect">
                       <a:avLst/>
@@ -5841,6 +5931,7 @@
         <w:rPr>
           <w:noProof/>
         </w:rPr>
+        <w:lastRenderedPageBreak/>
         <mc:AlternateContent>
           <mc:Choice Requires="wps">
             <w:drawing>
@@ -6018,13 +6109,13 @@
           <w:noProof/>
         </w:rPr>
         <w:drawing>
-          <wp:anchor distT="0" distB="0" distL="114300" distR="114300" simplePos="0" relativeHeight="251712512" behindDoc="0" locked="0" layoutInCell="1" allowOverlap="1" wp14:anchorId="79EB5199" wp14:editId="3235B419">
+          <wp:anchor distT="0" distB="0" distL="114300" distR="114300" simplePos="0" relativeHeight="251712512" behindDoc="0" locked="0" layoutInCell="1" allowOverlap="1" wp14:anchorId="79EB5199" wp14:editId="49C3A92B">
             <wp:simplePos x="0" y="0"/>
             <wp:positionH relativeFrom="margin">
               <wp:posOffset>1950085</wp:posOffset>
             </wp:positionH>
             <wp:positionV relativeFrom="paragraph">
-              <wp:posOffset>480961</wp:posOffset>
+              <wp:posOffset>480695</wp:posOffset>
             </wp:positionV>
             <wp:extent cx="1831385" cy="1440000"/>
             <wp:effectExtent l="0" t="0" r="0" b="0"/>
@@ -6041,7 +6132,7 @@
                     <pic:cNvPicPr/>
                   </pic:nvPicPr>
                   <pic:blipFill rotWithShape="1">
-                    <a:blip r:embed="rId25" cstate="print">
+                    <a:blip r:embed="rId28" cstate="print">
                       <a:extLst>
                         <a:ext uri="{28A0092B-C50C-407E-A947-70E740481C1C}">
                           <a14:useLocalDpi xmlns:a14="http://schemas.microsoft.com/office/drawing/2010/main" val="0"/>
@@ -6097,7 +6188,6 @@
         </w:rPr>
       </w:pPr>
       <w:r>
-        <w:lastRenderedPageBreak/>
         <w:t>6-DOF Robotic Arm</w:t>
       </w:r>
     </w:p>
@@ -6154,99 +6244,22 @@
         <w:pStyle w:val="contentlist"/>
       </w:pPr>
       <w:r>
-        <w:drawing>
-          <wp:anchor distT="0" distB="0" distL="114300" distR="114300" simplePos="0" relativeHeight="251701248" behindDoc="0" locked="0" layoutInCell="1" allowOverlap="1" wp14:anchorId="229FCFD4" wp14:editId="3C3FB67A">
-            <wp:simplePos x="0" y="0"/>
-            <wp:positionH relativeFrom="margin">
-              <wp:posOffset>222250</wp:posOffset>
-            </wp:positionH>
-            <wp:positionV relativeFrom="paragraph">
-              <wp:posOffset>362792</wp:posOffset>
-            </wp:positionV>
-            <wp:extent cx="5286951" cy="3600000"/>
-            <wp:effectExtent l="0" t="0" r="0" b="0"/>
-            <wp:wrapTopAndBottom/>
-            <wp:docPr id="967094789" name="Picture 1"/>
-            <wp:cNvGraphicFramePr>
-              <a:graphicFrameLocks xmlns:a="http://schemas.openxmlformats.org/drawingml/2006/main" noChangeAspect="1"/>
-            </wp:cNvGraphicFramePr>
-            <a:graphic xmlns:a="http://schemas.openxmlformats.org/drawingml/2006/main">
-              <a:graphicData uri="http://schemas.openxmlformats.org/drawingml/2006/picture">
-                <pic:pic xmlns:pic="http://schemas.openxmlformats.org/drawingml/2006/picture">
-                  <pic:nvPicPr>
-                    <pic:cNvPr id="967094789" name=""/>
-                    <pic:cNvPicPr/>
-                  </pic:nvPicPr>
-                  <pic:blipFill>
-                    <a:blip r:embed="rId26" cstate="print">
-                      <a:extLst>
-                        <a:ext uri="{28A0092B-C50C-407E-A947-70E740481C1C}">
-                          <a14:useLocalDpi xmlns:a14="http://schemas.microsoft.com/office/drawing/2010/main" val="0"/>
-                        </a:ext>
-                      </a:extLst>
-                    </a:blip>
-                    <a:stretch>
-                      <a:fillRect/>
-                    </a:stretch>
-                  </pic:blipFill>
-                  <pic:spPr>
-                    <a:xfrm>
-                      <a:off x="0" y="0"/>
-                      <a:ext cx="5286951" cy="3600000"/>
-                    </a:xfrm>
-                    <a:prstGeom prst="rect">
-                      <a:avLst/>
-                    </a:prstGeom>
-                  </pic:spPr>
-                </pic:pic>
-              </a:graphicData>
-            </a:graphic>
-            <wp14:sizeRelH relativeFrom="page">
-              <wp14:pctWidth>0</wp14:pctWidth>
-            </wp14:sizeRelH>
-            <wp14:sizeRelV relativeFrom="page">
-              <wp14:pctHeight>0</wp14:pctHeight>
-            </wp14:sizeRelV>
-          </wp:anchor>
-        </w:drawing>
-      </w:r>
-      <w:r>
-        <w:rPr>
-          <w:rStyle w:val="Strong"/>
-          <w:b w:val="0"/>
-          <w:bCs/>
-        </w:rPr>
-        <w:t>Reach:</w:t>
-      </w:r>
-      <w:r>
-        <w:t xml:space="preserve"> 3</w:t>
-      </w:r>
-      <w:r>
-        <w:t>0</w:t>
-      </w:r>
-      <w:r>
-        <w:t xml:space="preserve">0 mm </w:t>
-      </w:r>
-      <w:r>
-        <w:t>(approx.)</w:t>
-      </w:r>
-      <w:r>
         <w:rPr>
           <w:noProof/>
         </w:rPr>
         <mc:AlternateContent>
           <mc:Choice Requires="wps">
             <w:drawing>
-              <wp:anchor distT="0" distB="0" distL="114300" distR="114300" simplePos="0" relativeHeight="251703296" behindDoc="0" locked="0" layoutInCell="1" allowOverlap="1" wp14:anchorId="4FE8A49D" wp14:editId="0976581B">
+              <wp:anchor distT="0" distB="0" distL="114300" distR="114300" simplePos="0" relativeHeight="251703296" behindDoc="0" locked="0" layoutInCell="1" allowOverlap="1" wp14:anchorId="4FE8A49D" wp14:editId="74E4E346">
                 <wp:simplePos x="0" y="0"/>
-                <wp:positionH relativeFrom="column">
+                <wp:positionH relativeFrom="margin">
                   <wp:posOffset>0</wp:posOffset>
                 </wp:positionH>
                 <wp:positionV relativeFrom="paragraph">
-                  <wp:posOffset>3959860</wp:posOffset>
+                  <wp:posOffset>2404280</wp:posOffset>
                 </wp:positionV>
                 <wp:extent cx="5731510" cy="635"/>
-                <wp:effectExtent l="0" t="0" r="0" b="12065"/>
+                <wp:effectExtent l="0" t="0" r="0" b="0"/>
                 <wp:wrapTopAndBottom/>
                 <wp:docPr id="1366277907" name="Text Box 1"/>
                 <wp:cNvGraphicFramePr/>
@@ -6342,7 +6355,7 @@
           </mc:Choice>
           <mc:Fallback>
             <w:pict>
-              <v:shape w14:anchorId="4FE8A49D" id="_x0000_s1030" type="#_x0000_t202" style="position:absolute;left:0;text-align:left;margin-left:0;margin-top:311.8pt;width:451.3pt;height:.05pt;z-index:251703296;visibility:visible;mso-wrap-style:square;mso-wrap-distance-left:9pt;mso-wrap-distance-top:0;mso-wrap-distance-right:9pt;mso-wrap-distance-bottom:0;mso-position-horizontal:absolute;mso-position-horizontal-relative:text;mso-position-vertical:absolute;mso-position-vertical-relative:text;v-text-anchor:top" o:gfxdata="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" stroked="f">
+              <v:shape w14:anchorId="4FE8A49D" id="_x0000_s1030" type="#_x0000_t202" style="position:absolute;left:0;text-align:left;margin-left:0;margin-top:189.3pt;width:451.3pt;height:.05pt;z-index:251703296;visibility:visible;mso-wrap-style:square;mso-wrap-distance-left:9pt;mso-wrap-distance-top:0;mso-wrap-distance-right:9pt;mso-wrap-distance-bottom:0;mso-position-horizontal:absolute;mso-position-horizontal-relative:margin;mso-position-vertical:absolute;mso-position-vertical-relative:text;v-text-anchor:top" o:gfxdata="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" stroked="f">
                 <v:textbox style="mso-fit-shape-to-text:t" inset="0,0,0,0">
                   <w:txbxContent>
                     <w:p>
@@ -6402,11 +6415,99 @@
                     </w:p>
                   </w:txbxContent>
                 </v:textbox>
-                <w10:wrap type="topAndBottom"/>
+                <w10:wrap type="topAndBottom" anchorx="margin"/>
               </v:shape>
             </w:pict>
           </mc:Fallback>
         </mc:AlternateContent>
+      </w:r>
+      <w:r>
+        <w:rPr>
+          <w:noProof/>
+        </w:rPr>
+        <w:drawing>
+          <wp:anchor distT="0" distB="0" distL="114300" distR="114300" simplePos="0" relativeHeight="251701248" behindDoc="0" locked="0" layoutInCell="1" allowOverlap="1" wp14:anchorId="229FCFD4" wp14:editId="29353B43">
+            <wp:simplePos x="0" y="0"/>
+            <wp:positionH relativeFrom="margin">
+              <wp:align>center</wp:align>
+            </wp:positionH>
+            <wp:positionV relativeFrom="paragraph">
+              <wp:posOffset>362585</wp:posOffset>
+            </wp:positionV>
+            <wp:extent cx="3172171" cy="2160000"/>
+            <wp:effectExtent l="0" t="0" r="3175" b="0"/>
+            <wp:wrapTopAndBottom/>
+            <wp:docPr id="967094789" name="Picture 1"/>
+            <wp:cNvGraphicFramePr>
+              <a:graphicFrameLocks xmlns:a="http://schemas.openxmlformats.org/drawingml/2006/main" noChangeAspect="1"/>
+            </wp:cNvGraphicFramePr>
+            <a:graphic xmlns:a="http://schemas.openxmlformats.org/drawingml/2006/main">
+              <a:graphicData uri="http://schemas.openxmlformats.org/drawingml/2006/picture">
+                <pic:pic xmlns:pic="http://schemas.openxmlformats.org/drawingml/2006/picture">
+                  <pic:nvPicPr>
+                    <pic:cNvPr id="967094789" name=""/>
+                    <pic:cNvPicPr/>
+                  </pic:nvPicPr>
+                  <pic:blipFill>
+                    <a:blip r:embed="rId29" cstate="print">
+                      <a:extLst>
+                        <a:ext uri="{28A0092B-C50C-407E-A947-70E740481C1C}">
+                          <a14:useLocalDpi xmlns:a14="http://schemas.microsoft.com/office/drawing/2010/main" val="0"/>
+                        </a:ext>
+                      </a:extLst>
+                    </a:blip>
+                    <a:stretch>
+                      <a:fillRect/>
+                    </a:stretch>
+                  </pic:blipFill>
+                  <pic:spPr>
+                    <a:xfrm>
+                      <a:off x="0" y="0"/>
+                      <a:ext cx="3172171" cy="2160000"/>
+                    </a:xfrm>
+                    <a:prstGeom prst="rect">
+                      <a:avLst/>
+                    </a:prstGeom>
+                  </pic:spPr>
+                </pic:pic>
+              </a:graphicData>
+            </a:graphic>
+            <wp14:sizeRelH relativeFrom="page">
+              <wp14:pctWidth>0</wp14:pctWidth>
+            </wp14:sizeRelH>
+            <wp14:sizeRelV relativeFrom="page">
+              <wp14:pctHeight>0</wp14:pctHeight>
+            </wp14:sizeRelV>
+          </wp:anchor>
+        </w:drawing>
+      </w:r>
+      <w:r>
+        <w:rPr>
+          <w:rStyle w:val="Strong"/>
+          <w:b w:val="0"/>
+          <w:bCs/>
+        </w:rPr>
+        <w:t xml:space="preserve">Horizontal </w:t>
+      </w:r>
+      <w:r>
+        <w:rPr>
+          <w:rStyle w:val="Strong"/>
+          <w:b w:val="0"/>
+          <w:bCs/>
+        </w:rPr>
+        <w:t>Reach:</w:t>
+      </w:r>
+      <w:r>
+        <w:t xml:space="preserve"> 3</w:t>
+      </w:r>
+      <w:r>
+        <w:t>0</w:t>
+      </w:r>
+      <w:r>
+        <w:t xml:space="preserve">0 mm </w:t>
+      </w:r>
+      <w:r>
+        <w:t>(approx.)</w:t>
       </w:r>
     </w:p>
     <w:p>
@@ -6442,13 +6543,13 @@
         <mc:AlternateContent>
           <mc:Choice Requires="wps">
             <w:drawing>
-              <wp:anchor distT="0" distB="0" distL="114300" distR="114300" simplePos="0" relativeHeight="251742208" behindDoc="0" locked="0" layoutInCell="1" allowOverlap="1" wp14:anchorId="2B5BFAF6" wp14:editId="57BD35F3">
+              <wp:anchor distT="0" distB="0" distL="114300" distR="114300" simplePos="0" relativeHeight="251742208" behindDoc="0" locked="0" layoutInCell="1" allowOverlap="1" wp14:anchorId="2B5BFAF6" wp14:editId="7156905F">
                 <wp:simplePos x="0" y="0"/>
                 <wp:positionH relativeFrom="column">
-                  <wp:posOffset>3084830</wp:posOffset>
+                  <wp:posOffset>3187700</wp:posOffset>
                 </wp:positionH>
                 <wp:positionV relativeFrom="paragraph">
-                  <wp:posOffset>2896870</wp:posOffset>
+                  <wp:posOffset>2096770</wp:posOffset>
                 </wp:positionV>
                 <wp:extent cx="2519680" cy="635"/>
                 <wp:effectExtent l="0" t="0" r="0" b="12065"/>
@@ -6520,12 +6621,15 @@
                     </wps:wsp>
                   </a:graphicData>
                 </a:graphic>
+                <wp14:sizeRelV relativeFrom="margin">
+                  <wp14:pctHeight>0</wp14:pctHeight>
+                </wp14:sizeRelV>
               </wp:anchor>
             </w:drawing>
           </mc:Choice>
           <mc:Fallback>
             <w:pict>
-              <v:shape w14:anchorId="2B5BFAF6" id="_x0000_s1031" type="#_x0000_t202" style="position:absolute;left:0;text-align:left;margin-left:242.9pt;margin-top:228.1pt;width:198.4pt;height:.05pt;z-index:251742208;visibility:visible;mso-wrap-style:square;mso-wrap-distance-left:9pt;mso-wrap-distance-top:0;mso-wrap-distance-right:9pt;mso-wrap-distance-bottom:0;mso-position-horizontal:absolute;mso-position-horizontal-relative:text;mso-position-vertical:absolute;mso-position-vertical-relative:text;v-text-anchor:top" o:gfxdata="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" stroked="f">
+              <v:shape w14:anchorId="2B5BFAF6" id="_x0000_s1031" type="#_x0000_t202" style="position:absolute;left:0;text-align:left;margin-left:251pt;margin-top:165.1pt;width:198.4pt;height:.05pt;z-index:251742208;visibility:visible;mso-wrap-style:square;mso-height-percent:0;mso-wrap-distance-left:9pt;mso-wrap-distance-top:0;mso-wrap-distance-right:9pt;mso-wrap-distance-bottom:0;mso-position-horizontal:absolute;mso-position-horizontal-relative:text;mso-position-vertical:absolute;mso-position-vertical-relative:text;mso-height-percent:0;mso-height-relative:margin;v-text-anchor:top" o:gfxdata="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" stroked="f">
                 <v:textbox style="mso-fit-shape-to-text:t" inset="0,0,0,0">
                   <w:txbxContent>
                     <w:p>
@@ -6573,76 +6677,16 @@
         <w:rPr>
           <w:noProof/>
         </w:rPr>
-        <w:drawing>
-          <wp:anchor distT="0" distB="0" distL="114300" distR="114300" simplePos="0" relativeHeight="251736064" behindDoc="0" locked="0" layoutInCell="1" allowOverlap="1" wp14:anchorId="778913F0" wp14:editId="4D22A7B7">
-            <wp:simplePos x="0" y="0"/>
-            <wp:positionH relativeFrom="column">
-              <wp:posOffset>3085363</wp:posOffset>
-            </wp:positionH>
-            <wp:positionV relativeFrom="paragraph">
-              <wp:posOffset>320040</wp:posOffset>
-            </wp:positionV>
-            <wp:extent cx="2519680" cy="2519680"/>
-            <wp:effectExtent l="0" t="0" r="0" b="0"/>
-            <wp:wrapTopAndBottom/>
-            <wp:docPr id="1969827605" name="Picture 3"/>
-            <wp:cNvGraphicFramePr>
-              <a:graphicFrameLocks xmlns:a="http://schemas.openxmlformats.org/drawingml/2006/main" noChangeAspect="1"/>
-            </wp:cNvGraphicFramePr>
-            <a:graphic xmlns:a="http://schemas.openxmlformats.org/drawingml/2006/main">
-              <a:graphicData uri="http://schemas.openxmlformats.org/drawingml/2006/picture">
-                <pic:pic xmlns:pic="http://schemas.openxmlformats.org/drawingml/2006/picture">
-                  <pic:nvPicPr>
-                    <pic:cNvPr id="1969827605" name="Picture 1969827605"/>
-                    <pic:cNvPicPr/>
-                  </pic:nvPicPr>
-                  <pic:blipFill>
-                    <a:blip r:embed="rId27" cstate="print">
-                      <a:extLst>
-                        <a:ext uri="{28A0092B-C50C-407E-A947-70E740481C1C}">
-                          <a14:useLocalDpi xmlns:a14="http://schemas.microsoft.com/office/drawing/2010/main" val="0"/>
-                        </a:ext>
-                      </a:extLst>
-                    </a:blip>
-                    <a:stretch>
-                      <a:fillRect/>
-                    </a:stretch>
-                  </pic:blipFill>
-                  <pic:spPr>
-                    <a:xfrm>
-                      <a:off x="0" y="0"/>
-                      <a:ext cx="2519680" cy="2519680"/>
-                    </a:xfrm>
-                    <a:prstGeom prst="rect">
-                      <a:avLst/>
-                    </a:prstGeom>
-                  </pic:spPr>
-                </pic:pic>
-              </a:graphicData>
-            </a:graphic>
-            <wp14:sizeRelH relativeFrom="page">
-              <wp14:pctWidth>0</wp14:pctWidth>
-            </wp14:sizeRelH>
-            <wp14:sizeRelV relativeFrom="page">
-              <wp14:pctHeight>0</wp14:pctHeight>
-            </wp14:sizeRelV>
-          </wp:anchor>
-        </w:drawing>
-      </w:r>
-      <w:r>
-        <w:rPr>
-          <w:noProof/>
-        </w:rPr>
         <mc:AlternateContent>
           <mc:Choice Requires="wps">
             <w:drawing>
-              <wp:anchor distT="0" distB="0" distL="114300" distR="114300" simplePos="0" relativeHeight="251740160" behindDoc="0" locked="0" layoutInCell="1" allowOverlap="1" wp14:anchorId="07878B84" wp14:editId="458B6A30">
+              <wp:anchor distT="0" distB="0" distL="114300" distR="114300" simplePos="0" relativeHeight="251740160" behindDoc="0" locked="0" layoutInCell="1" allowOverlap="1" wp14:anchorId="07878B84" wp14:editId="310897F2">
                 <wp:simplePos x="0" y="0"/>
                 <wp:positionH relativeFrom="column">
-                  <wp:posOffset>114300</wp:posOffset>
+                  <wp:posOffset>-1270</wp:posOffset>
                 </wp:positionH>
                 <wp:positionV relativeFrom="paragraph">
-                  <wp:posOffset>2867025</wp:posOffset>
+                  <wp:posOffset>2096135</wp:posOffset>
                 </wp:positionV>
                 <wp:extent cx="2519680" cy="635"/>
                 <wp:effectExtent l="0" t="0" r="0" b="12065"/>
@@ -6727,7 +6771,7 @@
           </mc:Choice>
           <mc:Fallback>
             <w:pict>
-              <v:shape w14:anchorId="07878B84" id="_x0000_s1032" type="#_x0000_t202" style="position:absolute;left:0;text-align:left;margin-left:9pt;margin-top:225.75pt;width:198.4pt;height:.05pt;z-index:251740160;visibility:visible;mso-wrap-style:square;mso-wrap-distance-left:9pt;mso-wrap-distance-top:0;mso-wrap-distance-right:9pt;mso-wrap-distance-bottom:0;mso-position-horizontal:absolute;mso-position-horizontal-relative:text;mso-position-vertical:absolute;mso-position-vertical-relative:text;v-text-anchor:top" o:gfxdata="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" stroked="f">
+              <v:shape w14:anchorId="07878B84" id="_x0000_s1032" type="#_x0000_t202" style="position:absolute;left:0;text-align:left;margin-left:-.1pt;margin-top:165.05pt;width:198.4pt;height:.05pt;z-index:251740160;visibility:visible;mso-wrap-style:square;mso-wrap-distance-left:9pt;mso-wrap-distance-top:0;mso-wrap-distance-right:9pt;mso-wrap-distance-bottom:0;mso-position-horizontal:absolute;mso-position-horizontal-relative:text;mso-position-vertical:absolute;mso-position-vertical-relative:text;v-text-anchor:top" o:gfxdata="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" stroked="f">
                 <v:textbox style="mso-fit-shape-to-text:t" inset="0,0,0,0">
                   <w:txbxContent>
                     <w:p>
@@ -6784,18 +6828,18 @@
           <w:noProof/>
         </w:rPr>
         <w:drawing>
-          <wp:anchor distT="0" distB="0" distL="114300" distR="114300" simplePos="0" relativeHeight="251738112" behindDoc="0" locked="0" layoutInCell="1" allowOverlap="1" wp14:anchorId="708FF6B0" wp14:editId="1B445C49">
+          <wp:anchor distT="0" distB="0" distL="114300" distR="114300" simplePos="0" relativeHeight="251736064" behindDoc="0" locked="0" layoutInCell="1" allowOverlap="1" wp14:anchorId="778913F0" wp14:editId="6E074D81">
             <wp:simplePos x="0" y="0"/>
             <wp:positionH relativeFrom="column">
-              <wp:posOffset>114300</wp:posOffset>
+              <wp:posOffset>3519170</wp:posOffset>
             </wp:positionH>
             <wp:positionV relativeFrom="paragraph">
-              <wp:posOffset>290461</wp:posOffset>
+              <wp:posOffset>293370</wp:posOffset>
             </wp:positionV>
-            <wp:extent cx="2520000" cy="2520000"/>
-            <wp:effectExtent l="0" t="0" r="0" b="0"/>
+            <wp:extent cx="1800000" cy="1800000"/>
+            <wp:effectExtent l="0" t="0" r="3810" b="3810"/>
             <wp:wrapTopAndBottom/>
-            <wp:docPr id="1642560837" name="Picture 2"/>
+            <wp:docPr id="1969827605" name="Picture 3"/>
             <wp:cNvGraphicFramePr>
               <a:graphicFrameLocks xmlns:a="http://schemas.openxmlformats.org/drawingml/2006/main" noChangeAspect="1"/>
             </wp:cNvGraphicFramePr>
@@ -6803,11 +6847,11 @@
               <a:graphicData uri="http://schemas.openxmlformats.org/drawingml/2006/picture">
                 <pic:pic xmlns:pic="http://schemas.openxmlformats.org/drawingml/2006/picture">
                   <pic:nvPicPr>
-                    <pic:cNvPr id="1642560837" name="Picture 1642560837"/>
+                    <pic:cNvPr id="1969827605" name="Picture 1969827605"/>
                     <pic:cNvPicPr/>
                   </pic:nvPicPr>
                   <pic:blipFill>
-                    <a:blip r:embed="rId28" cstate="print">
+                    <a:blip r:embed="rId30" cstate="print">
                       <a:extLst>
                         <a:ext uri="{28A0092B-C50C-407E-A947-70E740481C1C}">
                           <a14:useLocalDpi xmlns:a14="http://schemas.microsoft.com/office/drawing/2010/main" val="0"/>
@@ -6821,7 +6865,7 @@
                   <pic:spPr>
                     <a:xfrm>
                       <a:off x="0" y="0"/>
-                      <a:ext cx="2520000" cy="2520000"/>
+                      <a:ext cx="1800000" cy="1800000"/>
                     </a:xfrm>
                     <a:prstGeom prst="rect">
                       <a:avLst/>
@@ -6841,6 +6885,75 @@
       </w:r>
       <w:r>
         <w:rPr>
+          <w:noProof/>
+        </w:rPr>
+        <w:drawing>
+          <wp:anchor distT="0" distB="0" distL="114300" distR="114300" simplePos="0" relativeHeight="251738112" behindDoc="0" locked="0" layoutInCell="1" allowOverlap="1" wp14:anchorId="708FF6B0" wp14:editId="3892AD18">
+            <wp:simplePos x="0" y="0"/>
+            <wp:positionH relativeFrom="column">
+              <wp:posOffset>340995</wp:posOffset>
+            </wp:positionH>
+            <wp:positionV relativeFrom="paragraph">
+              <wp:posOffset>295275</wp:posOffset>
+            </wp:positionV>
+            <wp:extent cx="1800000" cy="1800000"/>
+            <wp:effectExtent l="0" t="0" r="3810" b="3810"/>
+            <wp:wrapTopAndBottom/>
+            <wp:docPr id="1642560837" name="Picture 2"/>
+            <wp:cNvGraphicFramePr>
+              <a:graphicFrameLocks xmlns:a="http://schemas.openxmlformats.org/drawingml/2006/main" noChangeAspect="1"/>
+            </wp:cNvGraphicFramePr>
+            <a:graphic xmlns:a="http://schemas.openxmlformats.org/drawingml/2006/main">
+              <a:graphicData uri="http://schemas.openxmlformats.org/drawingml/2006/picture">
+                <pic:pic xmlns:pic="http://schemas.openxmlformats.org/drawingml/2006/picture">
+                  <pic:nvPicPr>
+                    <pic:cNvPr id="1642560837" name="Picture 1642560837"/>
+                    <pic:cNvPicPr/>
+                  </pic:nvPicPr>
+                  <pic:blipFill rotWithShape="1">
+                    <a:blip r:embed="rId31" cstate="print">
+                      <a:extLst>
+                        <a:ext uri="{28A0092B-C50C-407E-A947-70E740481C1C}">
+                          <a14:useLocalDpi xmlns:a14="http://schemas.microsoft.com/office/drawing/2010/main" val="0"/>
+                        </a:ext>
+                      </a:extLst>
+                    </a:blip>
+                    <a:srcRect l="7158" t="7877" r="9112" b="8399"/>
+                    <a:stretch>
+                      <a:fillRect/>
+                    </a:stretch>
+                  </pic:blipFill>
+                  <pic:spPr bwMode="auto">
+                    <a:xfrm>
+                      <a:off x="0" y="0"/>
+                      <a:ext cx="1800000" cy="1800000"/>
+                    </a:xfrm>
+                    <a:prstGeom prst="rect">
+                      <a:avLst/>
+                    </a:prstGeom>
+                    <a:ln>
+                      <a:noFill/>
+                    </a:ln>
+                    <a:extLst>
+                      <a:ext uri="{53640926-AAD7-44D8-BBD7-CCE9431645EC}">
+                        <a14:shadowObscured xmlns:a14="http://schemas.microsoft.com/office/drawing/2010/main"/>
+                      </a:ext>
+                    </a:extLst>
+                  </pic:spPr>
+                </pic:pic>
+              </a:graphicData>
+            </a:graphic>
+            <wp14:sizeRelH relativeFrom="page">
+              <wp14:pctWidth>0</wp14:pctWidth>
+            </wp14:sizeRelH>
+            <wp14:sizeRelV relativeFrom="page">
+              <wp14:pctHeight>0</wp14:pctHeight>
+            </wp14:sizeRelV>
+          </wp:anchor>
+        </w:drawing>
+      </w:r>
+      <w:r>
+        <w:rPr>
           <w:rStyle w:val="Strong"/>
           <w:b w:val="0"/>
           <w:bCs/>
@@ -6849,12 +6962,6 @@
       </w:r>
       <w:r>
         <w:t xml:space="preserve"> Performs pick-and-place operations of chess pieces on the chessboard</w:t>
-      </w:r>
-      <w:r>
-        <w:rPr>
-          <w:noProof/>
-        </w:rPr>
-        <w:t xml:space="preserve"> </w:t>
       </w:r>
     </w:p>
     <w:p>
@@ -7159,7 +7266,7 @@
           <w:noProof/>
         </w:rPr>
         <w:drawing>
-          <wp:anchor distT="0" distB="0" distL="114300" distR="114300" simplePos="0" relativeHeight="251714560" behindDoc="0" locked="0" layoutInCell="1" allowOverlap="1" wp14:anchorId="753768E3" wp14:editId="408F7464">
+          <wp:anchor distT="0" distB="0" distL="114300" distR="114300" simplePos="0" relativeHeight="251714560" behindDoc="0" locked="0" layoutInCell="1" allowOverlap="1" wp14:anchorId="753768E3" wp14:editId="6EBA33B2">
             <wp:simplePos x="0" y="0"/>
             <wp:positionH relativeFrom="margin">
               <wp:posOffset>1605915</wp:posOffset>
@@ -7184,7 +7291,7 @@
                     </pic:cNvPicPr>
                   </pic:nvPicPr>
                   <pic:blipFill rotWithShape="1">
-                    <a:blip r:embed="rId29" cstate="print">
+                    <a:blip r:embed="rId32" cstate="print">
                       <a:extLst>
                         <a:ext uri="{28A0092B-C50C-407E-A947-70E740481C1C}">
                           <a14:useLocalDpi xmlns:a14="http://schemas.microsoft.com/office/drawing/2010/main" val="0"/>
@@ -7548,7 +7655,7 @@
           <w:noProof/>
         </w:rPr>
         <w:drawing>
-          <wp:anchor distT="0" distB="0" distL="114300" distR="114300" simplePos="0" relativeHeight="251715584" behindDoc="0" locked="0" layoutInCell="1" allowOverlap="1" wp14:anchorId="643AC39F" wp14:editId="06540083">
+          <wp:anchor distT="0" distB="0" distL="114300" distR="114300" simplePos="0" relativeHeight="251715584" behindDoc="0" locked="0" layoutInCell="1" allowOverlap="1" wp14:anchorId="643AC39F" wp14:editId="51E23939">
             <wp:simplePos x="0" y="0"/>
             <wp:positionH relativeFrom="margin">
               <wp:posOffset>2145665</wp:posOffset>
@@ -7573,7 +7680,7 @@
                     </pic:cNvPicPr>
                   </pic:nvPicPr>
                   <pic:blipFill>
-                    <a:blip r:embed="rId30" cstate="print">
+                    <a:blip r:embed="rId33" cstate="print">
                       <a:extLst>
                         <a:ext uri="{28A0092B-C50C-407E-A947-70E740481C1C}">
                           <a14:useLocalDpi xmlns:a14="http://schemas.microsoft.com/office/drawing/2010/main" val="0"/>
@@ -7663,7 +7770,7 @@
       <w:pPr>
         <w:pStyle w:val="contentlist"/>
       </w:pPr>
-      <w:hyperlink r:id="rId31" w:history="1">
+      <w:hyperlink r:id="rId34" w:history="1">
         <w:r>
           <w:rPr>
             <w:rStyle w:val="Hyperlink"/>
@@ -7684,7 +7791,7 @@
       <w:r>
         <w:t xml:space="preserve"> </w:t>
       </w:r>
-      <w:hyperlink r:id="rId32" w:history="1">
+      <w:hyperlink r:id="rId35" w:history="1">
         <w:r>
           <w:rPr>
             <w:rStyle w:val="Hyperlink"/>
@@ -7701,7 +7808,7 @@
       </w:pPr>
     </w:p>
     <w:sectPr>
-      <w:footerReference w:type="default" r:id="rId33"/>
+      <w:footerReference w:type="default" r:id="rId36"/>
       <w:type w:val="continuous"/>
       <w:pgSz w:w="11906" w:h="16838"/>
       <w:pgMar w:top="1440" w:right="1440" w:bottom="1440" w:left="1440" w:header="708" w:footer="708" w:gutter="0"/>
@@ -11875,6 +11982,7 @@
   <w:style w:type="character" w:default="1" w:styleId="DefaultParagraphFont">
     <w:name w:val="Default Paragraph Font"/>
     <w:uiPriority w:val="1"/>
+    <w:semiHidden/>
     <w:unhideWhenUsed/>
   </w:style>
   <w:style w:type="table" w:default="1" w:styleId="TableNormal">
@@ -12822,7 +12930,7 @@
     <w:uiPriority w:val="35"/>
     <w:unhideWhenUsed/>
     <w:qFormat/>
-    <w:rsid w:val="00D93276"/>
+    <w:rsid w:val="000F7738"/>
     <w:pPr>
       <w:spacing w:before="120" w:line="360" w:lineRule="auto"/>
       <w:jc w:val="center"/>

--- a/Presentation_Reports/Group_09_Progress_report_2.docx
+++ b/Presentation_Reports/Group_09_Progress_report_2.docx
@@ -1,6 +1,6 @@
 
 <file path=word/document.xml><?xml version="1.0" encoding="utf-8"?>
-<w:document xmlns:wpc="http://schemas.microsoft.com/office/word/2010/wordprocessingCanvas" xmlns:cx="http://schemas.microsoft.com/office/drawing/2014/chartex" xmlns:cx1="http://schemas.microsoft.com/office/drawing/2015/9/8/chartex" xmlns:cx2="http://schemas.microsoft.com/office/drawing/2015/10/21/chartex" xmlns:cx3="http://schemas.microsoft.com/office/drawing/2016/5/9/chartex" xmlns:cx4="http://schemas.microsoft.com/office/drawing/2016/5/10/chartex" xmlns:cx5="http://schemas.microsoft.com/office/drawing/2016/5/11/chartex" xmlns:cx6="http://schemas.microsoft.com/office/drawing/2016/5/12/chartex" xmlns:cx7="http://schemas.microsoft.com/office/drawing/2016/5/13/chartex" xmlns:cx8="http://schemas.microsoft.com/office/drawing/2016/5/14/chartex" xmlns:mc="http://schemas.openxmlformats.org/markup-compatibility/2006" xmlns:aink="http://schemas.microsoft.com/office/drawing/2016/ink" xmlns:am3d="http://schemas.microsoft.com/office/drawing/2017/model3d" xmlns:o="urn:schemas-microsoft-com:office:office" xmlns:oel="http://schemas.microsoft.com/office/2019/extlst" xmlns:r="http://schemas.openxmlformats.org/officeDocument/2006/relationships" xmlns:m="http://schemas.openxmlformats.org/officeDocument/2006/math" xmlns:v="urn:schemas-microsoft-com:vml" xmlns:wp14="http://schemas.microsoft.com/office/word/2010/wordprocessingDrawing" xmlns:wp="http://schemas.openxmlformats.org/drawingml/2006/wordprocessingDrawing" xmlns:w10="urn:schemas-microsoft-com:office:word" xmlns:w="http://schemas.openxmlformats.org/wordprocessingml/2006/main" xmlns:w14="http://schemas.microsoft.com/office/word/2010/wordml" xmlns:w15="http://schemas.microsoft.com/office/word/2012/wordml" xmlns:w16cex="http://schemas.microsoft.com/office/word/2018/wordml/cex" xmlns:w16cid="http://schemas.microsoft.com/office/word/2016/wordml/cid" xmlns:w16="http://schemas.microsoft.com/office/word/2018/wordml" xmlns:w16du="http://schemas.microsoft.com/office/word/2023/wordml/word16du" xmlns:w16sdtdh="http://schemas.microsoft.com/office/word/2020/wordml/sdtdatahash" xmlns:w16sdtfl="http://schemas.microsoft.com/office/word/2024/wordml/sdtformatlock" xmlns:w16se="http://schemas.microsoft.com/office/word/2015/wordml/symex" xmlns:wpg="http://schemas.microsoft.com/office/word/2010/wordprocessingGroup" xmlns:wpi="http://schemas.microsoft.com/office/word/2010/wordprocessingInk" xmlns:wne="http://schemas.microsoft.com/office/word/2006/wordml" xmlns:wps="http://schemas.microsoft.com/office/word/2010/wordprocessingShape" mc:Ignorable="w14 w15 w16se w16cid w16 w16cex w16sdtdh w16sdtfl w16du wp14">
+<w:document xmlns:wpc="http://schemas.microsoft.com/office/word/2010/wordprocessingCanvas" xmlns:cx="http://schemas.microsoft.com/office/drawing/2014/chartex" xmlns:cx1="http://schemas.microsoft.com/office/drawing/2015/9/8/chartex" xmlns:cx2="http://schemas.microsoft.com/office/drawing/2015/10/21/chartex" xmlns:cx3="http://schemas.microsoft.com/office/drawing/2016/5/9/chartex" xmlns:cx4="http://schemas.microsoft.com/office/drawing/2016/5/10/chartex" xmlns:cx5="http://schemas.microsoft.com/office/drawing/2016/5/11/chartex" xmlns:cx6="http://schemas.microsoft.com/office/drawing/2016/5/12/chartex" xmlns:cx7="http://schemas.microsoft.com/office/drawing/2016/5/13/chartex" xmlns:cx8="http://schemas.microsoft.com/office/drawing/2016/5/14/chartex" xmlns:mc="http://schemas.openxmlformats.org/markup-compatibility/2006" xmlns:aink="http://schemas.microsoft.com/office/drawing/2016/ink" xmlns:am3d="http://schemas.microsoft.com/office/drawing/2017/model3d" xmlns:o="urn:schemas-microsoft-com:office:office" xmlns:oel="http://schemas.microsoft.com/office/2019/extlst" xmlns:r="http://schemas.openxmlformats.org/officeDocument/2006/relationships" xmlns:m="http://schemas.openxmlformats.org/officeDocument/2006/math" xmlns:v="urn:schemas-microsoft-com:vml" xmlns:wp14="http://schemas.microsoft.com/office/word/2010/wordprocessingDrawing" xmlns:wp="http://schemas.openxmlformats.org/drawingml/2006/wordprocessingDrawing" xmlns:w10="urn:schemas-microsoft-com:office:word" xmlns:w="http://schemas.openxmlformats.org/wordprocessingml/2006/main" xmlns:w14="http://schemas.microsoft.com/office/word/2010/wordml" xmlns:w15="http://schemas.microsoft.com/office/word/2012/wordml" xmlns:w16cei="http://schemas.microsoft.com/office/word/2026/wordml/cei" xmlns:w16cex="http://schemas.microsoft.com/office/word/2018/wordml/cex" xmlns:w16cid="http://schemas.microsoft.com/office/word/2016/wordml/cid" xmlns:w16="http://schemas.microsoft.com/office/word/2018/wordml" xmlns:w16du="http://schemas.microsoft.com/office/word/2023/wordml/word16du" xmlns:w16sdtdh="http://schemas.microsoft.com/office/word/2020/wordml/sdtdatahash" xmlns:w16sdtfl="http://schemas.microsoft.com/office/word/2024/wordml/sdtformatlock" xmlns:w16se="http://schemas.microsoft.com/office/word/2015/wordml/symex" xmlns:wpg="http://schemas.microsoft.com/office/word/2010/wordprocessingGroup" xmlns:wpi="http://schemas.microsoft.com/office/word/2010/wordprocessingInk" xmlns:wne="http://schemas.microsoft.com/office/word/2006/wordml" xmlns:wps="http://schemas.microsoft.com/office/word/2010/wordprocessingShape" mc:Ignorable="w14 w15 w16se w16cid w16 w16cex w16sdtdh w16sdtfl w16du wp14">
   <w:body>
     <w:p>
       <w:pPr>
@@ -287,7 +287,7 @@
           </mc:Choice>
           <mc:Fallback>
             <w:pict>
-              <v:line w14:anchorId="2754B3B8" id="Straight Connector 2" o:spid="_x0000_s1026" style="position:absolute;flip:y;z-index:251699200;visibility:visible;mso-wrap-style:square;mso-width-percent:0;mso-height-percent:0;mso-wrap-distance-left:9pt;mso-wrap-distance-top:0;mso-wrap-distance-right:9pt;mso-wrap-distance-bottom:0;mso-position-horizontal:absolute;mso-position-horizontal-relative:text;mso-position-vertical:absolute;mso-position-vertical-relative:text;mso-width-percent:0;mso-height-percent:0;mso-width-relative:margin;mso-height-relative:margin" from="0,4pt" to="450pt,4pt" o:gfxdata="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" strokecolor="black [3213]" strokeweight="1.5pt"/>
+              <v:line w14:anchorId="2754B3B8" id="Straight Connector 2" o:spid="_x0000_s1026" style="position:absolute;flip:y;z-index:251699200;visibility:visible;mso-wrap-style:square;mso-width-percent:0;mso-height-percent:0;mso-wrap-distance-left:9pt;mso-wrap-distance-top:0;mso-wrap-distance-right:9pt;mso-wrap-distance-bottom:0;mso-position-horizontal:absolute;mso-position-horizontal-relative:text;mso-position-vertical:absolute;mso-position-vertical-relative:text;mso-width-percent:0;mso-height-percent:0;mso-width-relative:margin;mso-height-relative:margin" from="0,4pt" to="450pt,4pt" o:gfxdata="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" strokecolor="black [3213]" strokeweight="1.5pt"/>
             </w:pict>
           </mc:Fallback>
         </mc:AlternateContent>
@@ -1073,7 +1073,7 @@
                 <v:stroke joinstyle="miter"/>
                 <v:path gradientshapeok="t" o:connecttype="rect"/>
               </v:shapetype>
-              <v:shape id="Text Box 1" o:spid="_x0000_s1026" type="#_x0000_t202" style="position:absolute;left:0;text-align:left;margin-left:81.15pt;margin-top:644.95pt;width:288.9pt;height:.05pt;z-index:251723776;visibility:visible;mso-wrap-style:square;mso-wrap-distance-left:9pt;mso-wrap-distance-top:0;mso-wrap-distance-right:9pt;mso-wrap-distance-bottom:0;mso-position-horizontal:absolute;mso-position-horizontal-relative:text;mso-position-vertical:absolute;mso-position-vertical-relative:text;v-text-anchor:top" o:gfxdata="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" stroked="f">
+              <v:shape id="Text Box 1" o:spid="_x0000_s1026" type="#_x0000_t202" style="position:absolute;left:0;text-align:left;margin-left:81.15pt;margin-top:644.95pt;width:288.9pt;height:.05pt;z-index:251723776;visibility:visible;mso-wrap-style:square;mso-wrap-distance-left:9pt;mso-wrap-distance-top:0;mso-wrap-distance-right:9pt;mso-wrap-distance-bottom:0;mso-position-horizontal:absolute;mso-position-horizontal-relative:text;mso-position-vertical:absolute;mso-position-vertical-relative:text;v-text-anchor:top" o:gfxdata="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" stroked="f">
                 <v:textbox style="mso-fit-shape-to-text:t" inset="0,0,0,0">
                   <w:txbxContent>
                     <w:p>
@@ -1244,7 +1244,7 @@
         <mc:AlternateContent>
           <mc:Choice Requires="wps">
             <w:drawing>
-              <wp:anchor distT="0" distB="0" distL="114300" distR="114300" simplePos="0" relativeHeight="251725824" behindDoc="0" locked="0" layoutInCell="1" allowOverlap="1" wp14:anchorId="6D15C2F7" wp14:editId="0859E956">
+              <wp:anchor distT="0" distB="0" distL="114300" distR="114300" simplePos="0" relativeHeight="251725824" behindDoc="0" locked="0" layoutInCell="1" allowOverlap="1" wp14:anchorId="6D15C2F7" wp14:editId="68526375">
                 <wp:simplePos x="0" y="0"/>
                 <wp:positionH relativeFrom="margin">
                   <wp:align>center</wp:align>
@@ -1350,7 +1350,7 @@
           </mc:Choice>
           <mc:Fallback>
             <w:pict>
-              <v:shape w14:anchorId="6D15C2F7" id="_x0000_s1027" type="#_x0000_t202" style="position:absolute;left:0;text-align:left;margin-left:0;margin-top:396.8pt;width:451.25pt;height:.05pt;z-index:251725824;visibility:visible;mso-wrap-style:square;mso-wrap-distance-left:9pt;mso-wrap-distance-top:0;mso-wrap-distance-right:9pt;mso-wrap-distance-bottom:0;mso-position-horizontal:center;mso-position-horizontal-relative:margin;mso-position-vertical:absolute;mso-position-vertical-relative:text;v-text-anchor:top" o:gfxdata="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" stroked="f">
+              <v:shape w14:anchorId="6D15C2F7" id="_x0000_s1027" type="#_x0000_t202" style="position:absolute;left:0;text-align:left;margin-left:0;margin-top:396.8pt;width:451.25pt;height:.05pt;z-index:251725824;visibility:visible;mso-wrap-style:square;mso-wrap-distance-left:9pt;mso-wrap-distance-top:0;mso-wrap-distance-right:9pt;mso-wrap-distance-bottom:0;mso-position-horizontal:center;mso-position-horizontal-relative:margin;mso-position-vertical:absolute;mso-position-vertical-relative:text;v-text-anchor:top" o:gfxdata="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" stroked="f">
                 <v:textbox style="mso-fit-shape-to-text:t" inset="0,0,0,0">
                   <w:txbxContent>
                     <w:p>
@@ -1507,6 +1507,9 @@
         <w:keepNext/>
       </w:pPr>
       <w:r>
+        <w:rPr>
+          <w:noProof/>
+        </w:rPr>
         <w:drawing>
           <wp:inline distT="0" distB="0" distL="0" distR="0" wp14:anchorId="7D214A35" wp14:editId="2587DB33">
             <wp:extent cx="5731510" cy="2849880"/>
@@ -1602,6 +1605,475 @@
     </w:p>
     <w:p>
       <w:pPr>
+        <w:pStyle w:val="Heading2"/>
+      </w:pPr>
+      <w:r>
+        <w:rPr>
+          <w:noProof/>
+        </w:rPr>
+        <w:lastRenderedPageBreak/>
+        <w:drawing>
+          <wp:anchor distT="0" distB="0" distL="114300" distR="114300" simplePos="0" relativeHeight="251747328" behindDoc="0" locked="0" layoutInCell="1" allowOverlap="1" wp14:anchorId="70D1BBE0" wp14:editId="12D4863E">
+            <wp:simplePos x="0" y="0"/>
+            <wp:positionH relativeFrom="margin">
+              <wp:posOffset>342900</wp:posOffset>
+            </wp:positionH>
+            <wp:positionV relativeFrom="paragraph">
+              <wp:posOffset>2358390</wp:posOffset>
+            </wp:positionV>
+            <wp:extent cx="5010150" cy="5692140"/>
+            <wp:effectExtent l="0" t="0" r="0" b="0"/>
+            <wp:wrapTopAndBottom/>
+            <wp:docPr id="1828441017" name="Picture 25"/>
+            <wp:cNvGraphicFramePr>
+              <a:graphicFrameLocks xmlns:a="http://schemas.openxmlformats.org/drawingml/2006/main" noChangeAspect="1"/>
+            </wp:cNvGraphicFramePr>
+            <a:graphic xmlns:a="http://schemas.openxmlformats.org/drawingml/2006/main">
+              <a:graphicData uri="http://schemas.openxmlformats.org/drawingml/2006/picture">
+                <pic:pic xmlns:pic="http://schemas.openxmlformats.org/drawingml/2006/picture">
+                  <pic:nvPicPr>
+                    <pic:cNvPr id="1828441017" name="Picture 25"/>
+                    <pic:cNvPicPr/>
+                  </pic:nvPicPr>
+                  <pic:blipFill rotWithShape="1">
+                    <a:blip r:embed="rId13">
+                      <a:extLst>
+                        <a:ext uri="{28A0092B-C50C-407E-A947-70E740481C1C}">
+                          <a14:useLocalDpi xmlns:a14="http://schemas.microsoft.com/office/drawing/2010/main" val="0"/>
+                        </a:ext>
+                      </a:extLst>
+                    </a:blip>
+                    <a:srcRect l="-340" t="410" r="340" b="-1268"/>
+                    <a:stretch>
+                      <a:fillRect/>
+                    </a:stretch>
+                  </pic:blipFill>
+                  <pic:spPr bwMode="auto">
+                    <a:xfrm>
+                      <a:off x="0" y="0"/>
+                      <a:ext cx="5010150" cy="5692140"/>
+                    </a:xfrm>
+                    <a:prstGeom prst="rect">
+                      <a:avLst/>
+                    </a:prstGeom>
+                    <a:ln>
+                      <a:noFill/>
+                    </a:ln>
+                    <a:extLst>
+                      <a:ext uri="{53640926-AAD7-44D8-BBD7-CCE9431645EC}">
+                        <a14:shadowObscured xmlns:a14="http://schemas.microsoft.com/office/drawing/2010/main"/>
+                      </a:ext>
+                    </a:extLst>
+                  </pic:spPr>
+                </pic:pic>
+              </a:graphicData>
+            </a:graphic>
+            <wp14:sizeRelH relativeFrom="page">
+              <wp14:pctWidth>0</wp14:pctWidth>
+            </wp14:sizeRelH>
+            <wp14:sizeRelV relativeFrom="page">
+              <wp14:pctHeight>0</wp14:pctHeight>
+            </wp14:sizeRelV>
+          </wp:anchor>
+        </w:drawing>
+      </w:r>
+      <w:r>
+        <w:rPr>
+          <w:noProof/>
+        </w:rPr>
+        <w:drawing>
+          <wp:anchor distT="0" distB="0" distL="114300" distR="114300" simplePos="0" relativeHeight="251744256" behindDoc="0" locked="0" layoutInCell="1" allowOverlap="1" wp14:anchorId="5AB6A515" wp14:editId="716F427F">
+            <wp:simplePos x="0" y="0"/>
+            <wp:positionH relativeFrom="margin">
+              <wp:posOffset>-497840</wp:posOffset>
+            </wp:positionH>
+            <wp:positionV relativeFrom="paragraph">
+              <wp:posOffset>390525</wp:posOffset>
+            </wp:positionV>
+            <wp:extent cx="6735356" cy="1809750"/>
+            <wp:effectExtent l="0" t="0" r="8890" b="0"/>
+            <wp:wrapTopAndBottom/>
+            <wp:docPr id="1276330230" name="Picture 25"/>
+            <wp:cNvGraphicFramePr>
+              <a:graphicFrameLocks xmlns:a="http://schemas.openxmlformats.org/drawingml/2006/main" noChangeAspect="1"/>
+            </wp:cNvGraphicFramePr>
+            <a:graphic xmlns:a="http://schemas.openxmlformats.org/drawingml/2006/main">
+              <a:graphicData uri="http://schemas.openxmlformats.org/drawingml/2006/picture">
+                <pic:pic xmlns:pic="http://schemas.openxmlformats.org/drawingml/2006/picture">
+                  <pic:nvPicPr>
+                    <pic:cNvPr id="1276330230" name="Picture 25"/>
+                    <pic:cNvPicPr/>
+                  </pic:nvPicPr>
+                  <pic:blipFill rotWithShape="1">
+                    <a:blip r:embed="rId14">
+                      <a:extLst>
+                        <a:ext uri="{28A0092B-C50C-407E-A947-70E740481C1C}">
+                          <a14:useLocalDpi xmlns:a14="http://schemas.microsoft.com/office/drawing/2010/main" val="0"/>
+                        </a:ext>
+                      </a:extLst>
+                    </a:blip>
+                    <a:srcRect l="2842" r="2330"/>
+                    <a:stretch>
+                      <a:fillRect/>
+                    </a:stretch>
+                  </pic:blipFill>
+                  <pic:spPr bwMode="auto">
+                    <a:xfrm>
+                      <a:off x="0" y="0"/>
+                      <a:ext cx="6735356" cy="1809750"/>
+                    </a:xfrm>
+                    <a:prstGeom prst="rect">
+                      <a:avLst/>
+                    </a:prstGeom>
+                    <a:ln>
+                      <a:noFill/>
+                    </a:ln>
+                    <a:extLst>
+                      <a:ext uri="{53640926-AAD7-44D8-BBD7-CCE9431645EC}">
+                        <a14:shadowObscured xmlns:a14="http://schemas.microsoft.com/office/drawing/2010/main"/>
+                      </a:ext>
+                    </a:extLst>
+                  </pic:spPr>
+                </pic:pic>
+              </a:graphicData>
+            </a:graphic>
+            <wp14:sizeRelH relativeFrom="page">
+              <wp14:pctWidth>0</wp14:pctWidth>
+            </wp14:sizeRelH>
+            <wp14:sizeRelV relativeFrom="page">
+              <wp14:pctHeight>0</wp14:pctHeight>
+            </wp14:sizeRelV>
+          </wp:anchor>
+        </w:drawing>
+      </w:r>
+      <w:r>
+        <w:t>Data Flow Diagram</w:t>
+      </w:r>
+      <w:r>
+        <w:t xml:space="preserve"> </w:t>
+      </w:r>
+    </w:p>
+    <w:p>
+      <w:pPr>
+        <w:pStyle w:val="contentnormal"/>
+        <w:rPr>
+          <w:rFonts w:eastAsiaTheme="majorEastAsia"/>
+          <w:sz w:val="32"/>
+          <w:szCs w:val="28"/>
+        </w:rPr>
+      </w:pPr>
+      <w:r>
+        <w:rPr>
+          <w:noProof/>
+        </w:rPr>
+        <mc:AlternateContent>
+          <mc:Choice Requires="wps">
+            <w:drawing>
+              <wp:anchor distT="0" distB="0" distL="114300" distR="114300" simplePos="0" relativeHeight="251748352" behindDoc="0" locked="0" layoutInCell="1" allowOverlap="1" wp14:anchorId="55E9B887" wp14:editId="3ED7C7F6">
+                <wp:simplePos x="0" y="0"/>
+                <wp:positionH relativeFrom="column">
+                  <wp:posOffset>1001395</wp:posOffset>
+                </wp:positionH>
+                <wp:positionV relativeFrom="paragraph">
+                  <wp:posOffset>7778750</wp:posOffset>
+                </wp:positionV>
+                <wp:extent cx="3669030" cy="635"/>
+                <wp:effectExtent l="0" t="0" r="7620" b="9525"/>
+                <wp:wrapSquare wrapText="bothSides"/>
+                <wp:docPr id="207316059" name="Text Box 1"/>
+                <wp:cNvGraphicFramePr/>
+                <a:graphic xmlns:a="http://schemas.openxmlformats.org/drawingml/2006/main">
+                  <a:graphicData uri="http://schemas.microsoft.com/office/word/2010/wordprocessingShape">
+                    <wps:wsp>
+                      <wps:cNvSpPr txBox="1"/>
+                      <wps:spPr>
+                        <a:xfrm>
+                          <a:off x="0" y="0"/>
+                          <a:ext cx="3669030" cy="635"/>
+                        </a:xfrm>
+                        <a:prstGeom prst="rect">
+                          <a:avLst/>
+                        </a:prstGeom>
+                        <a:solidFill>
+                          <a:prstClr val="white"/>
+                        </a:solidFill>
+                        <a:ln>
+                          <a:noFill/>
+                        </a:ln>
+                      </wps:spPr>
+                      <wps:txbx>
+                        <w:txbxContent>
+                          <w:p>
+                            <w:pPr>
+                              <w:pStyle w:val="Caption"/>
+                              <w:rPr>
+                                <w:b/>
+                                <w:noProof/>
+                                <w:sz w:val="28"/>
+                                <w:szCs w:val="28"/>
+                              </w:rPr>
+                            </w:pPr>
+                            <w:r>
+                              <w:t xml:space="preserve">Figure </w:t>
+                            </w:r>
+                            <w:r>
+                              <w:fldChar w:fldCharType="begin"/>
+                            </w:r>
+                            <w:r>
+                              <w:instrText xml:space="preserve"> STYLEREF 1 \s </w:instrText>
+                            </w:r>
+                            <w:r>
+                              <w:fldChar w:fldCharType="separate"/>
+                            </w:r>
+                            <w:r>
+                              <w:rPr>
+                                <w:noProof/>
+                              </w:rPr>
+                              <w:t>1</w:t>
+                            </w:r>
+                            <w:r>
+                              <w:fldChar w:fldCharType="end"/>
+                            </w:r>
+                            <w:r>
+                              <w:t>.</w:t>
+                            </w:r>
+                            <w:r>
+                              <w:t>5</w:t>
+                            </w:r>
+                            <w:r>
+                              <w:t xml:space="preserve"> Activity Diagram</w:t>
+                            </w:r>
+                          </w:p>
+                        </w:txbxContent>
+                      </wps:txbx>
+                      <wps:bodyPr rot="0" spcFirstLastPara="0" vertOverflow="overflow" horzOverflow="overflow" vert="horz" wrap="square" lIns="0" tIns="0" rIns="0" bIns="0" numCol="1" spcCol="0" rtlCol="0" fromWordArt="0" anchor="t" anchorCtr="0" forceAA="0" compatLnSpc="1">
+                        <a:prstTxWarp prst="textNoShape">
+                          <a:avLst/>
+                        </a:prstTxWarp>
+                        <a:spAutoFit/>
+                      </wps:bodyPr>
+                    </wps:wsp>
+                  </a:graphicData>
+                </a:graphic>
+              </wp:anchor>
+            </w:drawing>
+          </mc:Choice>
+          <mc:Fallback>
+            <w:pict>
+              <v:shape w14:anchorId="55E9B887" id="_x0000_s1028" type="#_x0000_t202" style="position:absolute;left:0;text-align:left;margin-left:78.85pt;margin-top:612.5pt;width:288.9pt;height:.05pt;z-index:251748352;visibility:visible;mso-wrap-style:square;mso-wrap-distance-left:9pt;mso-wrap-distance-top:0;mso-wrap-distance-right:9pt;mso-wrap-distance-bottom:0;mso-position-horizontal:absolute;mso-position-horizontal-relative:text;mso-position-vertical:absolute;mso-position-vertical-relative:text;v-text-anchor:top" o:gfxdata="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" stroked="f">
+                <v:textbox style="mso-fit-shape-to-text:t" inset="0,0,0,0">
+                  <w:txbxContent>
+                    <w:p>
+                      <w:pPr>
+                        <w:pStyle w:val="Caption"/>
+                        <w:rPr>
+                          <w:b/>
+                          <w:noProof/>
+                          <w:sz w:val="28"/>
+                          <w:szCs w:val="28"/>
+                        </w:rPr>
+                      </w:pPr>
+                      <w:r>
+                        <w:t xml:space="preserve">Figure </w:t>
+                      </w:r>
+                      <w:r>
+                        <w:fldChar w:fldCharType="begin"/>
+                      </w:r>
+                      <w:r>
+                        <w:instrText xml:space="preserve"> STYLEREF 1 \s </w:instrText>
+                      </w:r>
+                      <w:r>
+                        <w:fldChar w:fldCharType="separate"/>
+                      </w:r>
+                      <w:r>
+                        <w:rPr>
+                          <w:noProof/>
+                        </w:rPr>
+                        <w:t>1</w:t>
+                      </w:r>
+                      <w:r>
+                        <w:fldChar w:fldCharType="end"/>
+                      </w:r>
+                      <w:r>
+                        <w:t>.</w:t>
+                      </w:r>
+                      <w:r>
+                        <w:t>5</w:t>
+                      </w:r>
+                      <w:r>
+                        <w:t xml:space="preserve"> Activity Diagram</w:t>
+                      </w:r>
+                    </w:p>
+                  </w:txbxContent>
+                </v:textbox>
+                <w10:wrap type="square"/>
+              </v:shape>
+            </w:pict>
+          </mc:Fallback>
+        </mc:AlternateContent>
+      </w:r>
+      <w:r>
+        <w:rPr>
+          <w:noProof/>
+        </w:rPr>
+        <mc:AlternateContent>
+          <mc:Choice Requires="wps">
+            <w:drawing>
+              <wp:anchor distT="0" distB="0" distL="114300" distR="114300" simplePos="0" relativeHeight="251745280" behindDoc="0" locked="0" layoutInCell="1" allowOverlap="1" wp14:anchorId="6F49156F" wp14:editId="4724DE40">
+                <wp:simplePos x="0" y="0"/>
+                <wp:positionH relativeFrom="column">
+                  <wp:posOffset>1019175</wp:posOffset>
+                </wp:positionH>
+                <wp:positionV relativeFrom="paragraph">
+                  <wp:posOffset>1544320</wp:posOffset>
+                </wp:positionV>
+                <wp:extent cx="3669030" cy="635"/>
+                <wp:effectExtent l="0" t="0" r="7620" b="9525"/>
+                <wp:wrapSquare wrapText="bothSides"/>
+                <wp:docPr id="1415612146" name="Text Box 1"/>
+                <wp:cNvGraphicFramePr/>
+                <a:graphic xmlns:a="http://schemas.openxmlformats.org/drawingml/2006/main">
+                  <a:graphicData uri="http://schemas.microsoft.com/office/word/2010/wordprocessingShape">
+                    <wps:wsp>
+                      <wps:cNvSpPr txBox="1"/>
+                      <wps:spPr>
+                        <a:xfrm>
+                          <a:off x="0" y="0"/>
+                          <a:ext cx="3669030" cy="635"/>
+                        </a:xfrm>
+                        <a:prstGeom prst="rect">
+                          <a:avLst/>
+                        </a:prstGeom>
+                        <a:solidFill>
+                          <a:prstClr val="white"/>
+                        </a:solidFill>
+                        <a:ln>
+                          <a:noFill/>
+                        </a:ln>
+                      </wps:spPr>
+                      <wps:txbx>
+                        <w:txbxContent>
+                          <w:p>
+                            <w:pPr>
+                              <w:pStyle w:val="Caption"/>
+                              <w:rPr>
+                                <w:b/>
+                                <w:noProof/>
+                                <w:sz w:val="28"/>
+                                <w:szCs w:val="28"/>
+                              </w:rPr>
+                            </w:pPr>
+                            <w:r>
+                              <w:t xml:space="preserve">Figure </w:t>
+                            </w:r>
+                            <w:r>
+                              <w:fldChar w:fldCharType="begin"/>
+                            </w:r>
+                            <w:r>
+                              <w:instrText xml:space="preserve"> STYLEREF 1 \s </w:instrText>
+                            </w:r>
+                            <w:r>
+                              <w:fldChar w:fldCharType="separate"/>
+                            </w:r>
+                            <w:r>
+                              <w:rPr>
+                                <w:noProof/>
+                              </w:rPr>
+                              <w:t>1</w:t>
+                            </w:r>
+                            <w:r>
+                              <w:fldChar w:fldCharType="end"/>
+                            </w:r>
+                            <w:r>
+                              <w:t>.</w:t>
+                            </w:r>
+                            <w:r>
+                              <w:t>4</w:t>
+                            </w:r>
+                            <w:r>
+                              <w:t xml:space="preserve"> Activity Diagram</w:t>
+                            </w:r>
+                          </w:p>
+                        </w:txbxContent>
+                      </wps:txbx>
+                      <wps:bodyPr rot="0" spcFirstLastPara="0" vertOverflow="overflow" horzOverflow="overflow" vert="horz" wrap="square" lIns="0" tIns="0" rIns="0" bIns="0" numCol="1" spcCol="0" rtlCol="0" fromWordArt="0" anchor="t" anchorCtr="0" forceAA="0" compatLnSpc="1">
+                        <a:prstTxWarp prst="textNoShape">
+                          <a:avLst/>
+                        </a:prstTxWarp>
+                        <a:spAutoFit/>
+                      </wps:bodyPr>
+                    </wps:wsp>
+                  </a:graphicData>
+                </a:graphic>
+              </wp:anchor>
+            </w:drawing>
+          </mc:Choice>
+          <mc:Fallback>
+            <w:pict>
+              <v:shape w14:anchorId="6F49156F" id="_x0000_s1029" type="#_x0000_t202" style="position:absolute;left:0;text-align:left;margin-left:80.25pt;margin-top:121.6pt;width:288.9pt;height:.05pt;z-index:251745280;visibility:visible;mso-wrap-style:square;mso-wrap-distance-left:9pt;mso-wrap-distance-top:0;mso-wrap-distance-right:9pt;mso-wrap-distance-bottom:0;mso-position-horizontal:absolute;mso-position-horizontal-relative:text;mso-position-vertical:absolute;mso-position-vertical-relative:text;v-text-anchor:top" o:gfxdata="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" stroked="f">
+                <v:textbox style="mso-fit-shape-to-text:t" inset="0,0,0,0">
+                  <w:txbxContent>
+                    <w:p>
+                      <w:pPr>
+                        <w:pStyle w:val="Caption"/>
+                        <w:rPr>
+                          <w:b/>
+                          <w:noProof/>
+                          <w:sz w:val="28"/>
+                          <w:szCs w:val="28"/>
+                        </w:rPr>
+                      </w:pPr>
+                      <w:r>
+                        <w:t xml:space="preserve">Figure </w:t>
+                      </w:r>
+                      <w:r>
+                        <w:fldChar w:fldCharType="begin"/>
+                      </w:r>
+                      <w:r>
+                        <w:instrText xml:space="preserve"> STYLEREF 1 \s </w:instrText>
+                      </w:r>
+                      <w:r>
+                        <w:fldChar w:fldCharType="separate"/>
+                      </w:r>
+                      <w:r>
+                        <w:rPr>
+                          <w:noProof/>
+                        </w:rPr>
+                        <w:t>1</w:t>
+                      </w:r>
+                      <w:r>
+                        <w:fldChar w:fldCharType="end"/>
+                      </w:r>
+                      <w:r>
+                        <w:t>.</w:t>
+                      </w:r>
+                      <w:r>
+                        <w:t>4</w:t>
+                      </w:r>
+                      <w:r>
+                        <w:t xml:space="preserve"> Activity Diagram</w:t>
+                      </w:r>
+                    </w:p>
+                  </w:txbxContent>
+                </v:textbox>
+                <w10:wrap type="square"/>
+              </v:shape>
+            </w:pict>
+          </mc:Fallback>
+        </mc:AlternateContent>
+      </w:r>
+      <w:r>
+        <w:rPr>
+          <w:noProof/>
+        </w:rPr>
+        <w:tab/>
+      </w:r>
+      <w:r>
+        <w:br w:type="page"/>
+      </w:r>
+    </w:p>
+    <w:p>
+      <w:pPr>
         <w:pStyle w:val="Heading1"/>
       </w:pPr>
       <w:r>
@@ -1967,7 +2439,7 @@
         </w:rPr>
         <w:t xml:space="preserve"> </w:t>
       </w:r>
-      <w:hyperlink r:id="rId13" w:history="1">
+      <w:hyperlink r:id="rId15" w:history="1">
         <w:r>
           <w:rPr>
             <w:rStyle w:val="Hyperlink"/>
@@ -2045,7 +2517,7 @@
         </w:rPr>
         <w:t xml:space="preserve">Link: </w:t>
       </w:r>
-      <w:hyperlink r:id="rId14" w:history="1">
+      <w:hyperlink r:id="rId16" w:history="1">
         <w:r>
           <w:rPr>
             <w:rStyle w:val="Hyperlink"/>
@@ -2113,7 +2585,7 @@
         </w:rPr>
         <w:t xml:space="preserve"> </w:t>
       </w:r>
-      <w:hyperlink r:id="rId15" w:history="1">
+      <w:hyperlink r:id="rId17" w:history="1">
         <w:r>
           <w:rPr>
             <w:rStyle w:val="Hyperlink"/>
@@ -2183,7 +2655,7 @@
         </w:rPr>
         <w:t xml:space="preserve"> </w:t>
       </w:r>
-      <w:hyperlink r:id="rId16" w:history="1">
+      <w:hyperlink r:id="rId18" w:history="1">
         <w:r>
           <w:rPr>
             <w:rStyle w:val="Hyperlink"/>
@@ -2229,7 +2701,7 @@
         </w:rPr>
         <w:t xml:space="preserve">Link: </w:t>
       </w:r>
-      <w:hyperlink r:id="rId17" w:history="1">
+      <w:hyperlink r:id="rId19" w:history="1">
         <w:r>
           <w:rPr>
             <w:rStyle w:val="Hyperlink"/>
@@ -2302,7 +2774,7 @@
         </w:rPr>
         <w:t xml:space="preserve">Link: </w:t>
       </w:r>
-      <w:hyperlink r:id="rId18" w:history="1">
+      <w:hyperlink r:id="rId20" w:history="1">
         <w:r>
           <w:rPr>
             <w:rStyle w:val="Hyperlink"/>
@@ -2350,7 +2822,7 @@
         </w:rPr>
         <w:t xml:space="preserve">Link: </w:t>
       </w:r>
-      <w:hyperlink r:id="rId19" w:history="1">
+      <w:hyperlink r:id="rId21" w:history="1">
         <w:r>
           <w:rPr>
             <w:rStyle w:val="Hyperlink"/>
@@ -2398,7 +2870,7 @@
         </w:rPr>
         <w:t xml:space="preserve"> </w:t>
       </w:r>
-      <w:hyperlink r:id="rId20" w:history="1">
+      <w:hyperlink r:id="rId22" w:history="1">
         <w:r>
           <w:rPr>
             <w:rStyle w:val="Hyperlink"/>
@@ -2448,7 +2920,7 @@
         </w:rPr>
         <w:t xml:space="preserve"> </w:t>
       </w:r>
-      <w:hyperlink r:id="rId21" w:history="1">
+      <w:hyperlink r:id="rId23" w:history="1">
         <w:r>
           <w:rPr>
             <w:rStyle w:val="Hyperlink"/>
@@ -2497,7 +2969,7 @@
         </w:rPr>
         <w:t xml:space="preserve">Link: </w:t>
       </w:r>
-      <w:hyperlink r:id="rId22" w:history="1">
+      <w:hyperlink r:id="rId24" w:history="1">
         <w:r>
           <w:rPr>
             <w:rStyle w:val="Hyperlink"/>
@@ -4034,7 +4506,7 @@
       <w:pPr>
         <w:pStyle w:val="contentnormal"/>
       </w:pPr>
-      <w:hyperlink r:id="rId23" w:history="1">
+      <w:hyperlink r:id="rId25" w:history="1">
         <w:r>
           <w:rPr>
             <w:rStyle w:val="Hyperlink"/>
@@ -4060,7 +4532,7 @@
       <w:pPr>
         <w:pStyle w:val="contentnormal"/>
       </w:pPr>
-      <w:hyperlink r:id="rId24" w:history="1">
+      <w:hyperlink r:id="rId26" w:history="1">
         <w:r>
           <w:rPr>
             <w:rStyle w:val="Hyperlink"/>
@@ -4086,7 +4558,7 @@
       <w:pPr>
         <w:pStyle w:val="contentnormal"/>
       </w:pPr>
-      <w:hyperlink r:id="rId25" w:history="1">
+      <w:hyperlink r:id="rId27" w:history="1">
         <w:r>
           <w:rPr>
             <w:rStyle w:val="Hyperlink"/>
@@ -4118,7 +4590,7 @@
       <w:pPr>
         <w:pStyle w:val="contentnormal"/>
       </w:pPr>
-      <w:hyperlink r:id="rId26" w:history="1">
+      <w:hyperlink r:id="rId28" w:history="1">
         <w:r>
           <w:rPr>
             <w:rStyle w:val="Hyperlink"/>
@@ -5663,7 +6135,7 @@
           </mc:Choice>
           <mc:Fallback>
             <w:pict>
-              <v:shape w14:anchorId="4F5518AC" id="_x0000_s1028" type="#_x0000_t202" style="position:absolute;left:0;text-align:left;margin-left:141.05pt;margin-top:138.8pt;width:169.2pt;height:.05pt;z-index:251727872;visibility:visible;mso-wrap-style:square;mso-wrap-distance-left:9pt;mso-wrap-distance-top:0;mso-wrap-distance-right:9pt;mso-wrap-distance-bottom:0;mso-position-horizontal:absolute;mso-position-horizontal-relative:text;mso-position-vertical:absolute;mso-position-vertical-relative:text;v-text-anchor:top" o:gfxdata="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" stroked="f">
+              <v:shape w14:anchorId="4F5518AC" id="_x0000_s1030" type="#_x0000_t202" style="position:absolute;left:0;text-align:left;margin-left:141.05pt;margin-top:138.8pt;width:169.2pt;height:.05pt;z-index:251727872;visibility:visible;mso-wrap-style:square;mso-wrap-distance-left:9pt;mso-wrap-distance-top:0;mso-wrap-distance-right:9pt;mso-wrap-distance-bottom:0;mso-position-horizontal:absolute;mso-position-horizontal-relative:text;mso-position-vertical:absolute;mso-position-vertical-relative:text;v-text-anchor:top" o:gfxdata="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" stroked="f">
                 <v:textbox style="mso-fit-shape-to-text:t" inset="0,0,0,0">
                   <w:txbxContent>
                     <w:p>
@@ -5758,7 +6230,7 @@
                     </pic:cNvPicPr>
                   </pic:nvPicPr>
                   <pic:blipFill rotWithShape="1">
-                    <a:blip r:embed="rId27" cstate="print">
+                    <a:blip r:embed="rId29" cstate="print">
                       <a:extLst>
                         <a:ext uri="{28A0092B-C50C-407E-A947-70E740481C1C}">
                           <a14:useLocalDpi xmlns:a14="http://schemas.microsoft.com/office/drawing/2010/main" val="0"/>
@@ -6039,7 +6511,7 @@
           </mc:Choice>
           <mc:Fallback>
             <w:pict>
-              <v:shape w14:anchorId="3F7A67F9" id="_x0000_s1029" type="#_x0000_t202" style="position:absolute;left:0;text-align:left;margin-left:135.5pt;margin-top:151.9pt;width:180.25pt;height:.05pt;z-index:251729920;visibility:visible;mso-wrap-style:square;mso-wrap-distance-left:9pt;mso-wrap-distance-top:0;mso-wrap-distance-right:9pt;mso-wrap-distance-bottom:0;mso-position-horizontal:absolute;mso-position-horizontal-relative:text;mso-position-vertical:absolute;mso-position-vertical-relative:text;v-text-anchor:top" o:gfxdata="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" stroked="f">
+              <v:shape w14:anchorId="3F7A67F9" id="_x0000_s1031" type="#_x0000_t202" style="position:absolute;left:0;text-align:left;margin-left:135.5pt;margin-top:151.9pt;width:180.25pt;height:.05pt;z-index:251729920;visibility:visible;mso-wrap-style:square;mso-wrap-distance-left:9pt;mso-wrap-distance-top:0;mso-wrap-distance-right:9pt;mso-wrap-distance-bottom:0;mso-position-horizontal:absolute;mso-position-horizontal-relative:text;mso-position-vertical:absolute;mso-position-vertical-relative:text;v-text-anchor:top" o:gfxdata="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" stroked="f">
                 <v:textbox style="mso-fit-shape-to-text:t" inset="0,0,0,0">
                   <w:txbxContent>
                     <w:p>
@@ -6132,7 +6604,7 @@
                     <pic:cNvPicPr/>
                   </pic:nvPicPr>
                   <pic:blipFill rotWithShape="1">
-                    <a:blip r:embed="rId28" cstate="print">
+                    <a:blip r:embed="rId30" cstate="print">
                       <a:extLst>
                         <a:ext uri="{28A0092B-C50C-407E-A947-70E740481C1C}">
                           <a14:useLocalDpi xmlns:a14="http://schemas.microsoft.com/office/drawing/2010/main" val="0"/>
@@ -6355,7 +6827,7 @@
           </mc:Choice>
           <mc:Fallback>
             <w:pict>
-              <v:shape w14:anchorId="4FE8A49D" id="_x0000_s1030" type="#_x0000_t202" style="position:absolute;left:0;text-align:left;margin-left:0;margin-top:189.3pt;width:451.3pt;height:.05pt;z-index:251703296;visibility:visible;mso-wrap-style:square;mso-wrap-distance-left:9pt;mso-wrap-distance-top:0;mso-wrap-distance-right:9pt;mso-wrap-distance-bottom:0;mso-position-horizontal:absolute;mso-position-horizontal-relative:margin;mso-position-vertical:absolute;mso-position-vertical-relative:text;v-text-anchor:top" o:gfxdata="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" stroked="f">
+              <v:shape w14:anchorId="4FE8A49D" id="_x0000_s1032" type="#_x0000_t202" style="position:absolute;left:0;text-align:left;margin-left:0;margin-top:189.3pt;width:451.3pt;height:.05pt;z-index:251703296;visibility:visible;mso-wrap-style:square;mso-wrap-distance-left:9pt;mso-wrap-distance-top:0;mso-wrap-distance-right:9pt;mso-wrap-distance-bottom:0;mso-position-horizontal:absolute;mso-position-horizontal-relative:margin;mso-position-vertical:absolute;mso-position-vertical-relative:text;v-text-anchor:top" o:gfxdata="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" stroked="f">
                 <v:textbox style="mso-fit-shape-to-text:t" inset="0,0,0,0">
                   <w:txbxContent>
                     <w:p>
@@ -6449,7 +6921,7 @@
                     <pic:cNvPicPr/>
                   </pic:nvPicPr>
                   <pic:blipFill>
-                    <a:blip r:embed="rId29" cstate="print">
+                    <a:blip r:embed="rId31" cstate="print">
                       <a:extLst>
                         <a:ext uri="{28A0092B-C50C-407E-A947-70E740481C1C}">
                           <a14:useLocalDpi xmlns:a14="http://schemas.microsoft.com/office/drawing/2010/main" val="0"/>
@@ -6629,7 +7101,7 @@
           </mc:Choice>
           <mc:Fallback>
             <w:pict>
-              <v:shape w14:anchorId="2B5BFAF6" id="_x0000_s1031" type="#_x0000_t202" style="position:absolute;left:0;text-align:left;margin-left:251pt;margin-top:165.1pt;width:198.4pt;height:.05pt;z-index:251742208;visibility:visible;mso-wrap-style:square;mso-height-percent:0;mso-wrap-distance-left:9pt;mso-wrap-distance-top:0;mso-wrap-distance-right:9pt;mso-wrap-distance-bottom:0;mso-position-horizontal:absolute;mso-position-horizontal-relative:text;mso-position-vertical:absolute;mso-position-vertical-relative:text;mso-height-percent:0;mso-height-relative:margin;v-text-anchor:top" o:gfxdata="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" stroked="f">
+              <v:shape w14:anchorId="2B5BFAF6" id="_x0000_s1033" type="#_x0000_t202" style="position:absolute;left:0;text-align:left;margin-left:251pt;margin-top:165.1pt;width:198.4pt;height:.05pt;z-index:251742208;visibility:visible;mso-wrap-style:square;mso-height-percent:0;mso-wrap-distance-left:9pt;mso-wrap-distance-top:0;mso-wrap-distance-right:9pt;mso-wrap-distance-bottom:0;mso-position-horizontal:absolute;mso-position-horizontal-relative:text;mso-position-vertical:absolute;mso-position-vertical-relative:text;mso-height-percent:0;mso-height-relative:margin;v-text-anchor:top" o:gfxdata="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" stroked="f">
                 <v:textbox style="mso-fit-shape-to-text:t" inset="0,0,0,0">
                   <w:txbxContent>
                     <w:p>
@@ -6771,7 +7243,7 @@
           </mc:Choice>
           <mc:Fallback>
             <w:pict>
-              <v:shape w14:anchorId="07878B84" id="_x0000_s1032" type="#_x0000_t202" style="position:absolute;left:0;text-align:left;margin-left:-.1pt;margin-top:165.05pt;width:198.4pt;height:.05pt;z-index:251740160;visibility:visible;mso-wrap-style:square;mso-wrap-distance-left:9pt;mso-wrap-distance-top:0;mso-wrap-distance-right:9pt;mso-wrap-distance-bottom:0;mso-position-horizontal:absolute;mso-position-horizontal-relative:text;mso-position-vertical:absolute;mso-position-vertical-relative:text;v-text-anchor:top" o:gfxdata="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" stroked="f">
+              <v:shape w14:anchorId="07878B84" id="_x0000_s1034" type="#_x0000_t202" style="position:absolute;left:0;text-align:left;margin-left:-.1pt;margin-top:165.05pt;width:198.4pt;height:.05pt;z-index:251740160;visibility:visible;mso-wrap-style:square;mso-wrap-distance-left:9pt;mso-wrap-distance-top:0;mso-wrap-distance-right:9pt;mso-wrap-distance-bottom:0;mso-position-horizontal:absolute;mso-position-horizontal-relative:text;mso-position-vertical:absolute;mso-position-vertical-relative:text;v-text-anchor:top" o:gfxdata="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" stroked="f">
                 <v:textbox style="mso-fit-shape-to-text:t" inset="0,0,0,0">
                   <w:txbxContent>
                     <w:p>
@@ -6851,7 +7323,7 @@
                     <pic:cNvPicPr/>
                   </pic:nvPicPr>
                   <pic:blipFill>
-                    <a:blip r:embed="rId30" cstate="print">
+                    <a:blip r:embed="rId32" cstate="print">
                       <a:extLst>
                         <a:ext uri="{28A0092B-C50C-407E-A947-70E740481C1C}">
                           <a14:useLocalDpi xmlns:a14="http://schemas.microsoft.com/office/drawing/2010/main" val="0"/>
@@ -6911,7 +7383,7 @@
                     <pic:cNvPicPr/>
                   </pic:nvPicPr>
                   <pic:blipFill rotWithShape="1">
-                    <a:blip r:embed="rId31" cstate="print">
+                    <a:blip r:embed="rId33" cstate="print">
                       <a:extLst>
                         <a:ext uri="{28A0092B-C50C-407E-A947-70E740481C1C}">
                           <a14:useLocalDpi xmlns:a14="http://schemas.microsoft.com/office/drawing/2010/main" val="0"/>
@@ -7196,7 +7668,7 @@
           </mc:Choice>
           <mc:Fallback>
             <w:pict>
-              <v:shape w14:anchorId="32F01FB5" id="_x0000_s1033" type="#_x0000_t202" style="position:absolute;left:0;text-align:left;margin-left:126.45pt;margin-top:160.5pt;width:198.4pt;height:.05pt;z-index:251731968;visibility:visible;mso-wrap-style:square;mso-wrap-distance-left:9pt;mso-wrap-distance-top:0;mso-wrap-distance-right:9pt;mso-wrap-distance-bottom:0;mso-position-horizontal:absolute;mso-position-horizontal-relative:text;mso-position-vertical:absolute;mso-position-vertical-relative:text;v-text-anchor:top" o:gfxdata="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" stroked="f">
+              <v:shape w14:anchorId="32F01FB5" id="_x0000_s1035" type="#_x0000_t202" style="position:absolute;left:0;text-align:left;margin-left:126.45pt;margin-top:160.5pt;width:198.4pt;height:.05pt;z-index:251731968;visibility:visible;mso-wrap-style:square;mso-wrap-distance-left:9pt;mso-wrap-distance-top:0;mso-wrap-distance-right:9pt;mso-wrap-distance-bottom:0;mso-position-horizontal:absolute;mso-position-horizontal-relative:text;mso-position-vertical:absolute;mso-position-vertical-relative:text;v-text-anchor:top" o:gfxdata="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" stroked="f">
                 <v:textbox style="mso-fit-shape-to-text:t" inset="0,0,0,0">
                   <w:txbxContent>
                     <w:p>
@@ -7291,7 +7763,7 @@
                     </pic:cNvPicPr>
                   </pic:nvPicPr>
                   <pic:blipFill rotWithShape="1">
-                    <a:blip r:embed="rId32" cstate="print">
+                    <a:blip r:embed="rId34" cstate="print">
                       <a:extLst>
                         <a:ext uri="{28A0092B-C50C-407E-A947-70E740481C1C}">
                           <a14:useLocalDpi xmlns:a14="http://schemas.microsoft.com/office/drawing/2010/main" val="0"/>
@@ -7586,7 +8058,7 @@
           </mc:Choice>
           <mc:Fallback>
             <w:pict>
-              <v:shape w14:anchorId="1367801E" id="_x0000_s1034" type="#_x0000_t202" style="position:absolute;left:0;text-align:left;margin-left:137.95pt;margin-top:159.7pt;width:175.35pt;height:.05pt;z-index:251734016;visibility:visible;mso-wrap-style:square;mso-width-percent:0;mso-wrap-distance-left:9pt;mso-wrap-distance-top:0;mso-wrap-distance-right:9pt;mso-wrap-distance-bottom:0;mso-position-horizontal:absolute;mso-position-horizontal-relative:margin;mso-position-vertical:absolute;mso-position-vertical-relative:text;mso-width-percent:0;mso-width-relative:margin;v-text-anchor:top" o:gfxdata="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" stroked="f">
+              <v:shape w14:anchorId="1367801E" id="_x0000_s1036" type="#_x0000_t202" style="position:absolute;left:0;text-align:left;margin-left:137.95pt;margin-top:159.7pt;width:175.35pt;height:.05pt;z-index:251734016;visibility:visible;mso-wrap-style:square;mso-width-percent:0;mso-wrap-distance-left:9pt;mso-wrap-distance-top:0;mso-wrap-distance-right:9pt;mso-wrap-distance-bottom:0;mso-position-horizontal:absolute;mso-position-horizontal-relative:margin;mso-position-vertical:absolute;mso-position-vertical-relative:text;mso-width-percent:0;mso-width-relative:margin;v-text-anchor:top" o:gfxdata="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" stroked="f">
                 <v:textbox style="mso-fit-shape-to-text:t" inset="0,0,0,0">
                   <w:txbxContent>
                     <w:p>
@@ -7655,7 +8127,7 @@
           <w:noProof/>
         </w:rPr>
         <w:drawing>
-          <wp:anchor distT="0" distB="0" distL="114300" distR="114300" simplePos="0" relativeHeight="251715584" behindDoc="0" locked="0" layoutInCell="1" allowOverlap="1" wp14:anchorId="643AC39F" wp14:editId="51E23939">
+          <wp:anchor distT="0" distB="0" distL="114300" distR="114300" simplePos="0" relativeHeight="251715584" behindDoc="0" locked="0" layoutInCell="1" allowOverlap="1" wp14:anchorId="643AC39F" wp14:editId="696E9F3A">
             <wp:simplePos x="0" y="0"/>
             <wp:positionH relativeFrom="margin">
               <wp:posOffset>2145665</wp:posOffset>
@@ -7680,7 +8152,7 @@
                     </pic:cNvPicPr>
                   </pic:nvPicPr>
                   <pic:blipFill>
-                    <a:blip r:embed="rId33" cstate="print">
+                    <a:blip r:embed="rId35" cstate="print">
                       <a:extLst>
                         <a:ext uri="{28A0092B-C50C-407E-A947-70E740481C1C}">
                           <a14:useLocalDpi xmlns:a14="http://schemas.microsoft.com/office/drawing/2010/main" val="0"/>
@@ -7770,7 +8242,7 @@
       <w:pPr>
         <w:pStyle w:val="contentlist"/>
       </w:pPr>
-      <w:hyperlink r:id="rId34" w:history="1">
+      <w:hyperlink r:id="rId36" w:history="1">
         <w:r>
           <w:rPr>
             <w:rStyle w:val="Hyperlink"/>
@@ -7791,7 +8263,7 @@
       <w:r>
         <w:t xml:space="preserve"> </w:t>
       </w:r>
-      <w:hyperlink r:id="rId35" w:history="1">
+      <w:hyperlink r:id="rId37" w:history="1">
         <w:r>
           <w:rPr>
             <w:rStyle w:val="Hyperlink"/>
@@ -7808,7 +8280,7 @@
       </w:pPr>
     </w:p>
     <w:sectPr>
-      <w:footerReference w:type="default" r:id="rId36"/>
+      <w:footerReference w:type="default" r:id="rId38"/>
       <w:type w:val="continuous"/>
       <w:pgSz w:w="11906" w:h="16838"/>
       <w:pgMar w:top="1440" w:right="1440" w:bottom="1440" w:left="1440" w:header="708" w:footer="708" w:gutter="0"/>
@@ -7827,7 +8299,7 @@
 </file>
 
 <file path=word/endnotes.xml><?xml version="1.0" encoding="utf-8"?>
-<w:endnotes xmlns:wpc="http://schemas.microsoft.com/office/word/2010/wordprocessingCanvas" xmlns:cx="http://schemas.microsoft.com/office/drawing/2014/chartex" xmlns:cx1="http://schemas.microsoft.com/office/drawing/2015/9/8/chartex" xmlns:cx2="http://schemas.microsoft.com/office/drawing/2015/10/21/chartex" xmlns:cx3="http://schemas.microsoft.com/office/drawing/2016/5/9/chartex" xmlns:cx4="http://schemas.microsoft.com/office/drawing/2016/5/10/chartex" xmlns:cx5="http://schemas.microsoft.com/office/drawing/2016/5/11/chartex" xmlns:cx6="http://schemas.microsoft.com/office/drawing/2016/5/12/chartex" xmlns:cx7="http://schemas.microsoft.com/office/drawing/2016/5/13/chartex" xmlns:cx8="http://schemas.microsoft.com/office/drawing/2016/5/14/chartex" xmlns:mc="http://schemas.openxmlformats.org/markup-compatibility/2006" xmlns:aink="http://schemas.microsoft.com/office/drawing/2016/ink" xmlns:am3d="http://schemas.microsoft.com/office/drawing/2017/model3d" xmlns:o="urn:schemas-microsoft-com:office:office" xmlns:oel="http://schemas.microsoft.com/office/2019/extlst" xmlns:r="http://schemas.openxmlformats.org/officeDocument/2006/relationships" xmlns:m="http://schemas.openxmlformats.org/officeDocument/2006/math" xmlns:v="urn:schemas-microsoft-com:vml" xmlns:wp14="http://schemas.microsoft.com/office/word/2010/wordprocessingDrawing" xmlns:wp="http://schemas.openxmlformats.org/drawingml/2006/wordprocessingDrawing" xmlns:w10="urn:schemas-microsoft-com:office:word" xmlns:w="http://schemas.openxmlformats.org/wordprocessingml/2006/main" xmlns:w14="http://schemas.microsoft.com/office/word/2010/wordml" xmlns:w15="http://schemas.microsoft.com/office/word/2012/wordml" xmlns:w16cex="http://schemas.microsoft.com/office/word/2018/wordml/cex" xmlns:w16cid="http://schemas.microsoft.com/office/word/2016/wordml/cid" xmlns:w16="http://schemas.microsoft.com/office/word/2018/wordml" xmlns:w16du="http://schemas.microsoft.com/office/word/2023/wordml/word16du" xmlns:w16sdtdh="http://schemas.microsoft.com/office/word/2020/wordml/sdtdatahash" xmlns:w16sdtfl="http://schemas.microsoft.com/office/word/2024/wordml/sdtformatlock" xmlns:w16se="http://schemas.microsoft.com/office/word/2015/wordml/symex" xmlns:wpg="http://schemas.microsoft.com/office/word/2010/wordprocessingGroup" xmlns:wpi="http://schemas.microsoft.com/office/word/2010/wordprocessingInk" xmlns:wne="http://schemas.microsoft.com/office/word/2006/wordml" xmlns:wps="http://schemas.microsoft.com/office/word/2010/wordprocessingShape" mc:Ignorable="w14 w15 w16se w16cid w16 w16cex w16sdtdh w16sdtfl w16du wp14">
+<w:endnotes xmlns:wpc="http://schemas.microsoft.com/office/word/2010/wordprocessingCanvas" xmlns:cx="http://schemas.microsoft.com/office/drawing/2014/chartex" xmlns:cx1="http://schemas.microsoft.com/office/drawing/2015/9/8/chartex" xmlns:cx2="http://schemas.microsoft.com/office/drawing/2015/10/21/chartex" xmlns:cx3="http://schemas.microsoft.com/office/drawing/2016/5/9/chartex" xmlns:cx4="http://schemas.microsoft.com/office/drawing/2016/5/10/chartex" xmlns:cx5="http://schemas.microsoft.com/office/drawing/2016/5/11/chartex" xmlns:cx6="http://schemas.microsoft.com/office/drawing/2016/5/12/chartex" xmlns:cx7="http://schemas.microsoft.com/office/drawing/2016/5/13/chartex" xmlns:cx8="http://schemas.microsoft.com/office/drawing/2016/5/14/chartex" xmlns:mc="http://schemas.openxmlformats.org/markup-compatibility/2006" xmlns:aink="http://schemas.microsoft.com/office/drawing/2016/ink" xmlns:am3d="http://schemas.microsoft.com/office/drawing/2017/model3d" xmlns:o="urn:schemas-microsoft-com:office:office" xmlns:oel="http://schemas.microsoft.com/office/2019/extlst" xmlns:r="http://schemas.openxmlformats.org/officeDocument/2006/relationships" xmlns:m="http://schemas.openxmlformats.org/officeDocument/2006/math" xmlns:v="urn:schemas-microsoft-com:vml" xmlns:wp14="http://schemas.microsoft.com/office/word/2010/wordprocessingDrawing" xmlns:wp="http://schemas.openxmlformats.org/drawingml/2006/wordprocessingDrawing" xmlns:w10="urn:schemas-microsoft-com:office:word" xmlns:w="http://schemas.openxmlformats.org/wordprocessingml/2006/main" xmlns:w14="http://schemas.microsoft.com/office/word/2010/wordml" xmlns:w15="http://schemas.microsoft.com/office/word/2012/wordml" xmlns:w16cei="http://schemas.microsoft.com/office/word/2026/wordml/cei" xmlns:w16cex="http://schemas.microsoft.com/office/word/2018/wordml/cex" xmlns:w16cid="http://schemas.microsoft.com/office/word/2016/wordml/cid" xmlns:w16="http://schemas.microsoft.com/office/word/2018/wordml" xmlns:w16du="http://schemas.microsoft.com/office/word/2023/wordml/word16du" xmlns:w16sdtdh="http://schemas.microsoft.com/office/word/2020/wordml/sdtdatahash" xmlns:w16sdtfl="http://schemas.microsoft.com/office/word/2024/wordml/sdtformatlock" xmlns:w16se="http://schemas.microsoft.com/office/word/2015/wordml/symex" xmlns:wpg="http://schemas.microsoft.com/office/word/2010/wordprocessingGroup" xmlns:wpi="http://schemas.microsoft.com/office/word/2010/wordprocessingInk" xmlns:wne="http://schemas.microsoft.com/office/word/2006/wordml" xmlns:wps="http://schemas.microsoft.com/office/word/2010/wordprocessingShape" mc:Ignorable="w14 w15 w16se w16cid w16 w16cex w16sdtdh w16sdtfl w16du wp14">
   <w:endnote w:type="separator" w:id="-1">
     <w:p>
       <w:r>
@@ -7846,7 +8318,7 @@
 </file>
 
 <file path=word/footer1.xml><?xml version="1.0" encoding="utf-8"?>
-<w:ftr xmlns:wpc="http://schemas.microsoft.com/office/word/2010/wordprocessingCanvas" xmlns:cx="http://schemas.microsoft.com/office/drawing/2014/chartex" xmlns:cx1="http://schemas.microsoft.com/office/drawing/2015/9/8/chartex" xmlns:cx2="http://schemas.microsoft.com/office/drawing/2015/10/21/chartex" xmlns:cx3="http://schemas.microsoft.com/office/drawing/2016/5/9/chartex" xmlns:cx4="http://schemas.microsoft.com/office/drawing/2016/5/10/chartex" xmlns:cx5="http://schemas.microsoft.com/office/drawing/2016/5/11/chartex" xmlns:cx6="http://schemas.microsoft.com/office/drawing/2016/5/12/chartex" xmlns:cx7="http://schemas.microsoft.com/office/drawing/2016/5/13/chartex" xmlns:cx8="http://schemas.microsoft.com/office/drawing/2016/5/14/chartex" xmlns:mc="http://schemas.openxmlformats.org/markup-compatibility/2006" xmlns:aink="http://schemas.microsoft.com/office/drawing/2016/ink" xmlns:am3d="http://schemas.microsoft.com/office/drawing/2017/model3d" xmlns:o="urn:schemas-microsoft-com:office:office" xmlns:oel="http://schemas.microsoft.com/office/2019/extlst" xmlns:r="http://schemas.openxmlformats.org/officeDocument/2006/relationships" xmlns:m="http://schemas.openxmlformats.org/officeDocument/2006/math" xmlns:v="urn:schemas-microsoft-com:vml" xmlns:wp14="http://schemas.microsoft.com/office/word/2010/wordprocessingDrawing" xmlns:wp="http://schemas.openxmlformats.org/drawingml/2006/wordprocessingDrawing" xmlns:w10="urn:schemas-microsoft-com:office:word" xmlns:w="http://schemas.openxmlformats.org/wordprocessingml/2006/main" xmlns:w14="http://schemas.microsoft.com/office/word/2010/wordml" xmlns:w15="http://schemas.microsoft.com/office/word/2012/wordml" xmlns:w16cex="http://schemas.microsoft.com/office/word/2018/wordml/cex" xmlns:w16cid="http://schemas.microsoft.com/office/word/2016/wordml/cid" xmlns:w16="http://schemas.microsoft.com/office/word/2018/wordml" xmlns:w16du="http://schemas.microsoft.com/office/word/2023/wordml/word16du" xmlns:w16sdtdh="http://schemas.microsoft.com/office/word/2020/wordml/sdtdatahash" xmlns:w16sdtfl="http://schemas.microsoft.com/office/word/2024/wordml/sdtformatlock" xmlns:w16se="http://schemas.microsoft.com/office/word/2015/wordml/symex" xmlns:wpg="http://schemas.microsoft.com/office/word/2010/wordprocessingGroup" xmlns:wpi="http://schemas.microsoft.com/office/word/2010/wordprocessingInk" xmlns:wne="http://schemas.microsoft.com/office/word/2006/wordml" xmlns:wps="http://schemas.microsoft.com/office/word/2010/wordprocessingShape" mc:Ignorable="w14 w15 w16se w16cid w16 w16cex w16sdtdh w16sdtfl w16du wp14">
+<w:ftr xmlns:wpc="http://schemas.microsoft.com/office/word/2010/wordprocessingCanvas" xmlns:cx="http://schemas.microsoft.com/office/drawing/2014/chartex" xmlns:cx1="http://schemas.microsoft.com/office/drawing/2015/9/8/chartex" xmlns:cx2="http://schemas.microsoft.com/office/drawing/2015/10/21/chartex" xmlns:cx3="http://schemas.microsoft.com/office/drawing/2016/5/9/chartex" xmlns:cx4="http://schemas.microsoft.com/office/drawing/2016/5/10/chartex" xmlns:cx5="http://schemas.microsoft.com/office/drawing/2016/5/11/chartex" xmlns:cx6="http://schemas.microsoft.com/office/drawing/2016/5/12/chartex" xmlns:cx7="http://schemas.microsoft.com/office/drawing/2016/5/13/chartex" xmlns:cx8="http://schemas.microsoft.com/office/drawing/2016/5/14/chartex" xmlns:mc="http://schemas.openxmlformats.org/markup-compatibility/2006" xmlns:aink="http://schemas.microsoft.com/office/drawing/2016/ink" xmlns:am3d="http://schemas.microsoft.com/office/drawing/2017/model3d" xmlns:o="urn:schemas-microsoft-com:office:office" xmlns:oel="http://schemas.microsoft.com/office/2019/extlst" xmlns:r="http://schemas.openxmlformats.org/officeDocument/2006/relationships" xmlns:m="http://schemas.openxmlformats.org/officeDocument/2006/math" xmlns:v="urn:schemas-microsoft-com:vml" xmlns:wp14="http://schemas.microsoft.com/office/word/2010/wordprocessingDrawing" xmlns:wp="http://schemas.openxmlformats.org/drawingml/2006/wordprocessingDrawing" xmlns:w10="urn:schemas-microsoft-com:office:word" xmlns:w="http://schemas.openxmlformats.org/wordprocessingml/2006/main" xmlns:w14="http://schemas.microsoft.com/office/word/2010/wordml" xmlns:w15="http://schemas.microsoft.com/office/word/2012/wordml" xmlns:w16cei="http://schemas.microsoft.com/office/word/2026/wordml/cei" xmlns:w16cex="http://schemas.microsoft.com/office/word/2018/wordml/cex" xmlns:w16cid="http://schemas.microsoft.com/office/word/2016/wordml/cid" xmlns:w16="http://schemas.microsoft.com/office/word/2018/wordml" xmlns:w16du="http://schemas.microsoft.com/office/word/2023/wordml/word16du" xmlns:w16sdtdh="http://schemas.microsoft.com/office/word/2020/wordml/sdtdatahash" xmlns:w16sdtfl="http://schemas.microsoft.com/office/word/2024/wordml/sdtformatlock" xmlns:w16se="http://schemas.microsoft.com/office/word/2015/wordml/symex" xmlns:wpg="http://schemas.microsoft.com/office/word/2010/wordprocessingGroup" xmlns:wpi="http://schemas.microsoft.com/office/word/2010/wordprocessingInk" xmlns:wne="http://schemas.microsoft.com/office/word/2006/wordml" xmlns:wps="http://schemas.microsoft.com/office/word/2010/wordprocessingShape" mc:Ignorable="w14 w15 w16se w16cid w16 w16cex w16sdtdh w16sdtfl w16du wp14">
   <w:p>
     <w:pPr>
       <w:pStyle w:val="Footer"/>
@@ -7870,7 +8342,7 @@
 </file>
 
 <file path=word/footer2.xml><?xml version="1.0" encoding="utf-8"?>
-<w:ftr xmlns:wpc="http://schemas.microsoft.com/office/word/2010/wordprocessingCanvas" xmlns:cx="http://schemas.microsoft.com/office/drawing/2014/chartex" xmlns:cx1="http://schemas.microsoft.com/office/drawing/2015/9/8/chartex" xmlns:cx2="http://schemas.microsoft.com/office/drawing/2015/10/21/chartex" xmlns:cx3="http://schemas.microsoft.com/office/drawing/2016/5/9/chartex" xmlns:cx4="http://schemas.microsoft.com/office/drawing/2016/5/10/chartex" xmlns:cx5="http://schemas.microsoft.com/office/drawing/2016/5/11/chartex" xmlns:cx6="http://schemas.microsoft.com/office/drawing/2016/5/12/chartex" xmlns:cx7="http://schemas.microsoft.com/office/drawing/2016/5/13/chartex" xmlns:cx8="http://schemas.microsoft.com/office/drawing/2016/5/14/chartex" xmlns:mc="http://schemas.openxmlformats.org/markup-compatibility/2006" xmlns:aink="http://schemas.microsoft.com/office/drawing/2016/ink" xmlns:am3d="http://schemas.microsoft.com/office/drawing/2017/model3d" xmlns:o="urn:schemas-microsoft-com:office:office" xmlns:oel="http://schemas.microsoft.com/office/2019/extlst" xmlns:r="http://schemas.openxmlformats.org/officeDocument/2006/relationships" xmlns:m="http://schemas.openxmlformats.org/officeDocument/2006/math" xmlns:v="urn:schemas-microsoft-com:vml" xmlns:wp14="http://schemas.microsoft.com/office/word/2010/wordprocessingDrawing" xmlns:wp="http://schemas.openxmlformats.org/drawingml/2006/wordprocessingDrawing" xmlns:w10="urn:schemas-microsoft-com:office:word" xmlns:w="http://schemas.openxmlformats.org/wordprocessingml/2006/main" xmlns:w14="http://schemas.microsoft.com/office/word/2010/wordml" xmlns:w15="http://schemas.microsoft.com/office/word/2012/wordml" xmlns:w16cex="http://schemas.microsoft.com/office/word/2018/wordml/cex" xmlns:w16cid="http://schemas.microsoft.com/office/word/2016/wordml/cid" xmlns:w16="http://schemas.microsoft.com/office/word/2018/wordml" xmlns:w16du="http://schemas.microsoft.com/office/word/2023/wordml/word16du" xmlns:w16sdtdh="http://schemas.microsoft.com/office/word/2020/wordml/sdtdatahash" xmlns:w16sdtfl="http://schemas.microsoft.com/office/word/2024/wordml/sdtformatlock" xmlns:w16se="http://schemas.microsoft.com/office/word/2015/wordml/symex" xmlns:wpg="http://schemas.microsoft.com/office/word/2010/wordprocessingGroup" xmlns:wpi="http://schemas.microsoft.com/office/word/2010/wordprocessingInk" xmlns:wne="http://schemas.microsoft.com/office/word/2006/wordml" xmlns:wps="http://schemas.microsoft.com/office/word/2010/wordprocessingShape" mc:Ignorable="w14 w15 w16se w16cid w16 w16cex w16sdtdh w16sdtfl w16du wp14">
+<w:ftr xmlns:wpc="http://schemas.microsoft.com/office/word/2010/wordprocessingCanvas" xmlns:cx="http://schemas.microsoft.com/office/drawing/2014/chartex" xmlns:cx1="http://schemas.microsoft.com/office/drawing/2015/9/8/chartex" xmlns:cx2="http://schemas.microsoft.com/office/drawing/2015/10/21/chartex" xmlns:cx3="http://schemas.microsoft.com/office/drawing/2016/5/9/chartex" xmlns:cx4="http://schemas.microsoft.com/office/drawing/2016/5/10/chartex" xmlns:cx5="http://schemas.microsoft.com/office/drawing/2016/5/11/chartex" xmlns:cx6="http://schemas.microsoft.com/office/drawing/2016/5/12/chartex" xmlns:cx7="http://schemas.microsoft.com/office/drawing/2016/5/13/chartex" xmlns:cx8="http://schemas.microsoft.com/office/drawing/2016/5/14/chartex" xmlns:mc="http://schemas.openxmlformats.org/markup-compatibility/2006" xmlns:aink="http://schemas.microsoft.com/office/drawing/2016/ink" xmlns:am3d="http://schemas.microsoft.com/office/drawing/2017/model3d" xmlns:o="urn:schemas-microsoft-com:office:office" xmlns:oel="http://schemas.microsoft.com/office/2019/extlst" xmlns:r="http://schemas.openxmlformats.org/officeDocument/2006/relationships" xmlns:m="http://schemas.openxmlformats.org/officeDocument/2006/math" xmlns:v="urn:schemas-microsoft-com:vml" xmlns:wp14="http://schemas.microsoft.com/office/word/2010/wordprocessingDrawing" xmlns:wp="http://schemas.openxmlformats.org/drawingml/2006/wordprocessingDrawing" xmlns:w10="urn:schemas-microsoft-com:office:word" xmlns:w="http://schemas.openxmlformats.org/wordprocessingml/2006/main" xmlns:w14="http://schemas.microsoft.com/office/word/2010/wordml" xmlns:w15="http://schemas.microsoft.com/office/word/2012/wordml" xmlns:w16cei="http://schemas.microsoft.com/office/word/2026/wordml/cei" xmlns:w16cex="http://schemas.microsoft.com/office/word/2018/wordml/cex" xmlns:w16cid="http://schemas.microsoft.com/office/word/2016/wordml/cid" xmlns:w16="http://schemas.microsoft.com/office/word/2018/wordml" xmlns:w16du="http://schemas.microsoft.com/office/word/2023/wordml/word16du" xmlns:w16sdtdh="http://schemas.microsoft.com/office/word/2020/wordml/sdtdatahash" xmlns:w16sdtfl="http://schemas.microsoft.com/office/word/2024/wordml/sdtformatlock" xmlns:w16se="http://schemas.microsoft.com/office/word/2015/wordml/symex" xmlns:wpg="http://schemas.microsoft.com/office/word/2010/wordprocessingGroup" xmlns:wpi="http://schemas.microsoft.com/office/word/2010/wordprocessingInk" xmlns:wne="http://schemas.microsoft.com/office/word/2006/wordml" xmlns:wps="http://schemas.microsoft.com/office/word/2010/wordprocessingShape" mc:Ignorable="w14 w15 w16se w16cid w16 w16cex w16sdtdh w16sdtfl w16du wp14">
   <w:sdt>
     <w:sdtPr>
       <w:rPr>
@@ -7960,7 +8432,7 @@
 </file>
 
 <file path=word/footnotes.xml><?xml version="1.0" encoding="utf-8"?>
-<w:footnotes xmlns:wpc="http://schemas.microsoft.com/office/word/2010/wordprocessingCanvas" xmlns:cx="http://schemas.microsoft.com/office/drawing/2014/chartex" xmlns:cx1="http://schemas.microsoft.com/office/drawing/2015/9/8/chartex" xmlns:cx2="http://schemas.microsoft.com/office/drawing/2015/10/21/chartex" xmlns:cx3="http://schemas.microsoft.com/office/drawing/2016/5/9/chartex" xmlns:cx4="http://schemas.microsoft.com/office/drawing/2016/5/10/chartex" xmlns:cx5="http://schemas.microsoft.com/office/drawing/2016/5/11/chartex" xmlns:cx6="http://schemas.microsoft.com/office/drawing/2016/5/12/chartex" xmlns:cx7="http://schemas.microsoft.com/office/drawing/2016/5/13/chartex" xmlns:cx8="http://schemas.microsoft.com/office/drawing/2016/5/14/chartex" xmlns:mc="http://schemas.openxmlformats.org/markup-compatibility/2006" xmlns:aink="http://schemas.microsoft.com/office/drawing/2016/ink" xmlns:am3d="http://schemas.microsoft.com/office/drawing/2017/model3d" xmlns:o="urn:schemas-microsoft-com:office:office" xmlns:oel="http://schemas.microsoft.com/office/2019/extlst" xmlns:r="http://schemas.openxmlformats.org/officeDocument/2006/relationships" xmlns:m="http://schemas.openxmlformats.org/officeDocument/2006/math" xmlns:v="urn:schemas-microsoft-com:vml" xmlns:wp14="http://schemas.microsoft.com/office/word/2010/wordprocessingDrawing" xmlns:wp="http://schemas.openxmlformats.org/drawingml/2006/wordprocessingDrawing" xmlns:w10="urn:schemas-microsoft-com:office:word" xmlns:w="http://schemas.openxmlformats.org/wordprocessingml/2006/main" xmlns:w14="http://schemas.microsoft.com/office/word/2010/wordml" xmlns:w15="http://schemas.microsoft.com/office/word/2012/wordml" xmlns:w16cex="http://schemas.microsoft.com/office/word/2018/wordml/cex" xmlns:w16cid="http://schemas.microsoft.com/office/word/2016/wordml/cid" xmlns:w16="http://schemas.microsoft.com/office/word/2018/wordml" xmlns:w16du="http://schemas.microsoft.com/office/word/2023/wordml/word16du" xmlns:w16sdtdh="http://schemas.microsoft.com/office/word/2020/wordml/sdtdatahash" xmlns:w16sdtfl="http://schemas.microsoft.com/office/word/2024/wordml/sdtformatlock" xmlns:w16se="http://schemas.microsoft.com/office/word/2015/wordml/symex" xmlns:wpg="http://schemas.microsoft.com/office/word/2010/wordprocessingGroup" xmlns:wpi="http://schemas.microsoft.com/office/word/2010/wordprocessingInk" xmlns:wne="http://schemas.microsoft.com/office/word/2006/wordml" xmlns:wps="http://schemas.microsoft.com/office/word/2010/wordprocessingShape" mc:Ignorable="w14 w15 w16se w16cid w16 w16cex w16sdtdh w16sdtfl w16du wp14">
+<w:footnotes xmlns:wpc="http://schemas.microsoft.com/office/word/2010/wordprocessingCanvas" xmlns:cx="http://schemas.microsoft.com/office/drawing/2014/chartex" xmlns:cx1="http://schemas.microsoft.com/office/drawing/2015/9/8/chartex" xmlns:cx2="http://schemas.microsoft.com/office/drawing/2015/10/21/chartex" xmlns:cx3="http://schemas.microsoft.com/office/drawing/2016/5/9/chartex" xmlns:cx4="http://schemas.microsoft.com/office/drawing/2016/5/10/chartex" xmlns:cx5="http://schemas.microsoft.com/office/drawing/2016/5/11/chartex" xmlns:cx6="http://schemas.microsoft.com/office/drawing/2016/5/12/chartex" xmlns:cx7="http://schemas.microsoft.com/office/drawing/2016/5/13/chartex" xmlns:cx8="http://schemas.microsoft.com/office/drawing/2016/5/14/chartex" xmlns:mc="http://schemas.openxmlformats.org/markup-compatibility/2006" xmlns:aink="http://schemas.microsoft.com/office/drawing/2016/ink" xmlns:am3d="http://schemas.microsoft.com/office/drawing/2017/model3d" xmlns:o="urn:schemas-microsoft-com:office:office" xmlns:oel="http://schemas.microsoft.com/office/2019/extlst" xmlns:r="http://schemas.openxmlformats.org/officeDocument/2006/relationships" xmlns:m="http://schemas.openxmlformats.org/officeDocument/2006/math" xmlns:v="urn:schemas-microsoft-com:vml" xmlns:wp14="http://schemas.microsoft.com/office/word/2010/wordprocessingDrawing" xmlns:wp="http://schemas.openxmlformats.org/drawingml/2006/wordprocessingDrawing" xmlns:w10="urn:schemas-microsoft-com:office:word" xmlns:w="http://schemas.openxmlformats.org/wordprocessingml/2006/main" xmlns:w14="http://schemas.microsoft.com/office/word/2010/wordml" xmlns:w15="http://schemas.microsoft.com/office/word/2012/wordml" xmlns:w16cei="http://schemas.microsoft.com/office/word/2026/wordml/cei" xmlns:w16cex="http://schemas.microsoft.com/office/word/2018/wordml/cex" xmlns:w16cid="http://schemas.microsoft.com/office/word/2016/wordml/cid" xmlns:w16="http://schemas.microsoft.com/office/word/2018/wordml" xmlns:w16du="http://schemas.microsoft.com/office/word/2023/wordml/word16du" xmlns:w16sdtdh="http://schemas.microsoft.com/office/word/2020/wordml/sdtdatahash" xmlns:w16sdtfl="http://schemas.microsoft.com/office/word/2024/wordml/sdtformatlock" xmlns:w16se="http://schemas.microsoft.com/office/word/2015/wordml/symex" xmlns:wpg="http://schemas.microsoft.com/office/word/2010/wordprocessingGroup" xmlns:wpi="http://schemas.microsoft.com/office/word/2010/wordprocessingInk" xmlns:wne="http://schemas.microsoft.com/office/word/2006/wordml" xmlns:wps="http://schemas.microsoft.com/office/word/2010/wordprocessingShape" mc:Ignorable="w14 w15 w16se w16cid w16 w16cex w16sdtdh w16sdtfl w16du wp14">
   <w:footnote w:type="separator" w:id="-1">
     <w:p>
       <w:r>
@@ -7979,7 +8451,7 @@
 </file>
 
 <file path=word/numbering.xml><?xml version="1.0" encoding="utf-8"?>
-<w:numbering xmlns:wpc="http://schemas.microsoft.com/office/word/2010/wordprocessingCanvas" xmlns:cx="http://schemas.microsoft.com/office/drawing/2014/chartex" xmlns:cx1="http://schemas.microsoft.com/office/drawing/2015/9/8/chartex" xmlns:cx2="http://schemas.microsoft.com/office/drawing/2015/10/21/chartex" xmlns:cx3="http://schemas.microsoft.com/office/drawing/2016/5/9/chartex" xmlns:cx4="http://schemas.microsoft.com/office/drawing/2016/5/10/chartex" xmlns:cx5="http://schemas.microsoft.com/office/drawing/2016/5/11/chartex" xmlns:cx6="http://schemas.microsoft.com/office/drawing/2016/5/12/chartex" xmlns:cx7="http://schemas.microsoft.com/office/drawing/2016/5/13/chartex" xmlns:cx8="http://schemas.microsoft.com/office/drawing/2016/5/14/chartex" xmlns:mc="http://schemas.openxmlformats.org/markup-compatibility/2006" xmlns:aink="http://schemas.microsoft.com/office/drawing/2016/ink" xmlns:am3d="http://schemas.microsoft.com/office/drawing/2017/model3d" xmlns:o="urn:schemas-microsoft-com:office:office" xmlns:oel="http://schemas.microsoft.com/office/2019/extlst" xmlns:r="http://schemas.openxmlformats.org/officeDocument/2006/relationships" xmlns:m="http://schemas.openxmlformats.org/officeDocument/2006/math" xmlns:v="urn:schemas-microsoft-com:vml" xmlns:wp14="http://schemas.microsoft.com/office/word/2010/wordprocessingDrawing" xmlns:wp="http://schemas.openxmlformats.org/drawingml/2006/wordprocessingDrawing" xmlns:w10="urn:schemas-microsoft-com:office:word" xmlns:w="http://schemas.openxmlformats.org/wordprocessingml/2006/main" xmlns:w14="http://schemas.microsoft.com/office/word/2010/wordml" xmlns:w15="http://schemas.microsoft.com/office/word/2012/wordml" xmlns:w16cex="http://schemas.microsoft.com/office/word/2018/wordml/cex" xmlns:w16cid="http://schemas.microsoft.com/office/word/2016/wordml/cid" xmlns:w16="http://schemas.microsoft.com/office/word/2018/wordml" xmlns:w16du="http://schemas.microsoft.com/office/word/2023/wordml/word16du" xmlns:w16sdtdh="http://schemas.microsoft.com/office/word/2020/wordml/sdtdatahash" xmlns:w16sdtfl="http://schemas.microsoft.com/office/word/2024/wordml/sdtformatlock" xmlns:w16se="http://schemas.microsoft.com/office/word/2015/wordml/symex" xmlns:wpg="http://schemas.microsoft.com/office/word/2010/wordprocessingGroup" xmlns:wpi="http://schemas.microsoft.com/office/word/2010/wordprocessingInk" xmlns:wne="http://schemas.microsoft.com/office/word/2006/wordml" xmlns:wps="http://schemas.microsoft.com/office/word/2010/wordprocessingShape" mc:Ignorable="w14 w15 w16se w16cid w16 w16cex w16sdtdh w16sdtfl w16du wp14">
+<w:numbering xmlns:wpc="http://schemas.microsoft.com/office/word/2010/wordprocessingCanvas" xmlns:cx="http://schemas.microsoft.com/office/drawing/2014/chartex" xmlns:cx1="http://schemas.microsoft.com/office/drawing/2015/9/8/chartex" xmlns:cx2="http://schemas.microsoft.com/office/drawing/2015/10/21/chartex" xmlns:cx3="http://schemas.microsoft.com/office/drawing/2016/5/9/chartex" xmlns:cx4="http://schemas.microsoft.com/office/drawing/2016/5/10/chartex" xmlns:cx5="http://schemas.microsoft.com/office/drawing/2016/5/11/chartex" xmlns:cx6="http://schemas.microsoft.com/office/drawing/2016/5/12/chartex" xmlns:cx7="http://schemas.microsoft.com/office/drawing/2016/5/13/chartex" xmlns:cx8="http://schemas.microsoft.com/office/drawing/2016/5/14/chartex" xmlns:mc="http://schemas.openxmlformats.org/markup-compatibility/2006" xmlns:aink="http://schemas.microsoft.com/office/drawing/2016/ink" xmlns:am3d="http://schemas.microsoft.com/office/drawing/2017/model3d" xmlns:o="urn:schemas-microsoft-com:office:office" xmlns:oel="http://schemas.microsoft.com/office/2019/extlst" xmlns:r="http://schemas.openxmlformats.org/officeDocument/2006/relationships" xmlns:m="http://schemas.openxmlformats.org/officeDocument/2006/math" xmlns:v="urn:schemas-microsoft-com:vml" xmlns:wp14="http://schemas.microsoft.com/office/word/2010/wordprocessingDrawing" xmlns:wp="http://schemas.openxmlformats.org/drawingml/2006/wordprocessingDrawing" xmlns:w10="urn:schemas-microsoft-com:office:word" xmlns:w="http://schemas.openxmlformats.org/wordprocessingml/2006/main" xmlns:w14="http://schemas.microsoft.com/office/word/2010/wordml" xmlns:w15="http://schemas.microsoft.com/office/word/2012/wordml" xmlns:w16cei="http://schemas.microsoft.com/office/word/2026/wordml/cei" xmlns:w16cex="http://schemas.microsoft.com/office/word/2018/wordml/cex" xmlns:w16cid="http://schemas.microsoft.com/office/word/2016/wordml/cid" xmlns:w16="http://schemas.microsoft.com/office/word/2018/wordml" xmlns:w16du="http://schemas.microsoft.com/office/word/2023/wordml/word16du" xmlns:w16sdtdh="http://schemas.microsoft.com/office/word/2020/wordml/sdtdatahash" xmlns:w16sdtfl="http://schemas.microsoft.com/office/word/2024/wordml/sdtformatlock" xmlns:w16se="http://schemas.microsoft.com/office/word/2015/wordml/symex" xmlns:wpg="http://schemas.microsoft.com/office/word/2010/wordprocessingGroup" xmlns:wpi="http://schemas.microsoft.com/office/word/2010/wordprocessingInk" xmlns:wne="http://schemas.microsoft.com/office/word/2006/wordml" xmlns:wps="http://schemas.microsoft.com/office/word/2010/wordprocessingShape" mc:Ignorable="w14 w15 w16se w16cid w16 w16cex w16sdtdh w16sdtfl w16du wp14">
   <w:abstractNum w:abstractNumId="0" w15:restartNumberingAfterBreak="0">
     <w:nsid w:val="03E34318"/>
     <w:multiLevelType w:val="multilevel"/>

--- a/Presentation_Reports/Group_09_Progress_report_2.docx
+++ b/Presentation_Reports/Group_09_Progress_report_2.docx
@@ -1747,10 +1747,7 @@
         </w:drawing>
       </w:r>
       <w:r>
-        <w:t>Data Flow Diagram</w:t>
-      </w:r>
-      <w:r>
-        <w:t xml:space="preserve"> </w:t>
+        <w:t xml:space="preserve">Data Flow Diagram </w:t>
       </w:r>
     </w:p>
     <w:p>
@@ -1835,13 +1832,13 @@
                               <w:fldChar w:fldCharType="end"/>
                             </w:r>
                             <w:r>
-                              <w:t>.</w:t>
+                              <w:t xml:space="preserve">.5 </w:t>
                             </w:r>
                             <w:r>
-                              <w:t>5</w:t>
+                              <w:t>Data Flow</w:t>
                             </w:r>
                             <w:r>
-                              <w:t xml:space="preserve"> Activity Diagram</w:t>
+                              <w:t xml:space="preserve"> Diagram</w:t>
                             </w:r>
                           </w:p>
                         </w:txbxContent>
@@ -1895,13 +1892,13 @@
                         <w:fldChar w:fldCharType="end"/>
                       </w:r>
                       <w:r>
-                        <w:t>.</w:t>
+                        <w:t xml:space="preserve">.5 </w:t>
                       </w:r>
                       <w:r>
-                        <w:t>5</w:t>
+                        <w:t>Data Flow</w:t>
                       </w:r>
                       <w:r>
-                        <w:t xml:space="preserve"> Activity Diagram</w:t>
+                        <w:t xml:space="preserve"> Diagram</w:t>
                       </w:r>
                     </w:p>
                   </w:txbxContent>
@@ -1985,13 +1982,7 @@
                               <w:fldChar w:fldCharType="end"/>
                             </w:r>
                             <w:r>
-                              <w:t>.</w:t>
-                            </w:r>
-                            <w:r>
-                              <w:t>4</w:t>
-                            </w:r>
-                            <w:r>
-                              <w:t xml:space="preserve"> Activity Diagram</w:t>
+                              <w:t>.4 Activity Diagram</w:t>
                             </w:r>
                           </w:p>
                         </w:txbxContent>
@@ -2045,13 +2036,7 @@
                         <w:fldChar w:fldCharType="end"/>
                       </w:r>
                       <w:r>
-                        <w:t>.</w:t>
-                      </w:r>
-                      <w:r>
-                        <w:t>4</w:t>
-                      </w:r>
-                      <w:r>
-                        <w:t xml:space="preserve"> Activity Diagram</w:t>
+                        <w:t>.4 Activity Diagram</w:t>
                       </w:r>
                     </w:p>
                   </w:txbxContent>
@@ -2400,10 +2385,36 @@
           <w:b/>
           <w:bCs/>
         </w:rPr>
-        <w:t>Development of an Autonomous Chess Robot System Using Computer Vision and Deep Learning</w:t>
-      </w:r>
-      <w:r>
-        <w:t xml:space="preserve"> (Truong &amp; Bui, 2025, </w:t>
+        <w:t xml:space="preserve">Automated Chess Gameplay </w:t>
+      </w:r>
+      <w:proofErr w:type="gramStart"/>
+      <w:r>
+        <w:rPr>
+          <w:rStyle w:val="Strong"/>
+          <w:b/>
+          <w:bCs/>
+        </w:rPr>
+        <w:t>With</w:t>
+      </w:r>
+      <w:proofErr w:type="gramEnd"/>
+      <w:r>
+        <w:rPr>
+          <w:rStyle w:val="Strong"/>
+          <w:b/>
+          <w:bCs/>
+        </w:rPr>
+        <w:t xml:space="preserve"> Computer Vision and a Robotic Arm</w:t>
+      </w:r>
+      <w:r>
+        <w:t xml:space="preserve"> (</w:t>
+      </w:r>
+      <w:proofErr w:type="spellStart"/>
+      <w:r>
+        <w:t>AlKhatib</w:t>
+      </w:r>
+      <w:proofErr w:type="spellEnd"/>
+      <w:r>
+        <w:t xml:space="preserve"> et al., 2026, </w:t>
       </w:r>
       <w:r>
         <w:rPr>
@@ -2411,7 +2422,7 @@
           <w:b w:val="0"/>
           <w:bCs w:val="0"/>
         </w:rPr>
-        <w:t>Results in Engineering</w:t>
+        <w:t>Engineering Reports</w:t>
       </w:r>
       <w:r>
         <w:t>)</w:t>
@@ -2420,26 +2431,158 @@
     <w:p>
       <w:pPr>
         <w:pStyle w:val="contentnormal"/>
+      </w:pPr>
+      <w:r>
+        <w:rPr>
+          <w:b/>
+        </w:rPr>
+        <w:t xml:space="preserve">Link: </w:t>
+      </w:r>
+      <w:hyperlink r:id="rId15" w:history="1">
+        <w:r>
+          <w:rPr>
+            <w:rStyle w:val="Hyperlink"/>
+            <w:i/>
+            <w:iCs/>
+          </w:rPr>
+          <w:t>https://onlinelibrary.wiley.com/doi/full/10.1002/eng2.70607</w:t>
+        </w:r>
+      </w:hyperlink>
+    </w:p>
+    <w:p>
+      <w:pPr>
+        <w:pStyle w:val="contentnormal"/>
+      </w:pPr>
+      <w:r>
+        <w:t xml:space="preserve">Integrates </w:t>
+      </w:r>
+      <w:r>
+        <w:rPr>
+          <w:rStyle w:val="Strong"/>
+          <w:b w:val="0"/>
+          <w:bCs/>
+        </w:rPr>
+        <w:t>YOLOv8</w:t>
+      </w:r>
+      <w:r>
+        <w:t>, Stockfish, and a robotic arm into a unified autonomous chess-playing system. Uses FEN representation and robotic motion planning to execute moves.</w:t>
+      </w:r>
+    </w:p>
+    <w:p>
+      <w:pPr>
+        <w:pStyle w:val="Heading3"/>
+      </w:pPr>
+      <w:r>
+        <w:rPr>
+          <w:rStyle w:val="Strong"/>
+          <w:b/>
+          <w:bCs/>
+        </w:rPr>
+        <w:t>Autonomous Chess Playing System with Computer Vision and Collaborative Robots</w:t>
+      </w:r>
+      <w:r>
+        <w:t xml:space="preserve"> (ICARA 2026)</w:t>
+      </w:r>
+    </w:p>
+    <w:p>
+      <w:pPr>
+        <w:pStyle w:val="contentnormal"/>
+      </w:pPr>
+      <w:r>
         <w:rPr>
           <w:b/>
           <w:bCs w:val="0"/>
         </w:rPr>
-      </w:pPr>
-      <w:r>
+        <w:t xml:space="preserve">Link: </w:t>
+      </w:r>
+      <w:hyperlink r:id="rId16" w:history="1">
+        <w:r>
+          <w:rPr>
+            <w:rStyle w:val="Hyperlink"/>
+            <w:i/>
+            <w:iCs/>
+          </w:rPr>
+          <w:t>https://www.researchgate.net/publication/404057428_Autonomous_Chess_Playing_System_with_Computer_Vision_and_Collaborative_Robots</w:t>
+        </w:r>
+      </w:hyperlink>
+    </w:p>
+    <w:p>
+      <w:pPr>
+        <w:pStyle w:val="contentnormal"/>
+      </w:pPr>
+      <w:r>
+        <w:t xml:space="preserve">Develops a chess-playing robot using computer vision, a collaborative robotic arm, </w:t>
+      </w:r>
+      <w:proofErr w:type="spellStart"/>
+      <w:r>
+        <w:t>ArUco</w:t>
+      </w:r>
+      <w:proofErr w:type="spellEnd"/>
+      <w:r>
+        <w:t xml:space="preserve"> marker calibration, and the </w:t>
+      </w:r>
+      <w:r>
+        <w:rPr>
+          <w:rStyle w:val="Strong"/>
+          <w:b w:val="0"/>
+          <w:bCs/>
+        </w:rPr>
+        <w:t>Stockfish</w:t>
+      </w:r>
+      <w:r>
+        <w:t xml:space="preserve"> engine for autonomous gameplay.</w:t>
+      </w:r>
+    </w:p>
+    <w:p>
+      <w:pPr>
+        <w:pStyle w:val="Heading3"/>
+      </w:pPr>
+      <w:r>
+        <w:rPr>
+          <w:rStyle w:val="Strong"/>
+          <w:b/>
+          <w:bCs/>
+        </w:rPr>
+        <w:t>Development of an Autonomous Chess Robot System Using Computer Vision and Deep Learning</w:t>
+      </w:r>
+      <w:r>
+        <w:t xml:space="preserve"> (Truong &amp; Bui, 2025, </w:t>
+      </w:r>
+      <w:r>
+        <w:rPr>
+          <w:rStyle w:val="Emphasis"/>
+          <w:b w:val="0"/>
+          <w:bCs w:val="0"/>
+        </w:rPr>
+        <w:t>Results in Engineering</w:t>
+      </w:r>
+      <w:r>
+        <w:t>)</w:t>
+      </w:r>
+    </w:p>
+    <w:p>
+      <w:pPr>
+        <w:pStyle w:val="contentnormal"/>
         <w:rPr>
           <w:b/>
           <w:bCs w:val="0"/>
         </w:rPr>
-        <w:t>Link:</w:t>
-      </w:r>
+      </w:pPr>
       <w:r>
         <w:rPr>
           <w:b/>
           <w:bCs w:val="0"/>
         </w:rPr>
+        <w:t>Link:</w:t>
+      </w:r>
+      <w:r>
+        <w:rPr>
+          <w:b/>
+          <w:bCs w:val="0"/>
+        </w:rPr>
         <w:t xml:space="preserve"> </w:t>
       </w:r>
-      <w:hyperlink r:id="rId15" w:history="1">
+      <w:hyperlink r:id="rId17" w:history="1">
         <w:r>
           <w:rPr>
             <w:rStyle w:val="Hyperlink"/>
@@ -2455,6 +2598,7 @@
         <w:pStyle w:val="contentnormal"/>
       </w:pPr>
       <w:r>
+        <w:lastRenderedPageBreak/>
         <w:t xml:space="preserve">Presents a complete low-cost chess robot using a </w:t>
       </w:r>
       <w:r>
@@ -2490,142 +2634,6 @@
           <w:b/>
           <w:bCs/>
         </w:rPr>
-        <w:t>Automated Chess Gameplay With Computer Vision and a Robotic Arm</w:t>
-      </w:r>
-      <w:r>
-        <w:t xml:space="preserve"> (AlKhatib et al., 2026, </w:t>
-      </w:r>
-      <w:r>
-        <w:rPr>
-          <w:rStyle w:val="Emphasis"/>
-          <w:b w:val="0"/>
-          <w:bCs w:val="0"/>
-        </w:rPr>
-        <w:t>Engineering Reports</w:t>
-      </w:r>
-      <w:r>
-        <w:t>)</w:t>
-      </w:r>
-    </w:p>
-    <w:p>
-      <w:pPr>
-        <w:pStyle w:val="contentnormal"/>
-      </w:pPr>
-      <w:r>
-        <w:rPr>
-          <w:b/>
-        </w:rPr>
-        <w:t xml:space="preserve">Link: </w:t>
-      </w:r>
-      <w:hyperlink r:id="rId16" w:history="1">
-        <w:r>
-          <w:rPr>
-            <w:rStyle w:val="Hyperlink"/>
-            <w:i/>
-            <w:iCs/>
-          </w:rPr>
-          <w:t>https://onlinelibrary.wiley.com/doi/full/10.1002/eng2.70607</w:t>
-        </w:r>
-      </w:hyperlink>
-    </w:p>
-    <w:p>
-      <w:pPr>
-        <w:pStyle w:val="contentnormal"/>
-      </w:pPr>
-      <w:r>
-        <w:t xml:space="preserve">Integrates </w:t>
-      </w:r>
-      <w:r>
-        <w:rPr>
-          <w:rStyle w:val="Strong"/>
-          <w:b w:val="0"/>
-          <w:bCs/>
-        </w:rPr>
-        <w:t>YOLOv8</w:t>
-      </w:r>
-      <w:r>
-        <w:t>, Stockfish, and a robotic arm into a unified autonomous chess-playing system. Uses FEN representation and robotic motion planning to execute moves.</w:t>
-      </w:r>
-    </w:p>
-    <w:p>
-      <w:pPr>
-        <w:pStyle w:val="Heading3"/>
-      </w:pPr>
-      <w:r>
-        <w:rPr>
-          <w:rStyle w:val="Strong"/>
-          <w:b/>
-          <w:bCs/>
-        </w:rPr>
-        <w:t>Robust Computer Vision Chess Analysis and Interaction with a Humanoid Robot</w:t>
-      </w:r>
-      <w:r>
-        <w:t xml:space="preserve"> (MDPI Computers, 2019)</w:t>
-      </w:r>
-    </w:p>
-    <w:p>
-      <w:pPr>
-        <w:pStyle w:val="contentnormal"/>
-        <w:rPr>
-          <w:b/>
-          <w:bCs w:val="0"/>
-        </w:rPr>
-      </w:pPr>
-      <w:r>
-        <w:rPr>
-          <w:b/>
-          <w:bCs w:val="0"/>
-        </w:rPr>
-        <w:t>Link:</w:t>
-      </w:r>
-      <w:r>
-        <w:rPr>
-          <w:b/>
-          <w:bCs w:val="0"/>
-        </w:rPr>
-        <w:t xml:space="preserve"> </w:t>
-      </w:r>
-      <w:hyperlink r:id="rId17" w:history="1">
-        <w:r>
-          <w:rPr>
-            <w:rStyle w:val="Hyperlink"/>
-            <w:i/>
-            <w:iCs/>
-          </w:rPr>
-          <w:t>https://www.mdpi.com/2073-431X/8/1/14</w:t>
-        </w:r>
-      </w:hyperlink>
-    </w:p>
-    <w:p>
-      <w:pPr>
-        <w:pStyle w:val="contentnormal"/>
-      </w:pPr>
-      <w:r>
-        <w:t xml:space="preserve">Focuses on robust chessboard and piece recognition using computer vision, while integrating </w:t>
-      </w:r>
-      <w:r>
-        <w:rPr>
-          <w:rStyle w:val="Strong"/>
-          <w:b w:val="0"/>
-          <w:bCs/>
-        </w:rPr>
-        <w:t>Stockfish</w:t>
-      </w:r>
-      <w:r>
-        <w:t xml:space="preserve"> and inverse kinematics for robot interaction.</w:t>
-      </w:r>
-    </w:p>
-    <w:p>
-      <w:pPr>
-        <w:pStyle w:val="Heading3"/>
-      </w:pPr>
-      <w:r>
-        <w:rPr>
-          <w:rStyle w:val="Strong"/>
-          <w:b/>
-          <w:bCs/>
-        </w:rPr>
-        <w:lastRenderedPageBreak/>
         <w:t>An Open-Source Reproducible Chess Robot for Human–Robot Interaction Research</w:t>
       </w:r>
       <w:r>
@@ -2684,22 +2692,33 @@
           <w:b/>
           <w:bCs/>
         </w:rPr>
-        <w:t>Autonomous Chess Playing System with Computer Vision and Collaborative Robots</w:t>
-      </w:r>
-      <w:r>
-        <w:t xml:space="preserve"> (ICARA 2026)</w:t>
+        <w:t>Robust Computer Vision Chess Analysis and Interaction with a Humanoid Robot</w:t>
+      </w:r>
+      <w:r>
+        <w:t xml:space="preserve"> (MDPI Computers, 2019)</w:t>
       </w:r>
     </w:p>
     <w:p>
       <w:pPr>
         <w:pStyle w:val="contentnormal"/>
-      </w:pPr>
-      <w:r>
         <w:rPr>
           <w:b/>
           <w:bCs w:val="0"/>
         </w:rPr>
-        <w:t xml:space="preserve">Link: </w:t>
+      </w:pPr>
+      <w:r>
+        <w:rPr>
+          <w:b/>
+          <w:bCs w:val="0"/>
+        </w:rPr>
+        <w:t>Link:</w:t>
+      </w:r>
+      <w:r>
+        <w:rPr>
+          <w:b/>
+          <w:bCs w:val="0"/>
+        </w:rPr>
+        <w:t xml:space="preserve"> </w:t>
       </w:r>
       <w:hyperlink r:id="rId19" w:history="1">
         <w:r>
@@ -2708,7 +2727,7 @@
             <w:i/>
             <w:iCs/>
           </w:rPr>
-          <w:t>https://www.researchgate.net/publication/404057428_Autonomous_Chess_Playing_System_with_Computer_Vision_and_Collaborative_Robots</w:t>
+          <w:t>https://www.mdpi.com/2073-431X/8/1/14</w:t>
         </w:r>
       </w:hyperlink>
     </w:p>
@@ -2717,15 +2736,7 @@
         <w:pStyle w:val="contentnormal"/>
       </w:pPr>
       <w:r>
-        <w:t xml:space="preserve">Develops a chess-playing robot using computer vision, a collaborative robotic arm, </w:t>
-      </w:r>
-      <w:proofErr w:type="spellStart"/>
-      <w:r>
-        <w:t>ArUco</w:t>
-      </w:r>
-      <w:proofErr w:type="spellEnd"/>
-      <w:r>
-        <w:t xml:space="preserve"> marker calibration, and the </w:t>
+        <w:t xml:space="preserve">Focuses on robust chessboard and piece recognition using computer vision, while integrating </w:t>
       </w:r>
       <w:r>
         <w:rPr>
@@ -2736,7 +2747,7 @@
         <w:t>Stockfish</w:t>
       </w:r>
       <w:r>
-        <w:t xml:space="preserve"> engine for autonomous gameplay.</w:t>
+        <w:t xml:space="preserve"> and inverse kinematics for robot interaction.</w:t>
       </w:r>
     </w:p>
     <w:p>
@@ -8127,7 +8138,7 @@
           <w:noProof/>
         </w:rPr>
         <w:drawing>
-          <wp:anchor distT="0" distB="0" distL="114300" distR="114300" simplePos="0" relativeHeight="251715584" behindDoc="0" locked="0" layoutInCell="1" allowOverlap="1" wp14:anchorId="643AC39F" wp14:editId="696E9F3A">
+          <wp:anchor distT="0" distB="0" distL="114300" distR="114300" simplePos="0" relativeHeight="251715584" behindDoc="0" locked="0" layoutInCell="1" allowOverlap="1" wp14:anchorId="643AC39F" wp14:editId="4D395FA0">
             <wp:simplePos x="0" y="0"/>
             <wp:positionH relativeFrom="margin">
               <wp:posOffset>2145665</wp:posOffset>
@@ -8249,7 +8260,23 @@
             <w:i/>
             <w:iCs/>
           </w:rPr>
-          <w:t>https://robu-prod-media.s3.ap-south-1.amazonaws.com/products/attachments/Eq0SH3f4IQXoK1XIIEUwK8F78xItwCXGfefhfO3I.pdf</w:t>
+          <w:t>https://robu-prod-medi</w:t>
+        </w:r>
+        <w:r>
+          <w:rPr>
+            <w:rStyle w:val="Hyperlink"/>
+            <w:i/>
+            <w:iCs/>
+          </w:rPr>
+          <w:t>a</w:t>
+        </w:r>
+        <w:r>
+          <w:rPr>
+            <w:rStyle w:val="Hyperlink"/>
+            <w:i/>
+            <w:iCs/>
+          </w:rPr>
+          <w:t>.s3.ap-south-1.amazonaws.com/products/attachments/Eq0SH3f4IQXoK1XIIEUwK8F78xItwCXGfefhfO3I.pdf</w:t>
         </w:r>
       </w:hyperlink>
     </w:p>

--- a/Presentation_Reports/Group_09_Progress_report_2.docx
+++ b/Presentation_Reports/Group_09_Progress_report_2.docx
@@ -1613,16 +1613,16 @@
         </w:rPr>
         <w:lastRenderedPageBreak/>
         <w:drawing>
-          <wp:anchor distT="0" distB="0" distL="114300" distR="114300" simplePos="0" relativeHeight="251747328" behindDoc="0" locked="0" layoutInCell="1" allowOverlap="1" wp14:anchorId="70D1BBE0" wp14:editId="12D4863E">
+          <wp:anchor distT="0" distB="0" distL="114300" distR="114300" simplePos="0" relativeHeight="251747328" behindDoc="0" locked="0" layoutInCell="1" allowOverlap="1" wp14:anchorId="70D1BBE0" wp14:editId="71FFC219">
             <wp:simplePos x="0" y="0"/>
             <wp:positionH relativeFrom="margin">
-              <wp:posOffset>342900</wp:posOffset>
+              <wp:posOffset>346710</wp:posOffset>
             </wp:positionH>
             <wp:positionV relativeFrom="paragraph">
-              <wp:posOffset>2358390</wp:posOffset>
+              <wp:posOffset>2362200</wp:posOffset>
             </wp:positionV>
-            <wp:extent cx="5010150" cy="5692140"/>
-            <wp:effectExtent l="0" t="0" r="0" b="0"/>
+            <wp:extent cx="4834255" cy="5588000"/>
+            <wp:effectExtent l="0" t="0" r="4445" b="0"/>
             <wp:wrapTopAndBottom/>
             <wp:docPr id="1828441017" name="Picture 25"/>
             <wp:cNvGraphicFramePr>
@@ -1643,7 +1643,7 @@
                         </a:ext>
                       </a:extLst>
                     </a:blip>
-                    <a:srcRect l="-340" t="410" r="340" b="-1268"/>
+                    <a:srcRect t="2467" r="3507" b="4206"/>
                     <a:stretch>
                       <a:fillRect/>
                     </a:stretch>
@@ -1651,7 +1651,7 @@
                   <pic:spPr bwMode="auto">
                     <a:xfrm>
                       <a:off x="0" y="0"/>
-                      <a:ext cx="5010150" cy="5692140"/>
+                      <a:ext cx="4834255" cy="5588000"/>
                     </a:xfrm>
                     <a:prstGeom prst="rect">
                       <a:avLst/>
@@ -1682,18 +1682,18 @@
           <w:noProof/>
         </w:rPr>
         <w:drawing>
-          <wp:anchor distT="0" distB="0" distL="114300" distR="114300" simplePos="0" relativeHeight="251744256" behindDoc="0" locked="0" layoutInCell="1" allowOverlap="1" wp14:anchorId="5AB6A515" wp14:editId="716F427F">
+          <wp:anchor distT="0" distB="0" distL="114300" distR="114300" simplePos="0" relativeHeight="251749376" behindDoc="0" locked="0" layoutInCell="1" allowOverlap="1" wp14:anchorId="4F759EEF" wp14:editId="141C92BC">
             <wp:simplePos x="0" y="0"/>
-            <wp:positionH relativeFrom="margin">
-              <wp:posOffset>-497840</wp:posOffset>
+            <wp:positionH relativeFrom="column">
+              <wp:posOffset>0</wp:posOffset>
             </wp:positionH>
             <wp:positionV relativeFrom="paragraph">
-              <wp:posOffset>390525</wp:posOffset>
+              <wp:posOffset>445770</wp:posOffset>
             </wp:positionV>
-            <wp:extent cx="6735356" cy="1809750"/>
-            <wp:effectExtent l="0" t="0" r="8890" b="0"/>
+            <wp:extent cx="5731510" cy="1832610"/>
+            <wp:effectExtent l="0" t="0" r="2540" b="0"/>
             <wp:wrapTopAndBottom/>
-            <wp:docPr id="1276330230" name="Picture 25"/>
+            <wp:docPr id="512472638" name="Picture 1"/>
             <wp:cNvGraphicFramePr>
               <a:graphicFrameLocks xmlns:a="http://schemas.openxmlformats.org/drawingml/2006/main" noChangeAspect="1"/>
             </wp:cNvGraphicFramePr>
@@ -1701,10 +1701,10 @@
               <a:graphicData uri="http://schemas.openxmlformats.org/drawingml/2006/picture">
                 <pic:pic xmlns:pic="http://schemas.openxmlformats.org/drawingml/2006/picture">
                   <pic:nvPicPr>
-                    <pic:cNvPr id="1276330230" name="Picture 25"/>
+                    <pic:cNvPr id="512472638" name=""/>
                     <pic:cNvPicPr/>
                   </pic:nvPicPr>
-                  <pic:blipFill rotWithShape="1">
+                  <pic:blipFill>
                     <a:blip r:embed="rId14">
                       <a:extLst>
                         <a:ext uri="{28A0092B-C50C-407E-A947-70E740481C1C}">
@@ -1712,37 +1712,22 @@
                         </a:ext>
                       </a:extLst>
                     </a:blip>
-                    <a:srcRect l="2842" r="2330"/>
                     <a:stretch>
                       <a:fillRect/>
                     </a:stretch>
                   </pic:blipFill>
-                  <pic:spPr bwMode="auto">
+                  <pic:spPr>
                     <a:xfrm>
                       <a:off x="0" y="0"/>
-                      <a:ext cx="6735356" cy="1809750"/>
+                      <a:ext cx="5731510" cy="1832610"/>
                     </a:xfrm>
                     <a:prstGeom prst="rect">
                       <a:avLst/>
                     </a:prstGeom>
-                    <a:ln>
-                      <a:noFill/>
-                    </a:ln>
-                    <a:extLst>
-                      <a:ext uri="{53640926-AAD7-44D8-BBD7-CCE9431645EC}">
-                        <a14:shadowObscured xmlns:a14="http://schemas.microsoft.com/office/drawing/2010/main"/>
-                      </a:ext>
-                    </a:extLst>
                   </pic:spPr>
                 </pic:pic>
               </a:graphicData>
             </a:graphic>
-            <wp14:sizeRelH relativeFrom="page">
-              <wp14:pctWidth>0</wp14:pctWidth>
-            </wp14:sizeRelH>
-            <wp14:sizeRelV relativeFrom="page">
-              <wp14:pctHeight>0</wp14:pctHeight>
-            </wp14:sizeRelV>
           </wp:anchor>
         </w:drawing>
       </w:r>
@@ -8138,7 +8123,7 @@
           <w:noProof/>
         </w:rPr>
         <w:drawing>
-          <wp:anchor distT="0" distB="0" distL="114300" distR="114300" simplePos="0" relativeHeight="251715584" behindDoc="0" locked="0" layoutInCell="1" allowOverlap="1" wp14:anchorId="643AC39F" wp14:editId="4D395FA0">
+          <wp:anchor distT="0" distB="0" distL="114300" distR="114300" simplePos="0" relativeHeight="251715584" behindDoc="0" locked="0" layoutInCell="1" allowOverlap="1" wp14:anchorId="643AC39F" wp14:editId="7BC61FE1">
             <wp:simplePos x="0" y="0"/>
             <wp:positionH relativeFrom="margin">
               <wp:posOffset>2145665</wp:posOffset>
@@ -8260,23 +8245,7 @@
             <w:i/>
             <w:iCs/>
           </w:rPr>
-          <w:t>https://robu-prod-medi</w:t>
-        </w:r>
-        <w:r>
-          <w:rPr>
-            <w:rStyle w:val="Hyperlink"/>
-            <w:i/>
-            <w:iCs/>
-          </w:rPr>
-          <w:t>a</w:t>
-        </w:r>
-        <w:r>
-          <w:rPr>
-            <w:rStyle w:val="Hyperlink"/>
-            <w:i/>
-            <w:iCs/>
-          </w:rPr>
-          <w:t>.s3.ap-south-1.amazonaws.com/products/attachments/Eq0SH3f4IQXoK1XIIEUwK8F78xItwCXGfefhfO3I.pdf</w:t>
+          <w:t>https://robu-prod-media.s3.ap-south-1.amazonaws.com/products/attachments/Eq0SH3f4IQXoK1XIIEUwK8F78xItwCXGfefhfO3I.pdf</w:t>
         </w:r>
       </w:hyperlink>
     </w:p>
